--- a/data/outputs/v2/Physics/SS1.4_Energy,_Work,_Power_and_Machines/Physics_Energy,_Work,_Power_and_Machines_FinalExplanation.docx
+++ b/data/outputs/v2/Physics/SS1.4_Energy,_Work,_Power_and_Machines/Physics_Energy,_Work,_Power_and_Machines_FinalExplanation.docx
@@ -38,6 +38,177 @@
           <w:szCs w:val="22"/>
         </w:rPr>
         <w:t xml:space="preserve">Student Assessment Document</w:t>
+      </w:r>
+    </w:p>
+    <w:p>
+      <w:pPr>
+        <w:spacing w:after="80" w:before="120"/>
+      </w:pPr>
+      <w:r>
+        <w:rPr>
+          <w:rFonts w:ascii="Arial" w:cs="Arial" w:eastAsia="Arial" w:hAnsi="Arial"/>
+          <w:b/>
+          <w:bCs/>
+          <w:color w:val="1F3864"/>
+          <w:sz w:val="20"/>
+          <w:szCs w:val="20"/>
+        </w:rPr>
+        <w:t xml:space="preserve">ATTRIBUTION AND LICENSING</w:t>
+      </w:r>
+    </w:p>
+    <w:p>
+      <w:pPr>
+        <w:spacing w:after="60" w:before="0"/>
+      </w:pPr>
+      <w:r>
+        <w:rPr>
+          <w:rFonts w:ascii="Arial" w:cs="Arial" w:eastAsia="Arial" w:hAnsi="Arial"/>
+          <w:b/>
+          <w:bCs/>
+          <w:sz w:val="17"/>
+          <w:szCs w:val="17"/>
+        </w:rPr>
+        <w:t xml:space="preserve">Curriculum Alignment: </w:t>
+      </w:r>
+      <w:r>
+        <w:rPr>
+          <w:rFonts w:ascii="Arial" w:cs="Arial" w:eastAsia="Arial" w:hAnsi="Arial"/>
+          <w:sz w:val="17"/>
+          <w:szCs w:val="17"/>
+        </w:rPr>
+        <w:t xml:space="preserve">Structured in pedagogical alignment with the competence-based curriculum format and learning outcomes established by the Kenya Institute of Curriculum Development (KICD). This material is independently developed and is not officially endorsed or published by KICD.</w:t>
+      </w:r>
+    </w:p>
+    <w:p>
+      <w:pPr>
+        <w:spacing w:after="60" w:before="0"/>
+      </w:pPr>
+      <w:r>
+        <w:rPr>
+          <w:rFonts w:ascii="Arial" w:cs="Arial" w:eastAsia="Arial" w:hAnsi="Arial"/>
+          <w:b/>
+          <w:bCs/>
+          <w:sz w:val="17"/>
+          <w:szCs w:val="17"/>
+        </w:rPr>
+        <w:t xml:space="preserve">Content &amp; Pedagogy: </w:t>
+      </w:r>
+      <w:r>
+        <w:rPr>
+          <w:rFonts w:ascii="Arial" w:cs="Arial" w:eastAsia="Arial" w:hAnsi="Arial"/>
+          <w:sz w:val="17"/>
+          <w:szCs w:val="17"/>
+        </w:rPr>
+        <w:t xml:space="preserve">Developed and adapted by the educator team at SeaVuria (registered 501(c)(3) in the United States and registered NGO in Kenya, No. 872-850A-BF11), who designed the pedagogical framework, lesson templates and exemplar lessons on which this material is based.</w:t>
+      </w:r>
+    </w:p>
+    <w:p>
+      <w:pPr>
+        <w:spacing w:after="60" w:before="0"/>
+      </w:pPr>
+      <w:r>
+        <w:rPr>
+          <w:rFonts w:ascii="Arial" w:cs="Arial" w:eastAsia="Arial" w:hAnsi="Arial"/>
+          <w:b/>
+          <w:bCs/>
+          <w:sz w:val="17"/>
+          <w:szCs w:val="17"/>
+        </w:rPr>
+        <w:t xml:space="preserve">Production &amp; Layout: </w:t>
+      </w:r>
+      <w:r>
+        <w:rPr>
+          <w:rFonts w:ascii="Arial" w:cs="Arial" w:eastAsia="Arial" w:hAnsi="Arial"/>
+          <w:sz w:val="17"/>
+          <w:szCs w:val="17"/>
+        </w:rPr>
+        <w:t xml:space="preserve">Educational design and curriculum sequencing by SeaVuria. Technical layout, structural formatting, and digital optimization/implementation executed in partnership with ARES Education (registered 501(c)(3) in the United States and Canada (as Afretech Aid) and registered NGO in Kenya), with lesson drafting and compilation assisted by AI (Claude, Anthropic).</w:t>
+      </w:r>
+    </w:p>
+    <w:p>
+      <w:pPr>
+        <w:pBdr>
+          <w:bottom w:val="single" w:color="1F3864" w:sz="6" w:space="6"/>
+        </w:pBdr>
+        <w:spacing w:after="60" w:before="0"/>
+      </w:pPr>
+      <w:r>
+        <w:rPr>
+          <w:rFonts w:ascii="Arial" w:cs="Arial" w:eastAsia="Arial" w:hAnsi="Arial"/>
+          <w:b/>
+          <w:bCs/>
+          <w:sz w:val="17"/>
+          <w:szCs w:val="17"/>
+        </w:rPr>
+        <w:t xml:space="preserve">Licensing &amp; Copyright: </w:t>
+      </w:r>
+      <w:r>
+        <w:rPr>
+          <w:rFonts w:ascii="Arial" w:cs="Arial" w:eastAsia="Arial" w:hAnsi="Arial"/>
+          <w:sz w:val="17"/>
+          <w:szCs w:val="17"/>
+        </w:rPr>
+        <w:t xml:space="preserve">© 2026 SeaVuria and ARES. This work is licensed under a </w:t>
+      </w:r>
+      <w:hyperlink w:history="1" r:id="rIdyytpkyrgrzmc7hytqomg-">
+        <w:r>
+          <w:rPr>
+            <w:rFonts w:ascii="Arial" w:cs="Arial" w:eastAsia="Arial" w:hAnsi="Arial"/>
+            <w:color w:val="1F6B75"/>
+            <w:sz w:val="17"/>
+            <w:szCs w:val="17"/>
+            <w:u w:val="single" w:color="1F6B75"/>
+          </w:rPr>
+          <w:t xml:space="preserve">Creative Commons Attribution-NonCommercial 4.0 International License</w:t>
+        </w:r>
+      </w:hyperlink>
+      <w:r>
+        <w:rPr>
+          <w:rFonts w:ascii="Arial" w:cs="Arial" w:eastAsia="Arial" w:hAnsi="Arial"/>
+          <w:sz w:val="17"/>
+          <w:szCs w:val="17"/>
+        </w:rPr>
+        <w:t xml:space="preserve"> (</w:t>
+      </w:r>
+      <w:hyperlink w:history="1" r:id="rIdrtru0y8qprrvbmqmej-hm">
+        <w:r>
+          <w:rPr>
+            <w:rFonts w:ascii="Arial" w:cs="Arial" w:eastAsia="Arial" w:hAnsi="Arial"/>
+            <w:color w:val="1F6B75"/>
+            <w:sz w:val="17"/>
+            <w:szCs w:val="17"/>
+            <w:u w:val="single" w:color="1F6B75"/>
+          </w:rPr>
+          <w:t xml:space="preserve">CC BY-NC 4.0</w:t>
+        </w:r>
+      </w:hyperlink>
+      <w:r>
+        <w:rPr>
+          <w:rFonts w:ascii="Arial" w:cs="Arial" w:eastAsia="Arial" w:hAnsi="Arial"/>
+          <w:sz w:val="17"/>
+          <w:szCs w:val="17"/>
+        </w:rPr>
+        <w:t xml:space="preserve">). To view a copy of this license, visit </w:t>
+      </w:r>
+      <w:hyperlink w:history="1" r:id="rIdxwuatztr69wbpukytvv6e">
+        <w:r>
+          <w:rPr>
+            <w:rFonts w:ascii="Arial" w:cs="Arial" w:eastAsia="Arial" w:hAnsi="Arial"/>
+            <w:color w:val="1F6B75"/>
+            <w:sz w:val="17"/>
+            <w:szCs w:val="17"/>
+            <w:u w:val="single" w:color="1F6B75"/>
+          </w:rPr>
+          <w:t xml:space="preserve">https://creativecommons.org/licenses/by-nc/4.0/</w:t>
+        </w:r>
+      </w:hyperlink>
+      <w:r>
+        <w:rPr>
+          <w:rFonts w:ascii="Arial" w:cs="Arial" w:eastAsia="Arial" w:hAnsi="Arial"/>
+          <w:sz w:val="17"/>
+          <w:szCs w:val="17"/>
+        </w:rPr>
+        <w:t xml:space="preserve">. You are free to copy, redistribute, and adapt this material in any medium or format, provided appropriate credit is given and the material is not used for commercial purposes. KICD learning outcomes and curriculum designations reproduced here for alignment purposes remain the property of KICD and are not covered by this license. Linked external resources (e.g. CK-12, Khan Academy, PhET) are subject to their own licenses.</w:t>
       </w:r>
     </w:p>
     <w:p>

--- a/data/outputs/v2/Physics/SS1.4_Energy,_Work,_Power_and_Machines/Physics_Energy,_Work,_Power_and_Machines_FinalExplanation.docx
+++ b/data/outputs/v2/Physics/SS1.4_Energy,_Work,_Power_and_Machines/Physics_Energy,_Work,_Power_and_Machines_FinalExplanation.docx
@@ -38,177 +38,6 @@
           <w:szCs w:val="22"/>
         </w:rPr>
         <w:t xml:space="preserve">Student Assessment Document</w:t>
-      </w:r>
-    </w:p>
-    <w:p>
-      <w:pPr>
-        <w:spacing w:after="80" w:before="120"/>
-      </w:pPr>
-      <w:r>
-        <w:rPr>
-          <w:rFonts w:ascii="Arial" w:cs="Arial" w:eastAsia="Arial" w:hAnsi="Arial"/>
-          <w:b/>
-          <w:bCs/>
-          <w:color w:val="1F3864"/>
-          <w:sz w:val="20"/>
-          <w:szCs w:val="20"/>
-        </w:rPr>
-        <w:t xml:space="preserve">ATTRIBUTION AND LICENSING</w:t>
-      </w:r>
-    </w:p>
-    <w:p>
-      <w:pPr>
-        <w:spacing w:after="60" w:before="0"/>
-      </w:pPr>
-      <w:r>
-        <w:rPr>
-          <w:rFonts w:ascii="Arial" w:cs="Arial" w:eastAsia="Arial" w:hAnsi="Arial"/>
-          <w:b/>
-          <w:bCs/>
-          <w:sz w:val="17"/>
-          <w:szCs w:val="17"/>
-        </w:rPr>
-        <w:t xml:space="preserve">Curriculum Alignment: </w:t>
-      </w:r>
-      <w:r>
-        <w:rPr>
-          <w:rFonts w:ascii="Arial" w:cs="Arial" w:eastAsia="Arial" w:hAnsi="Arial"/>
-          <w:sz w:val="17"/>
-          <w:szCs w:val="17"/>
-        </w:rPr>
-        <w:t xml:space="preserve">Structured in pedagogical alignment with the competence-based curriculum format and learning outcomes established by the Kenya Institute of Curriculum Development (KICD). This material is independently developed and is not officially endorsed or published by KICD.</w:t>
-      </w:r>
-    </w:p>
-    <w:p>
-      <w:pPr>
-        <w:spacing w:after="60" w:before="0"/>
-      </w:pPr>
-      <w:r>
-        <w:rPr>
-          <w:rFonts w:ascii="Arial" w:cs="Arial" w:eastAsia="Arial" w:hAnsi="Arial"/>
-          <w:b/>
-          <w:bCs/>
-          <w:sz w:val="17"/>
-          <w:szCs w:val="17"/>
-        </w:rPr>
-        <w:t xml:space="preserve">Content &amp; Pedagogy: </w:t>
-      </w:r>
-      <w:r>
-        <w:rPr>
-          <w:rFonts w:ascii="Arial" w:cs="Arial" w:eastAsia="Arial" w:hAnsi="Arial"/>
-          <w:sz w:val="17"/>
-          <w:szCs w:val="17"/>
-        </w:rPr>
-        <w:t xml:space="preserve">Developed and adapted by the educator team at SeaVuria (registered 501(c)(3) in the United States and registered NGO in Kenya, No. 872-850A-BF11), who designed the pedagogical framework, lesson templates and exemplar lessons on which this material is based.</w:t>
-      </w:r>
-    </w:p>
-    <w:p>
-      <w:pPr>
-        <w:spacing w:after="60" w:before="0"/>
-      </w:pPr>
-      <w:r>
-        <w:rPr>
-          <w:rFonts w:ascii="Arial" w:cs="Arial" w:eastAsia="Arial" w:hAnsi="Arial"/>
-          <w:b/>
-          <w:bCs/>
-          <w:sz w:val="17"/>
-          <w:szCs w:val="17"/>
-        </w:rPr>
-        <w:t xml:space="preserve">Production &amp; Layout: </w:t>
-      </w:r>
-      <w:r>
-        <w:rPr>
-          <w:rFonts w:ascii="Arial" w:cs="Arial" w:eastAsia="Arial" w:hAnsi="Arial"/>
-          <w:sz w:val="17"/>
-          <w:szCs w:val="17"/>
-        </w:rPr>
-        <w:t xml:space="preserve">Educational design and curriculum sequencing by SeaVuria. Technical layout, structural formatting, and digital optimization/implementation executed in partnership with ARES Education (registered 501(c)(3) in the United States and Canada (as Afretech Aid) and registered NGO in Kenya), with lesson drafting and compilation assisted by AI (Claude, Anthropic).</w:t>
-      </w:r>
-    </w:p>
-    <w:p>
-      <w:pPr>
-        <w:pBdr>
-          <w:bottom w:val="single" w:color="1F3864" w:sz="6" w:space="6"/>
-        </w:pBdr>
-        <w:spacing w:after="60" w:before="0"/>
-      </w:pPr>
-      <w:r>
-        <w:rPr>
-          <w:rFonts w:ascii="Arial" w:cs="Arial" w:eastAsia="Arial" w:hAnsi="Arial"/>
-          <w:b/>
-          <w:bCs/>
-          <w:sz w:val="17"/>
-          <w:szCs w:val="17"/>
-        </w:rPr>
-        <w:t xml:space="preserve">Licensing &amp; Copyright: </w:t>
-      </w:r>
-      <w:r>
-        <w:rPr>
-          <w:rFonts w:ascii="Arial" w:cs="Arial" w:eastAsia="Arial" w:hAnsi="Arial"/>
-          <w:sz w:val="17"/>
-          <w:szCs w:val="17"/>
-        </w:rPr>
-        <w:t xml:space="preserve">© 2026 SeaVuria and ARES. This work is licensed under a </w:t>
-      </w:r>
-      <w:hyperlink w:history="1" r:id="rIdyytpkyrgrzmc7hytqomg-">
-        <w:r>
-          <w:rPr>
-            <w:rFonts w:ascii="Arial" w:cs="Arial" w:eastAsia="Arial" w:hAnsi="Arial"/>
-            <w:color w:val="1F6B75"/>
-            <w:sz w:val="17"/>
-            <w:szCs w:val="17"/>
-            <w:u w:val="single" w:color="1F6B75"/>
-          </w:rPr>
-          <w:t xml:space="preserve">Creative Commons Attribution-NonCommercial 4.0 International License</w:t>
-        </w:r>
-      </w:hyperlink>
-      <w:r>
-        <w:rPr>
-          <w:rFonts w:ascii="Arial" w:cs="Arial" w:eastAsia="Arial" w:hAnsi="Arial"/>
-          <w:sz w:val="17"/>
-          <w:szCs w:val="17"/>
-        </w:rPr>
-        <w:t xml:space="preserve"> (</w:t>
-      </w:r>
-      <w:hyperlink w:history="1" r:id="rIdrtru0y8qprrvbmqmej-hm">
-        <w:r>
-          <w:rPr>
-            <w:rFonts w:ascii="Arial" w:cs="Arial" w:eastAsia="Arial" w:hAnsi="Arial"/>
-            <w:color w:val="1F6B75"/>
-            <w:sz w:val="17"/>
-            <w:szCs w:val="17"/>
-            <w:u w:val="single" w:color="1F6B75"/>
-          </w:rPr>
-          <w:t xml:space="preserve">CC BY-NC 4.0</w:t>
-        </w:r>
-      </w:hyperlink>
-      <w:r>
-        <w:rPr>
-          <w:rFonts w:ascii="Arial" w:cs="Arial" w:eastAsia="Arial" w:hAnsi="Arial"/>
-          <w:sz w:val="17"/>
-          <w:szCs w:val="17"/>
-        </w:rPr>
-        <w:t xml:space="preserve">). To view a copy of this license, visit </w:t>
-      </w:r>
-      <w:hyperlink w:history="1" r:id="rIdxwuatztr69wbpukytvv6e">
-        <w:r>
-          <w:rPr>
-            <w:rFonts w:ascii="Arial" w:cs="Arial" w:eastAsia="Arial" w:hAnsi="Arial"/>
-            <w:color w:val="1F6B75"/>
-            <w:sz w:val="17"/>
-            <w:szCs w:val="17"/>
-            <w:u w:val="single" w:color="1F6B75"/>
-          </w:rPr>
-          <w:t xml:space="preserve">https://creativecommons.org/licenses/by-nc/4.0/</w:t>
-        </w:r>
-      </w:hyperlink>
-      <w:r>
-        <w:rPr>
-          <w:rFonts w:ascii="Arial" w:cs="Arial" w:eastAsia="Arial" w:hAnsi="Arial"/>
-          <w:sz w:val="17"/>
-          <w:szCs w:val="17"/>
-        </w:rPr>
-        <w:t xml:space="preserve">. You are free to copy, redistribute, and adapt this material in any medium or format, provided appropriate credit is given and the material is not used for commercial purposes. KICD learning outcomes and curriculum designations reproduced here for alignment purposes remain the property of KICD and are not covered by this license. Linked external resources (e.g. CK-12, Khan Academy, PhET) are subject to their own licenses.</w:t>
       </w:r>
     </w:p>
     <w:p>
@@ -2267,6 +2096,185 @@
         </w:tc>
       </w:tr>
     </w:tbl>
+    <w:p>
+      <w:pPr>
+        <w:spacing w:after="120"/>
+      </w:pPr>
+      <w:r>
+        <w:t xml:space="preserve"/>
+      </w:r>
+    </w:p>
+    <w:p>
+      <w:pPr>
+        <w:spacing w:after="80" w:before="120"/>
+      </w:pPr>
+      <w:r>
+        <w:rPr>
+          <w:rFonts w:ascii="Arial" w:cs="Arial" w:eastAsia="Arial" w:hAnsi="Arial"/>
+          <w:b/>
+          <w:bCs/>
+          <w:color w:val="1F3864"/>
+          <w:sz w:val="20"/>
+          <w:szCs w:val="20"/>
+        </w:rPr>
+        <w:t xml:space="preserve">ATTRIBUTION AND LICENSING</w:t>
+      </w:r>
+    </w:p>
+    <w:p>
+      <w:pPr>
+        <w:spacing w:after="60" w:before="0"/>
+      </w:pPr>
+      <w:r>
+        <w:rPr>
+          <w:rFonts w:ascii="Arial" w:cs="Arial" w:eastAsia="Arial" w:hAnsi="Arial"/>
+          <w:b/>
+          <w:bCs/>
+          <w:sz w:val="17"/>
+          <w:szCs w:val="17"/>
+        </w:rPr>
+        <w:t xml:space="preserve">Curriculum Alignment: </w:t>
+      </w:r>
+      <w:r>
+        <w:rPr>
+          <w:rFonts w:ascii="Arial" w:cs="Arial" w:eastAsia="Arial" w:hAnsi="Arial"/>
+          <w:sz w:val="17"/>
+          <w:szCs w:val="17"/>
+        </w:rPr>
+        <w:t xml:space="preserve">Structured in pedagogical alignment with the competence-based curriculum format and learning outcomes established by the Kenya Institute of Curriculum Development (KICD). This material is independently developed and is not officially endorsed or published by KICD.</w:t>
+      </w:r>
+    </w:p>
+    <w:p>
+      <w:pPr>
+        <w:spacing w:after="60" w:before="0"/>
+      </w:pPr>
+      <w:r>
+        <w:rPr>
+          <w:rFonts w:ascii="Arial" w:cs="Arial" w:eastAsia="Arial" w:hAnsi="Arial"/>
+          <w:b/>
+          <w:bCs/>
+          <w:sz w:val="17"/>
+          <w:szCs w:val="17"/>
+        </w:rPr>
+        <w:t xml:space="preserve">Content &amp; Pedagogy: </w:t>
+      </w:r>
+      <w:r>
+        <w:rPr>
+          <w:rFonts w:ascii="Arial" w:cs="Arial" w:eastAsia="Arial" w:hAnsi="Arial"/>
+          <w:sz w:val="17"/>
+          <w:szCs w:val="17"/>
+        </w:rPr>
+        <w:t xml:space="preserve">Developed and adapted by the educator team at SeaVuria (registered 501(c)(3) in the United States and registered NGO in Kenya, No. 872-850A-BF11), who designed the pedagogical framework, lesson templates and exemplar lessons on which this material is based.</w:t>
+      </w:r>
+    </w:p>
+    <w:p>
+      <w:pPr>
+        <w:spacing w:after="60" w:before="0"/>
+      </w:pPr>
+      <w:r>
+        <w:rPr>
+          <w:rFonts w:ascii="Arial" w:cs="Arial" w:eastAsia="Arial" w:hAnsi="Arial"/>
+          <w:b/>
+          <w:bCs/>
+          <w:sz w:val="17"/>
+          <w:szCs w:val="17"/>
+        </w:rPr>
+        <w:t xml:space="preserve">Production &amp; Layout: </w:t>
+      </w:r>
+      <w:r>
+        <w:rPr>
+          <w:rFonts w:ascii="Arial" w:cs="Arial" w:eastAsia="Arial" w:hAnsi="Arial"/>
+          <w:sz w:val="17"/>
+          <w:szCs w:val="17"/>
+        </w:rPr>
+        <w:t xml:space="preserve">Educational design and curriculum sequencing by SeaVuria. Technical layout, structural formatting, and digital optimization/implementation executed in partnership with ARES Education (registered 501(c)(3) in the United States and Canada (as Afretech Aid) and registered NGO in Kenya), with lesson drafting and compilation assisted by AI (Claude, Anthropic).</w:t>
+      </w:r>
+    </w:p>
+    <w:p>
+      <w:pPr>
+        <w:pBdr>
+          <w:bottom w:val="single" w:color="1F3864" w:sz="6" w:space="6"/>
+        </w:pBdr>
+        <w:spacing w:after="60" w:before="0"/>
+      </w:pPr>
+      <w:r>
+        <w:rPr>
+          <w:rFonts w:ascii="Arial" w:cs="Arial" w:eastAsia="Arial" w:hAnsi="Arial"/>
+          <w:b/>
+          <w:bCs/>
+          <w:sz w:val="17"/>
+          <w:szCs w:val="17"/>
+        </w:rPr>
+        <w:t xml:space="preserve">Licensing &amp; Copyright: </w:t>
+      </w:r>
+      <w:r>
+        <w:rPr>
+          <w:rFonts w:ascii="Arial" w:cs="Arial" w:eastAsia="Arial" w:hAnsi="Arial"/>
+          <w:sz w:val="17"/>
+          <w:szCs w:val="17"/>
+        </w:rPr>
+        <w:t xml:space="preserve">© 2026 SeaVuria and ARES. This work is licensed under a </w:t>
+      </w:r>
+      <w:hyperlink w:history="1" r:id="rIdvtvlzkbvrbdw2818bqqpv">
+        <w:r>
+          <w:rPr>
+            <w:rFonts w:ascii="Arial" w:cs="Arial" w:eastAsia="Arial" w:hAnsi="Arial"/>
+            <w:color w:val="1F6B75"/>
+            <w:sz w:val="17"/>
+            <w:szCs w:val="17"/>
+            <w:u w:val="single" w:color="1F6B75"/>
+          </w:rPr>
+          <w:t xml:space="preserve">Creative Commons Attribution-NonCommercial 4.0 International License</w:t>
+        </w:r>
+      </w:hyperlink>
+      <w:r>
+        <w:rPr>
+          <w:rFonts w:ascii="Arial" w:cs="Arial" w:eastAsia="Arial" w:hAnsi="Arial"/>
+          <w:sz w:val="17"/>
+          <w:szCs w:val="17"/>
+        </w:rPr>
+        <w:t xml:space="preserve"> (</w:t>
+      </w:r>
+      <w:hyperlink w:history="1" r:id="rIdwb5oegxixfohcibajrnnn">
+        <w:r>
+          <w:rPr>
+            <w:rFonts w:ascii="Arial" w:cs="Arial" w:eastAsia="Arial" w:hAnsi="Arial"/>
+            <w:color w:val="1F6B75"/>
+            <w:sz w:val="17"/>
+            <w:szCs w:val="17"/>
+            <w:u w:val="single" w:color="1F6B75"/>
+          </w:rPr>
+          <w:t xml:space="preserve">CC BY-NC 4.0</w:t>
+        </w:r>
+      </w:hyperlink>
+      <w:r>
+        <w:rPr>
+          <w:rFonts w:ascii="Arial" w:cs="Arial" w:eastAsia="Arial" w:hAnsi="Arial"/>
+          <w:sz w:val="17"/>
+          <w:szCs w:val="17"/>
+        </w:rPr>
+        <w:t xml:space="preserve">). To view a copy of this license, visit </w:t>
+      </w:r>
+      <w:hyperlink w:history="1" r:id="rIdcw2qsg1evio_fs5ry7cc-">
+        <w:r>
+          <w:rPr>
+            <w:rFonts w:ascii="Arial" w:cs="Arial" w:eastAsia="Arial" w:hAnsi="Arial"/>
+            <w:color w:val="1F6B75"/>
+            <w:sz w:val="17"/>
+            <w:szCs w:val="17"/>
+            <w:u w:val="single" w:color="1F6B75"/>
+          </w:rPr>
+          <w:t xml:space="preserve">https://creativecommons.org/licenses/by-nc/4.0/</w:t>
+        </w:r>
+      </w:hyperlink>
+      <w:r>
+        <w:rPr>
+          <w:rFonts w:ascii="Arial" w:cs="Arial" w:eastAsia="Arial" w:hAnsi="Arial"/>
+          <w:sz w:val="17"/>
+          <w:szCs w:val="17"/>
+        </w:rPr>
+        <w:t xml:space="preserve">. You are free to copy, redistribute, and adapt this material in any medium or format, provided appropriate credit is given and the material is not used for commercial purposes. KICD learning outcomes and curriculum designations reproduced here for alignment purposes remain the property of KICD and are not covered by this license. Linked external resources (e.g. CK-12, Khan Academy, PhET) are subject to their own licenses.</w:t>
+      </w:r>
+    </w:p>
     <w:sectPr>
       <w:pgSz w:w="15840" w:h="12240" w:orient="landscape"/>
       <w:pgMar w:top="1080" w:right="1080" w:bottom="1080" w:left="1080" w:header="708" w:footer="708" w:gutter="0"/>

--- a/data/outputs/v2/Physics/SS1.4_Energy,_Work,_Power_and_Machines/Physics_Energy,_Work,_Power_and_Machines_FinalExplanation.docx
+++ b/data/outputs/v2/Physics/SS1.4_Energy,_Work,_Power_and_Machines/Physics_Energy,_Work,_Power_and_Machines_FinalExplanation.docx
@@ -95,7 +95,7 @@
                 <w:sz w:val="22"/>
                 <w:szCs w:val="22"/>
               </w:rPr>
-              <w:t xml:space="preserve">FINAL EXPLANATION: PHYSICS GRADE 10 — SUB-STRAND 1.4: ENERGY, WORK, POWER AND MACHINES</w:t>
+              <w:t xml:space="preserve">FINAL EXPLANATION: PHYSICS GRADE 10 – SUB-STRAND 1.4: ENERGY, WORK, POWER AND MACHINES</w:t>
             </w:r>
           </w:p>
         </w:tc>
@@ -422,197 +422,7 @@
                 <w:sz w:val="18"/>
                 <w:szCs w:val="18"/>
               </w:rPr>
-              <w:t xml:space="preserve">You have spent 8 lessons investigating why a jua kali mechanic in Gikomba can loosen a stubborn matatu wheel nut effortlessly with a long spanner extension — and why the nut gets warm after repeated failed attempts with a short one. Now it is time to bring all your evidence together into one well-reasoned Final Explanation.</w:t>
-            </w:r>
-          </w:p>
-          <w:p>
-            <w:pPr>
-              <w:spacing w:after="40" w:before="0"/>
-              <w:jc w:val="left"/>
-            </w:pPr>
-            <w:r>
-              <w:rPr>
-                <w:rFonts w:ascii="Arial" w:cs="Arial" w:eastAsia="Arial" w:hAnsi="Arial"/>
-                <w:b w:val="false"/>
-                <w:bCs w:val="false"/>
-                <w:i w:val="false"/>
-                <w:iCs w:val="false"/>
-                <w:color w:val="000000"/>
-                <w:sz w:val="18"/>
-                <w:szCs w:val="18"/>
-              </w:rPr>
-              <w:t xml:space="preserve"/>
-            </w:r>
-          </w:p>
-          <w:p>
-            <w:pPr>
-              <w:spacing w:after="40" w:before="0"/>
-              <w:jc w:val="left"/>
-            </w:pPr>
-            <w:r>
-              <w:rPr>
-                <w:rFonts w:ascii="Arial" w:cs="Arial" w:eastAsia="Arial" w:hAnsi="Arial"/>
-                <w:b w:val="false"/>
-                <w:bCs w:val="false"/>
-                <w:i w:val="false"/>
-                <w:iCs w:val="false"/>
-                <w:color w:val="000000"/>
-                <w:sz w:val="18"/>
-                <w:szCs w:val="18"/>
-              </w:rPr>
-              <w:t xml:space="preserve">Your Final Explanation must directly answer BOTH parts of the driving question:</w:t>
-            </w:r>
-          </w:p>
-          <w:p>
-            <w:pPr>
-              <w:spacing w:after="40" w:before="0"/>
-              <w:jc w:val="left"/>
-            </w:pPr>
-            <w:r>
-              <w:rPr>
-                <w:rFonts w:ascii="Arial" w:cs="Arial" w:eastAsia="Arial" w:hAnsi="Arial"/>
-                <w:b w:val="false"/>
-                <w:bCs w:val="false"/>
-                <w:i w:val="false"/>
-                <w:iCs w:val="false"/>
-                <w:color w:val="000000"/>
-                <w:sz w:val="18"/>
-                <w:szCs w:val="18"/>
-              </w:rPr>
-              <w:t xml:space="preserve">  (1) Why does a longer spanner make loosening the nut easier?</w:t>
-            </w:r>
-          </w:p>
-          <w:p>
-            <w:pPr>
-              <w:spacing w:after="40" w:before="0"/>
-              <w:jc w:val="left"/>
-            </w:pPr>
-            <w:r>
-              <w:rPr>
-                <w:rFonts w:ascii="Arial" w:cs="Arial" w:eastAsia="Arial" w:hAnsi="Arial"/>
-                <w:b w:val="false"/>
-                <w:bCs w:val="false"/>
-                <w:i w:val="false"/>
-                <w:iCs w:val="false"/>
-                <w:color w:val="000000"/>
-                <w:sz w:val="18"/>
-                <w:szCs w:val="18"/>
-              </w:rPr>
-              <w:t xml:space="preserve">  (2) Where does the energy go when friction makes the nut hot?</w:t>
-            </w:r>
-          </w:p>
-          <w:p>
-            <w:pPr>
-              <w:spacing w:after="40" w:before="0"/>
-              <w:jc w:val="left"/>
-            </w:pPr>
-            <w:r>
-              <w:rPr>
-                <w:rFonts w:ascii="Arial" w:cs="Arial" w:eastAsia="Arial" w:hAnsi="Arial"/>
-                <w:b w:val="false"/>
-                <w:bCs w:val="false"/>
-                <w:i w:val="false"/>
-                <w:iCs w:val="false"/>
-                <w:color w:val="000000"/>
-                <w:sz w:val="18"/>
-                <w:szCs w:val="18"/>
-              </w:rPr>
-              <w:t xml:space="preserve"/>
-            </w:r>
-          </w:p>
-          <w:p>
-            <w:pPr>
-              <w:spacing w:after="40" w:before="0"/>
-              <w:jc w:val="left"/>
-            </w:pPr>
-            <w:r>
-              <w:rPr>
-                <w:rFonts w:ascii="Arial" w:cs="Arial" w:eastAsia="Arial" w:hAnsi="Arial"/>
-                <w:b w:val="false"/>
-                <w:bCs w:val="false"/>
-                <w:i w:val="false"/>
-                <w:iCs w:val="false"/>
-                <w:color w:val="000000"/>
-                <w:sz w:val="18"/>
-                <w:szCs w:val="18"/>
-              </w:rPr>
-              <w:t xml:space="preserve">Use the section prompts below to build your answer. In each section, refer back to specific evidence you gathered — from the lever experiment, the work-energy calculations, the friction investigation, and the simple-machines models. Write in full sentences and use correct Physics vocabulary throughout. Support every claim with data or reasoning, not just definitions.</w:t>
-            </w:r>
-          </w:p>
-          <w:p>
-            <w:pPr>
-              <w:spacing w:after="40" w:before="0"/>
-              <w:jc w:val="left"/>
-            </w:pPr>
-            <w:r>
-              <w:rPr>
-                <w:rFonts w:ascii="Arial" w:cs="Arial" w:eastAsia="Arial" w:hAnsi="Arial"/>
-                <w:b w:val="false"/>
-                <w:bCs w:val="false"/>
-                <w:i w:val="false"/>
-                <w:iCs w:val="false"/>
-                <w:color w:val="000000"/>
-                <w:sz w:val="18"/>
-                <w:szCs w:val="18"/>
-              </w:rPr>
-              <w:t xml:space="preserve"/>
-            </w:r>
-          </w:p>
-          <w:p>
-            <w:pPr>
-              <w:spacing w:after="40" w:before="0"/>
-              <w:jc w:val="left"/>
-            </w:pPr>
-            <w:r>
-              <w:rPr>
-                <w:rFonts w:ascii="Arial" w:cs="Arial" w:eastAsia="Arial" w:hAnsi="Arial"/>
-                <w:b w:val="false"/>
-                <w:bCs w:val="false"/>
-                <w:i w:val="false"/>
-                <w:iCs w:val="false"/>
-                <w:color w:val="000000"/>
-                <w:sz w:val="18"/>
-                <w:szCs w:val="18"/>
-              </w:rPr>
-              <w:t xml:space="preserve">KICD Competencies you are demonstrating: Critical thinking and problem-solving; Communication and collaboration; Learning to learn.</w:t>
-            </w:r>
-          </w:p>
-          <w:p>
-            <w:pPr>
-              <w:spacing w:after="40" w:before="0"/>
-              <w:jc w:val="left"/>
-            </w:pPr>
-            <w:r>
-              <w:rPr>
-                <w:rFonts w:ascii="Arial" w:cs="Arial" w:eastAsia="Arial" w:hAnsi="Arial"/>
-                <w:b w:val="false"/>
-                <w:bCs w:val="false"/>
-                <w:i w:val="false"/>
-                <w:iCs w:val="false"/>
-                <w:color w:val="000000"/>
-                <w:sz w:val="18"/>
-                <w:szCs w:val="18"/>
-              </w:rPr>
-              <w:t xml:space="preserve">KICD Core Values: Responsibility, Integrity, and Respect for evidence.</w:t>
-            </w:r>
-          </w:p>
-          <w:p>
-            <w:pPr>
-              <w:spacing w:after="40" w:before="0"/>
-              <w:jc w:val="left"/>
-            </w:pPr>
-            <w:r>
-              <w:rPr>
-                <w:rFonts w:ascii="Arial" w:cs="Arial" w:eastAsia="Arial" w:hAnsi="Arial"/>
-                <w:b w:val="false"/>
-                <w:bCs w:val="false"/>
-                <w:i w:val="false"/>
-                <w:iCs w:val="false"/>
-                <w:color w:val="000000"/>
-                <w:sz w:val="18"/>
-                <w:szCs w:val="18"/>
-              </w:rPr>
-              <w:t xml:space="preserve">Pertinent and Contemporary Issues (PCIs): Energy conservation in everyday Kenyan workplaces; Safety for jua kali workers.</w:t>
+              <w:t xml:space="preserve">This is your Final Explanation for the whole unit. Read the driving question: Why can a jua kali mechanic in Nairobi loosen a wheel nut effortlessly with a long spanner when a short one fails, and where does the energy go when friction makes the nut hot? Answer each section in the space below its prompt. Write in full sentences, show every step of any calculation with units, and use the words and formulae you learned in Lessons 1 to 8. Link every answer back to the mechanic at Gikomba market. Use g = 10 m/s². Work on your own.</w:t>
             </w:r>
           </w:p>
         </w:tc>
@@ -640,14 +450,12 @@
         <w:tblLayout w:type="fixed"/>
       </w:tblPr>
       <w:tblGrid>
-        <w:gridCol w:w="3000"/>
-        <w:gridCol w:w="10680"/>
+        <w:gridCol w:w="13680"/>
       </w:tblGrid>
       <w:tr>
         <w:tc>
           <w:tcPr>
             <w:tcW w:type="dxa" w:w="13680"/>
-            <w:gridSpan w:val="2"/>
             <w:shd w:fill="1F3864" w:color="auto" w:val="clear"/>
             <w:tcMar>
               <w:top w:type="dxa" w:w="60"/>
@@ -673,7 +481,7 @@
                 <w:sz w:val="22"/>
                 <w:szCs w:val="22"/>
               </w:rPr>
-              <w:t xml:space="preserve">Section 1 — Mechanical Advantage: Why the Long Spanner Works</w:t>
+              <w:t xml:space="preserve">Section 1: The Mechanic at Gikomba and Energy of Motion and Position</w:t>
             </w:r>
           </w:p>
         </w:tc>
@@ -681,7 +489,7 @@
       <w:tr>
         <w:tc>
           <w:tcPr>
-            <w:tcW w:type="dxa" w:w="3000"/>
+            <w:tcW w:type="dxa" w:w="13680"/>
             <w:shd w:fill="D9EEF1" w:color="auto" w:val="clear"/>
             <w:tcMar>
               <w:top w:type="dxa" w:w="60"/>
@@ -707,13 +515,113 @@
                 <w:sz w:val="18"/>
                 <w:szCs w:val="18"/>
               </w:rPr>
-              <w:t xml:space="preserve">Explain, using the law of the lever and the concept of mechanical advantage (MA), why the jua kali mechanic succeeds with the long spanner extension but fails with the short spanner. Your answer must: (a) state the lever principle (moment = force × perpendicular distance) and identify the effort arm and load arm in the spanner system; (b) show, using numbers from your investigation, how increasing the effort arm increases the moment applied to the nut; (c) define mechanical advantage and calculate it for at least two different spanner lengths you tested; and (d) explain why a greater MA means the mechanic needs to apply less muscular force to produce the same turning effect on the nut.</w:t>
-            </w:r>
-          </w:p>
-        </w:tc>
-        <w:tc>
-          <w:tcPr>
-            <w:tcW w:type="dxa" w:w="10680"/>
+              <w:t xml:space="preserve">A jua kali mechanic in Gikomba market, Nairobi, fails to loosen a matatu wheel nut with a short spanner. He then succeeds easily with the spanner extended by a metal pipe. An apprentice notices the nut feels warm after the failed attempts.</w:t>
+            </w:r>
+          </w:p>
+          <w:p>
+            <w:pPr>
+              <w:spacing w:after="40" w:before="0"/>
+              <w:jc w:val="left"/>
+            </w:pPr>
+            <w:r>
+              <w:rPr>
+                <w:rFonts w:ascii="Arial" w:cs="Arial" w:eastAsia="Arial" w:hAnsi="Arial"/>
+                <w:b/>
+                <w:bCs/>
+                <w:i w:val="false"/>
+                <w:iCs w:val="false"/>
+                <w:color w:val="000000"/>
+                <w:sz w:val="18"/>
+                <w:szCs w:val="18"/>
+              </w:rPr>
+              <w:t xml:space="preserve">(a) State the two puzzles (mysteries) this scene raised at the start of the unit. (2 marks)</w:t>
+            </w:r>
+          </w:p>
+          <w:p>
+            <w:pPr>
+              <w:spacing w:after="40" w:before="0"/>
+              <w:jc w:val="left"/>
+            </w:pPr>
+            <w:r>
+              <w:rPr>
+                <w:rFonts w:ascii="Arial" w:cs="Arial" w:eastAsia="Arial" w:hAnsi="Arial"/>
+                <w:b/>
+                <w:bCs/>
+                <w:i w:val="false"/>
+                <w:iCs w:val="false"/>
+                <w:color w:val="000000"/>
+                <w:sz w:val="18"/>
+                <w:szCs w:val="18"/>
+              </w:rPr>
+              <w:t xml:space="preserve">(b) Write the formulae for kinetic energy and gravitational potential energy and name the unit of energy. (3 marks)</w:t>
+            </w:r>
+          </w:p>
+          <w:p>
+            <w:pPr>
+              <w:spacing w:after="40" w:before="0"/>
+              <w:jc w:val="left"/>
+            </w:pPr>
+            <w:r>
+              <w:rPr>
+                <w:rFonts w:ascii="Arial" w:cs="Arial" w:eastAsia="Arial" w:hAnsi="Arial"/>
+                <w:b/>
+                <w:bCs/>
+                <w:i w:val="false"/>
+                <w:iCs w:val="false"/>
+                <w:color w:val="000000"/>
+                <w:sz w:val="18"/>
+                <w:szCs w:val="18"/>
+              </w:rPr>
+              <w:t xml:space="preserve">(c) A 70 kg matatu tout runs at 4 m/s. Calculate his kinetic energy. (2 marks)</w:t>
+            </w:r>
+          </w:p>
+          <w:p>
+            <w:pPr>
+              <w:spacing w:after="40" w:before="0"/>
+              <w:jc w:val="left"/>
+            </w:pPr>
+            <w:r>
+              <w:rPr>
+                <w:rFonts w:ascii="Arial" w:cs="Arial" w:eastAsia="Arial" w:hAnsi="Arial"/>
+                <w:b/>
+                <w:bCs/>
+                <w:i w:val="false"/>
+                <w:iCs w:val="false"/>
+                <w:color w:val="000000"/>
+                <w:sz w:val="18"/>
+                <w:szCs w:val="18"/>
+              </w:rPr>
+              <w:t xml:space="preserve">(d) A 5 kg bag of maize is lifted 2 m onto a grain-store shelf in Kitale. Calculate its gravitational potential energy. (2 marks)</w:t>
+            </w:r>
+          </w:p>
+          <w:p>
+            <w:pPr>
+              <w:spacing w:after="40" w:before="0"/>
+              <w:jc w:val="left"/>
+            </w:pPr>
+            <w:r>
+              <w:rPr>
+                <w:rFonts w:ascii="Arial" w:cs="Arial" w:eastAsia="Arial" w:hAnsi="Arial"/>
+                <w:b/>
+                <w:bCs/>
+                <w:i w:val="false"/>
+                <w:iCs w:val="false"/>
+                <w:color w:val="000000"/>
+                <w:sz w:val="18"/>
+                <w:szCs w:val="18"/>
+              </w:rPr>
+              <w:t xml:space="preserve">(e) If the tout doubled his speed to 8 m/s, what would happen to his kinetic energy? Explain using the formula. (2 marks)</w:t>
+            </w:r>
+          </w:p>
+        </w:tc>
+      </w:tr>
+      <w:tr>
+        <w:trPr>
+          <w:trHeight w:val="4200" w:hRule="atLeast"/>
+        </w:trPr>
+        <w:tc>
+          <w:tcPr>
+            <w:tcW w:type="dxa" w:w="13680"/>
             <w:shd w:fill="FFFFFF" w:color="auto" w:val="clear"/>
             <w:tcMar>
               <w:top w:type="dxa" w:w="60"/>
@@ -733,13 +641,13 @@
                 <w:rFonts w:ascii="Arial" w:cs="Arial" w:eastAsia="Arial" w:hAnsi="Arial"/>
                 <w:b w:val="false"/>
                 <w:bCs w:val="false"/>
-                <w:i w:val="false"/>
-                <w:iCs w:val="false"/>
-                <w:color w:val="000000"/>
-                <w:sz w:val="18"/>
-                <w:szCs w:val="18"/>
-              </w:rPr>
-              <w:t xml:space="preserve">A spanner works as a Class 1 lever, where the pivot is the centre of the wheel nut. The turning effect — called the moment or torque — is calculated as: Moment (Nm) = Force (N) × perpendicular distance from pivot (m). When the mechanic uses a short 0.15 m spanner and pushes with 200 N, the moment is only 200 × 0.15 = 30 Nm — not enough to overcome the nut's resistance. By sliding a metal pipe over the spanner to make the effort arm 0.60 m, the same 200 N push now produces 200 × 0.60 = 120 Nm — four times larger — which easily exceeds the nut's resistance. The mechanical advantage (MA) of a lever = Load Force ÷ Effort Force. With the short spanner, if 500 N is needed to break the nut free but only 30 Nm is produced, you would need to push with 500 N (MA ≈ 1). With the long extension, you only need to push with about 125 N to produce the same 75 Nm needed (MA = 500 ÷ 125 = 4). This means the long spanner multiplies your force by a factor of 4 — the 'extra' force does not appear from nowhere; it comes from the trade-off of pushing over a longer distance. The mechanic's muscles do the same amount of work, but the machine redistributes the force over distance, making the effort feel smaller.</w:t>
+                <w:i/>
+                <w:iCs/>
+                <w:color w:val="808080"/>
+                <w:sz w:val="18"/>
+                <w:szCs w:val="18"/>
+              </w:rPr>
+              <w:t xml:space="preserve">Write your answer here:</w:t>
             </w:r>
           </w:p>
         </w:tc>
@@ -767,14 +675,12 @@
         <w:tblLayout w:type="fixed"/>
       </w:tblPr>
       <w:tblGrid>
-        <w:gridCol w:w="3000"/>
-        <w:gridCol w:w="10680"/>
+        <w:gridCol w:w="13680"/>
       </w:tblGrid>
       <w:tr>
         <w:tc>
           <w:tcPr>
             <w:tcW w:type="dxa" w:w="13680"/>
-            <w:gridSpan w:val="2"/>
             <w:shd w:fill="1F3864" w:color="auto" w:val="clear"/>
             <w:tcMar>
               <w:top w:type="dxa" w:w="60"/>
@@ -800,7 +706,7 @@
                 <w:sz w:val="22"/>
                 <w:szCs w:val="22"/>
               </w:rPr>
-              <w:t xml:space="preserve">Section 2 — Work, Energy, and the Conservation Principle</w:t>
+              <w:t xml:space="preserve">Section 2: Work, Force and Displacement</w:t>
             </w:r>
           </w:p>
         </w:tc>
@@ -808,7 +714,7 @@
       <w:tr>
         <w:tc>
           <w:tcPr>
-            <w:tcW w:type="dxa" w:w="3000"/>
+            <w:tcW w:type="dxa" w:w="13680"/>
             <w:shd w:fill="D9EEF1" w:color="auto" w:val="clear"/>
             <w:tcMar>
               <w:top w:type="dxa" w:w="60"/>
@@ -834,25 +740,344 @@
                 <w:sz w:val="18"/>
                 <w:szCs w:val="18"/>
               </w:rPr>
-              <w:t xml:space="preserve">Explain how the principle of conservation of energy applies to the spanner-lever system. Your answer must: (a) define work done (W = F × d) and explain the work-energy theorem in your own words; (b) show why a simple machine like a spanner cannot create extra energy — use the concept of 'work input = work output + energy lost to friction' to support your answer; (c) use a worked example with realistic numbers (effort force, effort distance, load force, load distance) to demonstrate that work input ≈ work output when friction is low; and (d) connect this back to the mechanic's situation — why does making the spanner longer NOT give the mechanic 'free' extra energy?</w:t>
-            </w:r>
-          </w:p>
-        </w:tc>
-        <w:tc>
-          <w:tcPr>
-            <w:tcW w:type="dxa" w:w="10680"/>
-            <w:shd w:fill="FFFFFF" w:color="auto" w:val="clear"/>
-            <w:tcMar>
-              <w:top w:type="dxa" w:w="60"/>
-              <w:left w:type="dxa" w:w="120"/>
-              <w:bottom w:type="dxa" w:w="60"/>
-              <w:right w:type="dxa" w:w="120"/>
-            </w:tcMar>
-            <w:vAlign w:val="top"/>
-          </w:tcPr>
-          <w:p>
-            <w:pPr>
-              <w:spacing w:after="40" w:before="0"/>
+              <w:t xml:space="preserve">In Lesson 3 you looked at the data from the mechanic's two attempts, using W = Fd cosθ as your model of work. In each row, F is the force applied and d is the displacement in the direction of that force (θ = 0°).</w:t>
+            </w:r>
+          </w:p>
+          <w:p>
+            <w:pPr>
+              <w:spacing w:after="40" w:before="0"/>
+              <w:jc w:val="left"/>
+            </w:pPr>
+            <w:r>
+              <w:rPr>
+                <w:rFonts w:ascii="Arial" w:cs="Arial" w:eastAsia="Arial" w:hAnsi="Arial"/>
+                <w:b/>
+                <w:bCs/>
+                <w:i w:val="false"/>
+                <w:iCs w:val="false"/>
+                <w:color w:val="000000"/>
+                <w:sz w:val="18"/>
+                <w:szCs w:val="18"/>
+              </w:rPr>
+              <w:t xml:space="preserve"/>
+            </w:r>
+          </w:p>
+          <w:tbl>
+            <w:tblPr>
+              <w:tblW w:type="dxa" w:w="13320"/>
+              <w:tblBorders>
+                <w:top w:val="single" w:color="AAAAAA" w:sz="4"/>
+                <w:left w:val="single" w:color="AAAAAA" w:sz="4"/>
+                <w:bottom w:val="single" w:color="AAAAAA" w:sz="4"/>
+                <w:right w:val="single" w:color="AAAAAA" w:sz="4"/>
+                <w:insideH w:val="single" w:color="auto" w:sz="4"/>
+                <w:insideV w:val="single" w:color="auto" w:sz="4"/>
+              </w:tblBorders>
+              <w:tblLayout w:type="fixed"/>
+            </w:tblPr>
+            <w:tblGrid>
+              <w:gridCol w:w="4440"/>
+              <w:gridCol w:w="4440"/>
+              <w:gridCol w:w="4440"/>
+            </w:tblGrid>
+            <w:tr>
+              <w:tc>
+                <w:tcPr>
+                  <w:tcW w:type="dxa" w:w="4440"/>
+                  <w:shd w:fill="D5E8F0" w:color="auto" w:val="clear"/>
+                  <w:tcMar>
+                    <w:top w:type="dxa" w:w="60"/>
+                    <w:left w:type="dxa" w:w="120"/>
+                    <w:bottom w:type="dxa" w:w="60"/>
+                    <w:right w:type="dxa" w:w="120"/>
+                  </w:tcMar>
+                  <w:vAlign w:val="top"/>
+                </w:tcPr>
+                <w:p>
+                  <w:pPr>
+                    <w:spacing w:after="40" w:before="0"/>
+                    <w:jc w:val="left"/>
+                  </w:pPr>
+                  <w:r>
+                    <w:rPr>
+                      <w:rFonts w:ascii="Arial" w:cs="Arial" w:eastAsia="Arial" w:hAnsi="Arial"/>
+                      <w:b/>
+                      <w:bCs/>
+                      <w:i w:val="false"/>
+                      <w:iCs w:val="false"/>
+                      <w:color w:val="000000"/>
+                      <w:sz w:val="18"/>
+                      <w:szCs w:val="18"/>
+                    </w:rPr>
+                    <w:t xml:space="preserve">Spanner</w:t>
+                  </w:r>
+                </w:p>
+              </w:tc>
+              <w:tc>
+                <w:tcPr>
+                  <w:tcW w:type="dxa" w:w="4440"/>
+                  <w:shd w:fill="D5E8F0" w:color="auto" w:val="clear"/>
+                  <w:tcMar>
+                    <w:top w:type="dxa" w:w="60"/>
+                    <w:left w:type="dxa" w:w="120"/>
+                    <w:bottom w:type="dxa" w:w="60"/>
+                    <w:right w:type="dxa" w:w="120"/>
+                  </w:tcMar>
+                  <w:vAlign w:val="top"/>
+                </w:tcPr>
+                <w:p>
+                  <w:pPr>
+                    <w:spacing w:after="40" w:before="0"/>
+                    <w:jc w:val="left"/>
+                  </w:pPr>
+                  <w:r>
+                    <w:rPr>
+                      <w:rFonts w:ascii="Arial" w:cs="Arial" w:eastAsia="Arial" w:hAnsi="Arial"/>
+                      <w:b/>
+                      <w:bCs/>
+                      <w:i w:val="false"/>
+                      <w:iCs w:val="false"/>
+                      <w:color w:val="000000"/>
+                      <w:sz w:val="18"/>
+                      <w:szCs w:val="18"/>
+                    </w:rPr>
+                    <w:t xml:space="preserve">Force applied (N)</w:t>
+                  </w:r>
+                </w:p>
+              </w:tc>
+              <w:tc>
+                <w:tcPr>
+                  <w:tcW w:type="dxa" w:w="4440"/>
+                  <w:shd w:fill="D5E8F0" w:color="auto" w:val="clear"/>
+                  <w:tcMar>
+                    <w:top w:type="dxa" w:w="60"/>
+                    <w:left w:type="dxa" w:w="120"/>
+                    <w:bottom w:type="dxa" w:w="60"/>
+                    <w:right w:type="dxa" w:w="120"/>
+                  </w:tcMar>
+                  <w:vAlign w:val="top"/>
+                </w:tcPr>
+                <w:p>
+                  <w:pPr>
+                    <w:spacing w:after="40" w:before="0"/>
+                    <w:jc w:val="left"/>
+                  </w:pPr>
+                  <w:r>
+                    <w:rPr>
+                      <w:rFonts w:ascii="Arial" w:cs="Arial" w:eastAsia="Arial" w:hAnsi="Arial"/>
+                      <w:b/>
+                      <w:bCs/>
+                      <w:i w:val="false"/>
+                      <w:iCs w:val="false"/>
+                      <w:color w:val="000000"/>
+                      <w:sz w:val="18"/>
+                      <w:szCs w:val="18"/>
+                    </w:rPr>
+                    <w:t xml:space="preserve">Displacement (m)</w:t>
+                  </w:r>
+                </w:p>
+              </w:tc>
+            </w:tr>
+            <w:tr>
+              <w:tc>
+                <w:tcPr>
+                  <w:tcW w:type="dxa" w:w="4440"/>
+                  <w:shd w:fill="FFFFFF" w:color="auto" w:val="clear"/>
+                  <w:tcMar>
+                    <w:top w:type="dxa" w:w="60"/>
+                    <w:left w:type="dxa" w:w="120"/>
+                    <w:bottom w:type="dxa" w:w="60"/>
+                    <w:right w:type="dxa" w:w="120"/>
+                  </w:tcMar>
+                  <w:vAlign w:val="top"/>
+                </w:tcPr>
+                <w:p>
+                  <w:pPr>
+                    <w:spacing w:after="40" w:before="0"/>
+                    <w:jc w:val="left"/>
+                  </w:pPr>
+                  <w:r>
+                    <w:rPr>
+                      <w:rFonts w:ascii="Arial" w:cs="Arial" w:eastAsia="Arial" w:hAnsi="Arial"/>
+                      <w:b w:val="false"/>
+                      <w:bCs w:val="false"/>
+                      <w:i w:val="false"/>
+                      <w:iCs w:val="false"/>
+                      <w:color w:val="000000"/>
+                      <w:sz w:val="18"/>
+                      <w:szCs w:val="18"/>
+                    </w:rPr>
+                    <w:t xml:space="preserve">Short</w:t>
+                  </w:r>
+                </w:p>
+              </w:tc>
+              <w:tc>
+                <w:tcPr>
+                  <w:tcW w:type="dxa" w:w="4440"/>
+                  <w:shd w:fill="FFFFFF" w:color="auto" w:val="clear"/>
+                  <w:tcMar>
+                    <w:top w:type="dxa" w:w="60"/>
+                    <w:left w:type="dxa" w:w="120"/>
+                    <w:bottom w:type="dxa" w:w="60"/>
+                    <w:right w:type="dxa" w:w="120"/>
+                  </w:tcMar>
+                  <w:vAlign w:val="top"/>
+                </w:tcPr>
+                <w:p>
+                  <w:pPr>
+                    <w:spacing w:after="40" w:before="0"/>
+                    <w:jc w:val="left"/>
+                  </w:pPr>
+                  <w:r>
+                    <w:rPr>
+                      <w:rFonts w:ascii="Arial" w:cs="Arial" w:eastAsia="Arial" w:hAnsi="Arial"/>
+                      <w:b w:val="false"/>
+                      <w:bCs w:val="false"/>
+                      <w:i w:val="false"/>
+                      <w:iCs w:val="false"/>
+                      <w:color w:val="000000"/>
+                      <w:sz w:val="18"/>
+                      <w:szCs w:val="18"/>
+                    </w:rPr>
+                    <w:t xml:space="preserve">250</w:t>
+                  </w:r>
+                </w:p>
+              </w:tc>
+              <w:tc>
+                <w:tcPr>
+                  <w:tcW w:type="dxa" w:w="4440"/>
+                  <w:shd w:fill="FFFFFF" w:color="auto" w:val="clear"/>
+                  <w:tcMar>
+                    <w:top w:type="dxa" w:w="60"/>
+                    <w:left w:type="dxa" w:w="120"/>
+                    <w:bottom w:type="dxa" w:w="60"/>
+                    <w:right w:type="dxa" w:w="120"/>
+                  </w:tcMar>
+                  <w:vAlign w:val="top"/>
+                </w:tcPr>
+                <w:p>
+                  <w:pPr>
+                    <w:spacing w:after="40" w:before="0"/>
+                    <w:jc w:val="left"/>
+                  </w:pPr>
+                  <w:r>
+                    <w:rPr>
+                      <w:rFonts w:ascii="Arial" w:cs="Arial" w:eastAsia="Arial" w:hAnsi="Arial"/>
+                      <w:b w:val="false"/>
+                      <w:bCs w:val="false"/>
+                      <w:i w:val="false"/>
+                      <w:iCs w:val="false"/>
+                      <w:color w:val="000000"/>
+                      <w:sz w:val="18"/>
+                      <w:szCs w:val="18"/>
+                    </w:rPr>
+                    <w:t xml:space="preserve">0</w:t>
+                  </w:r>
+                </w:p>
+              </w:tc>
+            </w:tr>
+            <w:tr>
+              <w:tc>
+                <w:tcPr>
+                  <w:tcW w:type="dxa" w:w="4440"/>
+                  <w:shd w:fill="FFFFFF" w:color="auto" w:val="clear"/>
+                  <w:tcMar>
+                    <w:top w:type="dxa" w:w="60"/>
+                    <w:left w:type="dxa" w:w="120"/>
+                    <w:bottom w:type="dxa" w:w="60"/>
+                    <w:right w:type="dxa" w:w="120"/>
+                  </w:tcMar>
+                  <w:vAlign w:val="top"/>
+                </w:tcPr>
+                <w:p>
+                  <w:pPr>
+                    <w:spacing w:after="40" w:before="0"/>
+                    <w:jc w:val="left"/>
+                  </w:pPr>
+                  <w:r>
+                    <w:rPr>
+                      <w:rFonts w:ascii="Arial" w:cs="Arial" w:eastAsia="Arial" w:hAnsi="Arial"/>
+                      <w:b w:val="false"/>
+                      <w:bCs w:val="false"/>
+                      <w:i w:val="false"/>
+                      <w:iCs w:val="false"/>
+                      <w:color w:val="000000"/>
+                      <w:sz w:val="18"/>
+                      <w:szCs w:val="18"/>
+                    </w:rPr>
+                    <w:t xml:space="preserve">Long</w:t>
+                  </w:r>
+                </w:p>
+              </w:tc>
+              <w:tc>
+                <w:tcPr>
+                  <w:tcW w:type="dxa" w:w="4440"/>
+                  <w:shd w:fill="FFFFFF" w:color="auto" w:val="clear"/>
+                  <w:tcMar>
+                    <w:top w:type="dxa" w:w="60"/>
+                    <w:left w:type="dxa" w:w="120"/>
+                    <w:bottom w:type="dxa" w:w="60"/>
+                    <w:right w:type="dxa" w:w="120"/>
+                  </w:tcMar>
+                  <w:vAlign w:val="top"/>
+                </w:tcPr>
+                <w:p>
+                  <w:pPr>
+                    <w:spacing w:after="40" w:before="0"/>
+                    <w:jc w:val="left"/>
+                  </w:pPr>
+                  <w:r>
+                    <w:rPr>
+                      <w:rFonts w:ascii="Arial" w:cs="Arial" w:eastAsia="Arial" w:hAnsi="Arial"/>
+                      <w:b w:val="false"/>
+                      <w:bCs w:val="false"/>
+                      <w:i w:val="false"/>
+                      <w:iCs w:val="false"/>
+                      <w:color w:val="000000"/>
+                      <w:sz w:val="18"/>
+                      <w:szCs w:val="18"/>
+                    </w:rPr>
+                    <w:t xml:space="preserve">80</w:t>
+                  </w:r>
+                </w:p>
+              </w:tc>
+              <w:tc>
+                <w:tcPr>
+                  <w:tcW w:type="dxa" w:w="4440"/>
+                  <w:shd w:fill="FFFFFF" w:color="auto" w:val="clear"/>
+                  <w:tcMar>
+                    <w:top w:type="dxa" w:w="60"/>
+                    <w:left w:type="dxa" w:w="120"/>
+                    <w:bottom w:type="dxa" w:w="60"/>
+                    <w:right w:type="dxa" w:w="120"/>
+                  </w:tcMar>
+                  <w:vAlign w:val="top"/>
+                </w:tcPr>
+                <w:p>
+                  <w:pPr>
+                    <w:spacing w:after="40" w:before="0"/>
+                    <w:jc w:val="left"/>
+                  </w:pPr>
+                  <w:r>
+                    <w:rPr>
+                      <w:rFonts w:ascii="Arial" w:cs="Arial" w:eastAsia="Arial" w:hAnsi="Arial"/>
+                      <w:b w:val="false"/>
+                      <w:bCs w:val="false"/>
+                      <w:i w:val="false"/>
+                      <w:iCs w:val="false"/>
+                      <w:color w:val="000000"/>
+                      <w:sz w:val="18"/>
+                      <w:szCs w:val="18"/>
+                    </w:rPr>
+                    <w:t xml:space="preserve">0.45</w:t>
+                  </w:r>
+                </w:p>
+              </w:tc>
+            </w:tr>
+          </w:tbl>
+          <w:p>
+            <w:pPr>
+              <w:spacing w:after="60" w:before="0"/>
               <w:jc w:val="left"/>
             </w:pPr>
             <w:r>
@@ -866,7 +1091,158 @@
                 <w:sz w:val="18"/>
                 <w:szCs w:val="18"/>
               </w:rPr>
-              <w:t xml:space="preserve">Work is done whenever a force moves an object through a distance in the direction of the force: W = F × d (measured in Joules). The work-energy theorem tells us that the net work done on an object equals the change in its kinetic energy. For machines, the key principle is conservation of energy: energy cannot be created or destroyed, only transferred or transformed. This means a spanner cannot manufacture extra energy — it can only redistribute what the mechanic's muscles supply. Consider the long spanner (effort arm = 0.60 m, load arm = 0.05 m, the distance from nut centre to spanner jaw). If the mechanic pushes with 125 N through an arc of 0.30 m at the handle end, work input = 125 × 0.30 = 37.5 J. The nut (the load) rotates through a much smaller arc — about 0.025 m at the jaw end — but experiences a much larger force of approximately 500 N. Work output = 500 × 0.025 = 12.5 J... wait — that is less than the input! The difference (37.5 − 12.5 = 25 J) is lost to friction between the spanner jaw and nut faces, and between the nut and bolt threads. In an ideal (frictionless) machine: work input = work output. In reality: work input = useful work output + energy dissipated as heat. So the long spanner does NOT give the mechanic free energy; it simply lets him apply a smaller force over a larger distance to achieve the same — or greater — turning effect. The 'effortless' feeling is a redistribution of force and distance, not a creation of energy.</w:t>
+              <w:t xml:space="preserve"/>
+            </w:r>
+          </w:p>
+          <w:p>
+            <w:pPr>
+              <w:spacing w:after="40" w:before="0"/>
+              <w:jc w:val="left"/>
+            </w:pPr>
+            <w:r>
+              <w:rPr>
+                <w:rFonts w:ascii="Arial" w:cs="Arial" w:eastAsia="Arial" w:hAnsi="Arial"/>
+                <w:b/>
+                <w:bCs/>
+                <w:i w:val="false"/>
+                <w:iCs w:val="false"/>
+                <w:color w:val="000000"/>
+                <w:sz w:val="18"/>
+                <w:szCs w:val="18"/>
+              </w:rPr>
+              <w:t xml:space="preserve"/>
+            </w:r>
+          </w:p>
+          <w:p>
+            <w:pPr>
+              <w:spacing w:after="40" w:before="0"/>
+              <w:jc w:val="left"/>
+            </w:pPr>
+            <w:r>
+              <w:rPr>
+                <w:rFonts w:ascii="Arial" w:cs="Arial" w:eastAsia="Arial" w:hAnsi="Arial"/>
+                <w:b/>
+                <w:bCs/>
+                <w:i w:val="false"/>
+                <w:iCs w:val="false"/>
+                <w:color w:val="000000"/>
+                <w:sz w:val="18"/>
+                <w:szCs w:val="18"/>
+              </w:rPr>
+              <w:t xml:space="preserve">(a) Write the formula for work, including the angle. (2 marks)</w:t>
+            </w:r>
+          </w:p>
+          <w:p>
+            <w:pPr>
+              <w:spacing w:after="40" w:before="0"/>
+              <w:jc w:val="left"/>
+            </w:pPr>
+            <w:r>
+              <w:rPr>
+                <w:rFonts w:ascii="Arial" w:cs="Arial" w:eastAsia="Arial" w:hAnsi="Arial"/>
+                <w:b/>
+                <w:bCs/>
+                <w:i w:val="false"/>
+                <w:iCs w:val="false"/>
+                <w:color w:val="000000"/>
+                <w:sz w:val="18"/>
+                <w:szCs w:val="18"/>
+              </w:rPr>
+              <w:t xml:space="preserve">(b) Use the formula to calculate the work for each row of the table. Show your steps. (4 marks)</w:t>
+            </w:r>
+          </w:p>
+          <w:p>
+            <w:pPr>
+              <w:spacing w:after="40" w:before="0"/>
+              <w:jc w:val="left"/>
+            </w:pPr>
+            <w:r>
+              <w:rPr>
+                <w:rFonts w:ascii="Arial" w:cs="Arial" w:eastAsia="Arial" w:hAnsi="Arial"/>
+                <w:b/>
+                <w:bCs/>
+                <w:i w:val="false"/>
+                <w:iCs w:val="false"/>
+                <w:color w:val="000000"/>
+                <w:sz w:val="18"/>
+                <w:szCs w:val="18"/>
+              </w:rPr>
+              <w:t xml:space="preserve">(c) The mechanic pushed hard with the short spanner and got tired. Explain, using the formula, why a scientist says no work was done in the short-spanner row. (2 marks)</w:t>
+            </w:r>
+          </w:p>
+          <w:p>
+            <w:pPr>
+              <w:spacing w:after="40" w:before="0"/>
+              <w:jc w:val="left"/>
+            </w:pPr>
+            <w:r>
+              <w:rPr>
+                <w:rFonts w:ascii="Arial" w:cs="Arial" w:eastAsia="Arial" w:hAnsi="Arial"/>
+                <w:b/>
+                <w:bCs/>
+                <w:i w:val="false"/>
+                <w:iCs w:val="false"/>
+                <w:color w:val="000000"/>
+                <w:sz w:val="18"/>
+                <w:szCs w:val="18"/>
+              </w:rPr>
+              <w:t xml:space="preserve">(d) Name the three kinds of work (by sign) that depend on the angle between force and displacement and give the angle for each. Give one example of each from your lessons. (3 marks)</w:t>
+            </w:r>
+          </w:p>
+          <w:p>
+            <w:pPr>
+              <w:spacing w:after="60" w:before="0"/>
+              <w:jc w:val="left"/>
+            </w:pPr>
+            <w:r>
+              <w:rPr>
+                <w:rFonts w:ascii="Arial" w:cs="Arial" w:eastAsia="Arial" w:hAnsi="Arial"/>
+                <w:b w:val="false"/>
+                <w:bCs w:val="false"/>
+                <w:i w:val="false"/>
+                <w:iCs w:val="false"/>
+                <w:color w:val="000000"/>
+                <w:sz w:val="18"/>
+                <w:szCs w:val="18"/>
+              </w:rPr>
+              <w:t xml:space="preserve"/>
+            </w:r>
+          </w:p>
+        </w:tc>
+      </w:tr>
+      <w:tr>
+        <w:trPr>
+          <w:trHeight w:val="4200" w:hRule="atLeast"/>
+        </w:trPr>
+        <w:tc>
+          <w:tcPr>
+            <w:tcW w:type="dxa" w:w="13680"/>
+            <w:shd w:fill="FFFFFF" w:color="auto" w:val="clear"/>
+            <w:tcMar>
+              <w:top w:type="dxa" w:w="60"/>
+              <w:left w:type="dxa" w:w="120"/>
+              <w:bottom w:type="dxa" w:w="60"/>
+              <w:right w:type="dxa" w:w="120"/>
+            </w:tcMar>
+            <w:vAlign w:val="top"/>
+          </w:tcPr>
+          <w:p>
+            <w:pPr>
+              <w:spacing w:after="40" w:before="0"/>
+              <w:jc w:val="left"/>
+            </w:pPr>
+            <w:r>
+              <w:rPr>
+                <w:rFonts w:ascii="Arial" w:cs="Arial" w:eastAsia="Arial" w:hAnsi="Arial"/>
+                <w:b w:val="false"/>
+                <w:bCs w:val="false"/>
+                <w:i/>
+                <w:iCs/>
+                <w:color w:val="808080"/>
+                <w:sz w:val="18"/>
+                <w:szCs w:val="18"/>
+              </w:rPr>
+              <w:t xml:space="preserve">Write your answer here:</w:t>
             </w:r>
           </w:p>
         </w:tc>
@@ -894,14 +1270,12 @@
         <w:tblLayout w:type="fixed"/>
       </w:tblPr>
       <w:tblGrid>
-        <w:gridCol w:w="3000"/>
-        <w:gridCol w:w="10680"/>
+        <w:gridCol w:w="13680"/>
       </w:tblGrid>
       <w:tr>
         <w:tc>
           <w:tcPr>
             <w:tcW w:type="dxa" w:w="13680"/>
-            <w:gridSpan w:val="2"/>
             <w:shd w:fill="1F3864" w:color="auto" w:val="clear"/>
             <w:tcMar>
               <w:top w:type="dxa" w:w="60"/>
@@ -927,7 +1301,7 @@
                 <w:sz w:val="22"/>
                 <w:szCs w:val="22"/>
               </w:rPr>
-              <w:t xml:space="preserve">Section 3 — Energy Dissipation: Why the Nut Gets Hot</w:t>
+              <w:t xml:space="preserve">Section 3: Where Does the Energy Go?</w:t>
             </w:r>
           </w:p>
         </w:tc>
@@ -935,7 +1309,7 @@
       <w:tr>
         <w:tc>
           <w:tcPr>
-            <w:tcW w:type="dxa" w:w="3000"/>
+            <w:tcW w:type="dxa" w:w="13680"/>
             <w:shd w:fill="D9EEF1" w:color="auto" w:val="clear"/>
             <w:tcMar>
               <w:top w:type="dxa" w:w="60"/>
@@ -961,13 +1335,94 @@
                 <w:sz w:val="18"/>
                 <w:szCs w:val="18"/>
               </w:rPr>
-              <w:t xml:space="preserve">Explain what happens to the energy that seems to 'disappear' when the apprentice struggles with the short spanner and the nut becomes warm. Your answer must: (a) describe what friction is at a molecular/surface level and why it acts between the spanner jaw, nut faces, and bolt threads; (b) explain the energy transformation chain: chemical energy (muscles) → kinetic energy (spanner movement) → thermal energy (heat in the nut and spanner); (c) use the first law of thermodynamics / conservation of energy to argue that the energy has NOT disappeared but has been transformed; and (d) explain why this thermal energy is 'wasted' from the mechanic's point of view — it cannot easily be recovered to do useful mechanical work on the nut.</w:t>
-            </w:r>
-          </w:p>
-        </w:tc>
-        <w:tc>
-          <w:tcPr>
-            <w:tcW w:type="dxa" w:w="10680"/>
+              <w:t xml:space="preserve">The apprentice felt that the wheel nut was warm after the mechanic's attempts with the short spanner.</w:t>
+            </w:r>
+          </w:p>
+          <w:p>
+            <w:pPr>
+              <w:spacing w:after="40" w:before="0"/>
+              <w:jc w:val="left"/>
+            </w:pPr>
+            <w:r>
+              <w:rPr>
+                <w:rFonts w:ascii="Arial" w:cs="Arial" w:eastAsia="Arial" w:hAnsi="Arial"/>
+                <w:b/>
+                <w:bCs/>
+                <w:i w:val="false"/>
+                <w:iCs w:val="false"/>
+                <w:color w:val="000000"/>
+                <w:sz w:val="18"/>
+                <w:szCs w:val="18"/>
+              </w:rPr>
+              <w:t xml:space="preserve">(a) Explain why the nut became warm even though it did not move. Name the energy change that took place. (3 marks)</w:t>
+            </w:r>
+          </w:p>
+          <w:p>
+            <w:pPr>
+              <w:spacing w:after="40" w:before="0"/>
+              <w:jc w:val="left"/>
+            </w:pPr>
+            <w:r>
+              <w:rPr>
+                <w:rFonts w:ascii="Arial" w:cs="Arial" w:eastAsia="Arial" w:hAnsi="Arial"/>
+                <w:b/>
+                <w:bCs/>
+                <w:i w:val="false"/>
+                <w:iCs w:val="false"/>
+                <w:color w:val="000000"/>
+                <w:sz w:val="18"/>
+                <w:szCs w:val="18"/>
+              </w:rPr>
+              <w:t xml:space="preserve">(b) In Lesson 4 you pulled a wooden block over smooth tile and over sandpaper. Write the formula for work done against friction and explain what you found about the warmth of the two surfaces and why. (3 marks)</w:t>
+            </w:r>
+          </w:p>
+          <w:p>
+            <w:pPr>
+              <w:spacing w:after="40" w:before="0"/>
+              <w:jc w:val="left"/>
+            </w:pPr>
+            <w:r>
+              <w:rPr>
+                <w:rFonts w:ascii="Arial" w:cs="Arial" w:eastAsia="Arial" w:hAnsi="Arial"/>
+                <w:b/>
+                <w:bCs/>
+                <w:i w:val="false"/>
+                <w:iCs w:val="false"/>
+                <w:color w:val="000000"/>
+                <w:sz w:val="18"/>
+                <w:szCs w:val="18"/>
+              </w:rPr>
+              <w:t xml:space="preserve">(c) Write an equation showing how total work input, useful work output and work done against friction are related. (1 mark)</w:t>
+            </w:r>
+          </w:p>
+          <w:p>
+            <w:pPr>
+              <w:spacing w:after="40" w:before="0"/>
+              <w:jc w:val="left"/>
+            </w:pPr>
+            <w:r>
+              <w:rPr>
+                <w:rFonts w:ascii="Arial" w:cs="Arial" w:eastAsia="Arial" w:hAnsi="Arial"/>
+                <w:b/>
+                <w:bCs/>
+                <w:i w:val="false"/>
+                <w:iCs w:val="false"/>
+                <w:color w:val="000000"/>
+                <w:sz w:val="18"/>
+                <w:szCs w:val="18"/>
+              </w:rPr>
+              <w:t xml:space="preserve">(d) A classmate says: "The heat means energy was destroyed." Use the Law of Conservation of Energy to explain why this is wrong. (3 marks)</w:t>
+            </w:r>
+          </w:p>
+        </w:tc>
+      </w:tr>
+      <w:tr>
+        <w:trPr>
+          <w:trHeight w:val="4200" w:hRule="atLeast"/>
+        </w:trPr>
+        <w:tc>
+          <w:tcPr>
+            <w:tcW w:type="dxa" w:w="13680"/>
             <w:shd w:fill="FFFFFF" w:color="auto" w:val="clear"/>
             <w:tcMar>
               <w:top w:type="dxa" w:w="60"/>
@@ -987,13 +1442,13 @@
                 <w:rFonts w:ascii="Arial" w:cs="Arial" w:eastAsia="Arial" w:hAnsi="Arial"/>
                 <w:b w:val="false"/>
                 <w:bCs w:val="false"/>
-                <w:i w:val="false"/>
-                <w:iCs w:val="false"/>
-                <w:color w:val="000000"/>
-                <w:sz w:val="18"/>
-                <w:szCs w:val="18"/>
-              </w:rPr>
-              <w:t xml:space="preserve">When the apprentice pushes and twists with the short spanner repeatedly without success, he is still doing work — but almost none of it goes into rotating the nut. Instead, the microscopic rough surfaces of the spanner jaw and nut grind against each other. Friction occurs because even surfaces that look smooth are covered in tiny bumps and valleys at the molecular scale; when two surfaces slide, these bumps interlock and resist motion, and the energy needed to break those interlocking bonds is released as thermal energy (heat). The energy transformation chain is: Chemical potential energy stored in the apprentice's muscles → kinetic energy of the moving spanner → thermal energy (heat) in the nut, spanner, and bolt threads. This is why the nut feels warm. According to the first law of thermodynamics (a form of energy conservation), the total energy of the system is unchanged: energy input from muscles = useful work done rotating the nut + heat generated by friction. The energy has NOT disappeared — it has transformed into thermal energy, raising the temperature of the nut and surrounding metal. However, from the mechanic's point of view this thermal energy is 'wasted' because: (1) heat spreads out in all directions into the metal and air and cannot easily be collected back; (2) it does not contribute to the useful task of rotating the nut. This is why real machines always have an efficiency less than 100% — some input energy is always dissipated as heat due to friction, and cannot be recovered as useful mechanical work.</w:t>
+                <w:i/>
+                <w:iCs/>
+                <w:color w:val="808080"/>
+                <w:sz w:val="18"/>
+                <w:szCs w:val="18"/>
+              </w:rPr>
+              <w:t xml:space="preserve">Write your answer here:</w:t>
             </w:r>
           </w:p>
         </w:tc>
@@ -1021,14 +1476,12 @@
         <w:tblLayout w:type="fixed"/>
       </w:tblPr>
       <w:tblGrid>
-        <w:gridCol w:w="3000"/>
-        <w:gridCol w:w="10680"/>
+        <w:gridCol w:w="13680"/>
       </w:tblGrid>
       <w:tr>
         <w:tc>
           <w:tcPr>
             <w:tcW w:type="dxa" w:w="13680"/>
-            <w:gridSpan w:val="2"/>
             <w:shd w:fill="1F3864" w:color="auto" w:val="clear"/>
             <w:tcMar>
               <w:top w:type="dxa" w:w="60"/>
@@ -1054,7 +1507,7 @@
                 <w:sz w:val="22"/>
                 <w:szCs w:val="22"/>
               </w:rPr>
-              <w:t xml:space="preserve">Section 4 — Efficiency, Power, and Real-World Machines</w:t>
+              <w:t xml:space="preserve">Section 4: How the Long Spanner Helps: Machines, MA, VR and Efficiency</w:t>
             </w:r>
           </w:p>
         </w:tc>
@@ -1062,7 +1515,7 @@
       <w:tr>
         <w:tc>
           <w:tcPr>
-            <w:tcW w:type="dxa" w:w="3000"/>
+            <w:tcW w:type="dxa" w:w="13680"/>
             <w:shd w:fill="D9EEF1" w:color="auto" w:val="clear"/>
             <w:tcMar>
               <w:top w:type="dxa" w:w="60"/>
@@ -1088,13 +1541,94 @@
                 <w:sz w:val="18"/>
                 <w:szCs w:val="18"/>
               </w:rPr>
-              <w:t xml:space="preserve">Connect mechanical advantage, energy conservation, and friction by discussing the efficiency and power of the spanner system. Your answer must: (a) define efficiency (%) = (useful work output ÷ total work input) × 100 and explain what reduces it in the spanner system; (b) define power (P = W ÷ t) and explain why power matters to the jua kali mechanic — for example, why does working faster or slower change the experience even if the total work done is the same? (c) suggest TWO practical ways the mechanic could improve the efficiency of his spanner system (e.g., lubrication, cleaner spanner jaw fit) and explain the Physics behind each suggestion; and (d) relate your answer to the broader principle: in Kenyan workplaces and industries, improving machine efficiency means less energy wasted, lower fuel costs, and safer working conditions for jua kali workers.</w:t>
-            </w:r>
-          </w:p>
-        </w:tc>
-        <w:tc>
-          <w:tcPr>
-            <w:tcW w:type="dxa" w:w="10680"/>
+              <w:t xml:space="preserve">The spanner and its pipe extension work as a lever.</w:t>
+            </w:r>
+          </w:p>
+          <w:p>
+            <w:pPr>
+              <w:spacing w:after="40" w:before="0"/>
+              <w:jc w:val="left"/>
+            </w:pPr>
+            <w:r>
+              <w:rPr>
+                <w:rFonts w:ascii="Arial" w:cs="Arial" w:eastAsia="Arial" w:hAnsi="Arial"/>
+                <w:b/>
+                <w:bCs/>
+                <w:i w:val="false"/>
+                <w:iCs w:val="false"/>
+                <w:color w:val="000000"/>
+                <w:sz w:val="18"/>
+                <w:szCs w:val="18"/>
+              </w:rPr>
+              <w:t xml:space="preserve">(a) Write the formulae for mechanical advantage (MA), velocity ratio (VR) and efficiency. (3 marks)</w:t>
+            </w:r>
+          </w:p>
+          <w:p>
+            <w:pPr>
+              <w:spacing w:after="40" w:before="0"/>
+              <w:jc w:val="left"/>
+            </w:pPr>
+            <w:r>
+              <w:rPr>
+                <w:rFonts w:ascii="Arial" w:cs="Arial" w:eastAsia="Arial" w:hAnsi="Arial"/>
+                <w:b/>
+                <w:bCs/>
+                <w:i w:val="false"/>
+                <w:iCs w:val="false"/>
+                <w:color w:val="000000"/>
+                <w:sz w:val="18"/>
+                <w:szCs w:val="18"/>
+              </w:rPr>
+              <w:t xml:space="preserve">(b) Explain how the long spanner changes the effort needed to loosen the nut. Say what happens to the distance the mechanic's hand moves compared with the distance the load moves. (3 marks)</w:t>
+            </w:r>
+          </w:p>
+          <w:p>
+            <w:pPr>
+              <w:spacing w:after="40" w:before="0"/>
+              <w:jc w:val="left"/>
+            </w:pPr>
+            <w:r>
+              <w:rPr>
+                <w:rFonts w:ascii="Arial" w:cs="Arial" w:eastAsia="Arial" w:hAnsi="Arial"/>
+                <w:b/>
+                <w:bCs/>
+                <w:i w:val="false"/>
+                <w:iCs w:val="false"/>
+                <w:color w:val="000000"/>
+                <w:sz w:val="18"/>
+                <w:szCs w:val="18"/>
+              </w:rPr>
+              <w:t xml:space="preserve">(c) A classmate says: "The long spanner gives the mechanic extra energy." Use the idea of work in and work out to say whether you agree. (3 marks)</w:t>
+            </w:r>
+          </w:p>
+          <w:p>
+            <w:pPr>
+              <w:spacing w:after="40" w:before="0"/>
+              <w:jc w:val="left"/>
+            </w:pPr>
+            <w:r>
+              <w:rPr>
+                <w:rFonts w:ascii="Arial" w:cs="Arial" w:eastAsia="Arial" w:hAnsi="Arial"/>
+                <w:b/>
+                <w:bCs/>
+                <w:i w:val="false"/>
+                <w:iCs w:val="false"/>
+                <w:color w:val="000000"/>
+                <w:sz w:val="18"/>
+                <w:szCs w:val="18"/>
+              </w:rPr>
+              <w:t xml:space="preserve">(d) Explain why the efficiency of any real machine, including the spanner, is always below 100%. (2 marks)</w:t>
+            </w:r>
+          </w:p>
+        </w:tc>
+      </w:tr>
+      <w:tr>
+        <w:trPr>
+          <w:trHeight w:val="4200" w:hRule="atLeast"/>
+        </w:trPr>
+        <w:tc>
+          <w:tcPr>
+            <w:tcW w:type="dxa" w:w="13680"/>
             <w:shd w:fill="FFFFFF" w:color="auto" w:val="clear"/>
             <w:tcMar>
               <w:top w:type="dxa" w:w="60"/>
@@ -1114,13 +1648,13 @@
                 <w:rFonts w:ascii="Arial" w:cs="Arial" w:eastAsia="Arial" w:hAnsi="Arial"/>
                 <w:b w:val="false"/>
                 <w:bCs w:val="false"/>
-                <w:i w:val="false"/>
-                <w:iCs w:val="false"/>
-                <w:color w:val="000000"/>
-                <w:sz w:val="18"/>
-                <w:szCs w:val="18"/>
-              </w:rPr>
-              <w:t xml:space="preserve">Efficiency measures how well a machine converts work input into useful work output: Efficiency (%) = (Useful Work Output ÷ Total Work Input) × 100. In the spanner system, efficiency is reduced mainly by friction between the spanner jaw and nut (energy lost as heat) and by any bending or flexing of the pipe extension (energy stored as elastic deformation). If work input = 37.5 J and useful work output = 12.5 J, then efficiency = (12.5 ÷ 37.5) × 100 = 33.3% — meaning two-thirds of the mechanic's energy is wasted as heat! Power is the rate of doing work: P = W ÷ t (measured in Watts). Even if the mechanic does the same total work, doing it faster requires greater power output from his muscles. A mechanic who loosens the nut in 2 seconds exerts P = 37.5 ÷ 2 = 18.75 W, while one who takes 10 seconds exerts only 3.75 W. Higher power demands tire muscles faster, which is why working steadily with the long spanner (lower force, manageable power) is less exhausting than struggling rapidly with the short one. To improve efficiency: (1) Apply grease or oil (lubricant) to the nut threads — lubricant fills the microscopic surface gaps, reducing direct metal-to-metal contact and therefore reducing frictional heat losses, so more input energy goes into useful rotation; (2) Use a well-fitting spanner jaw — a loose jaw rocks on the nut, increasing contact surface irregularity and friction losses, while a snug-fitting jaw transfers force more directly. In Kenyan jua kali workshops and larger industries, improving machine efficiency through lubrication and proper tool maintenance reduces energy waste, cuts fuel and electricity costs, extends tool life, and protects workers from heat-related injuries.</w:t>
+                <w:i/>
+                <w:iCs/>
+                <w:color w:val="808080"/>
+                <w:sz w:val="18"/>
+                <w:szCs w:val="18"/>
+              </w:rPr>
+              <w:t xml:space="preserve">Write your answer here:</w:t>
             </w:r>
           </w:p>
         </w:tc>
@@ -1148,14 +1682,12 @@
         <w:tblLayout w:type="fixed"/>
       </w:tblPr>
       <w:tblGrid>
-        <w:gridCol w:w="3000"/>
-        <w:gridCol w:w="10680"/>
+        <w:gridCol w:w="13680"/>
       </w:tblGrid>
       <w:tr>
         <w:tc>
           <w:tcPr>
             <w:tcW w:type="dxa" w:w="13680"/>
-            <w:gridSpan w:val="2"/>
             <w:shd w:fill="1F3864" w:color="auto" w:val="clear"/>
             <w:tcMar>
               <w:top w:type="dxa" w:w="60"/>
@@ -1181,7 +1713,7 @@
                 <w:sz w:val="22"/>
                 <w:szCs w:val="22"/>
               </w:rPr>
-              <w:t xml:space="preserve">Section 5 — Answering the Driving Question</w:t>
+              <w:t xml:space="preserve">Section 5: The Full Story and Power</w:t>
             </w:r>
           </w:p>
         </w:tc>
@@ -1189,7 +1721,7 @@
       <w:tr>
         <w:tc>
           <w:tcPr>
-            <w:tcW w:type="dxa" w:w="3000"/>
+            <w:tcW w:type="dxa" w:w="13680"/>
             <w:shd w:fill="D9EEF1" w:color="auto" w:val="clear"/>
             <w:tcMar>
               <w:top w:type="dxa" w:w="60"/>
@@ -1215,13 +1747,56 @@
                 <w:sz w:val="18"/>
                 <w:szCs w:val="18"/>
               </w:rPr>
-              <w:t xml:space="preserve">Now bring everything together to write a complete, direct answer to the driving question: 'Why can a jua kali mechanic in Nairobi loosen a wheel nut effortlessly with a long spanner when a short one fails — and where does the energy go when friction makes the nut hot?' Your answer must: (a) directly answer BOTH parts of the driving question in a clear opening statement; (b) reference at least THREE Physics concepts from this unit (e.g., moment/torque, mechanical advantage, work, conservation of energy, efficiency, power, friction, energy transformation); (c) connect your answer back to specific evidence or data from your investigations; and (d) reflect on what this means for real Kenyan workers — how does understanding these principles help jua kali mechanics, engineers, and policymakers design better tools and safer, more energy-efficient workplaces in Kenya?</w:t>
-            </w:r>
-          </w:p>
-        </w:tc>
-        <w:tc>
-          <w:tcPr>
-            <w:tcW w:type="dxa" w:w="10680"/>
+              <w:t xml:space="preserve">Now put the whole unit together to answer the driving question: Why can the jua kali mechanic loosen the wheel nut effortlessly with a long spanner when a short one fails, and where does the energy go when friction makes the nut hot?</w:t>
+            </w:r>
+          </w:p>
+          <w:p>
+            <w:pPr>
+              <w:spacing w:after="40" w:before="0"/>
+              <w:jc w:val="left"/>
+            </w:pPr>
+            <w:r>
+              <w:rPr>
+                <w:rFonts w:ascii="Arial" w:cs="Arial" w:eastAsia="Arial" w:hAnsi="Arial"/>
+                <w:b/>
+                <w:bCs/>
+                <w:i w:val="false"/>
+                <w:iCs w:val="false"/>
+                <w:color w:val="000000"/>
+                <w:sz w:val="18"/>
+                <w:szCs w:val="18"/>
+              </w:rPr>
+              <w:t xml:space="preserve">Write a clear explanation of about 6 to 8 sentences. Use at least four of these terms correctly: work, mechanical advantage, velocity ratio, friction, thermal energy, efficiency, conservation of energy, power.</w:t>
+            </w:r>
+          </w:p>
+          <w:p>
+            <w:pPr>
+              <w:spacing w:after="40" w:before="0"/>
+              <w:jc w:val="left"/>
+            </w:pPr>
+            <w:r>
+              <w:rPr>
+                <w:rFonts w:ascii="Arial" w:cs="Arial" w:eastAsia="Arial" w:hAnsi="Arial"/>
+                <w:b/>
+                <w:bCs/>
+                <w:i w:val="false"/>
+                <w:iCs w:val="false"/>
+                <w:color w:val="000000"/>
+                <w:sz w:val="18"/>
+                <w:szCs w:val="18"/>
+              </w:rPr>
+              <w:t xml:space="preserve">Then answer: Two mechanics loosen the same nut and do the same work, but one takes less time. Which one has the greater power? Write the formula for power and its unit. (Total: 8 marks for the explanation, 3 marks for power)</w:t>
+            </w:r>
+          </w:p>
+        </w:tc>
+      </w:tr>
+      <w:tr>
+        <w:trPr>
+          <w:trHeight w:val="4200" w:hRule="atLeast"/>
+        </w:trPr>
+        <w:tc>
+          <w:tcPr>
+            <w:tcW w:type="dxa" w:w="13680"/>
             <w:shd w:fill="FFFFFF" w:color="auto" w:val="clear"/>
             <w:tcMar>
               <w:top w:type="dxa" w:w="60"/>
@@ -1241,13 +1816,13 @@
                 <w:rFonts w:ascii="Arial" w:cs="Arial" w:eastAsia="Arial" w:hAnsi="Arial"/>
                 <w:b w:val="false"/>
                 <w:bCs w:val="false"/>
-                <w:i w:val="false"/>
-                <w:iCs w:val="false"/>
-                <w:color w:val="000000"/>
-                <w:sz w:val="18"/>
-                <w:szCs w:val="18"/>
-              </w:rPr>
-              <w:t xml:space="preserve">The jua kali mechanic can loosen the wheel nut effortlessly with a long spanner because increasing the length of the effort arm dramatically increases the moment (turning force) applied to the nut — this is mechanical advantage at work. The energy that 'disappears' during the struggle with the short spanner has not vanished; it has been transformed into thermal energy (heat) by friction, exactly as the law of conservation of energy predicts. Together, these two ideas — mechanical advantage and energy transformation — fully explain the phenomenon we observed in Gikomba. In detail: the spanner is a lever with its pivot at the centre of the wheel nut. Moment = Force × perpendicular distance, so doubling the spanner arm from 0.15 m to 0.60 m quadruples the turning moment for the same muscular effort, raising mechanical advantage from 1 to 4. This is not 'free' force — it is a trade-off: the mechanic's hand moves through four times the distance, doing the same total work (W = F × d) but with one-quarter of the force. Conservation of energy is not violated: work input = useful work output + energy lost to friction. When the apprentice struggles with the short spanner, nearly all his work input is converted to heat through friction between metal surfaces — this raises the nut's temperature, which is exactly what he observes. The efficiency of the system (useful output ÷ total input × 100%) is far below 100% because of these frictional losses, and the wasted thermal energy disperses into the surroundings and cannot be recovered. For Kenyan workers, understanding these principles is powerful: a jua kali mechanic who knows about moments will choose the right tool length and save time and energy. An engineer designing matatu maintenance equipment can specify longer torque wrenches and better lubrication systems to reduce worker fatigue and heat injuries. Policymakers supporting Kenya's jua kali sector can invest in quality, well-fitting tools and training programmes — because a mechanic who understands the Physics of their tools works more safely, more efficiently, and with less wasted energy, contributing to a more productive and sustainable Kenyan economy.</w:t>
+                <w:i/>
+                <w:iCs/>
+                <w:color w:val="808080"/>
+                <w:sz w:val="18"/>
+                <w:szCs w:val="18"/>
+              </w:rPr>
+              <w:t xml:space="preserve">Write your answer here:</w:t>
             </w:r>
           </w:p>
         </w:tc>
@@ -1474,7 +2049,7 @@
                 <w:sz w:val="18"/>
                 <w:szCs w:val="18"/>
               </w:rPr>
-              <w:t xml:space="preserve">Mechanical Advantage &amp; Lever Principle</w:t>
+              <w:t xml:space="preserve">Calculations and use of formulae (KE, PE, work)</w:t>
             </w:r>
           </w:p>
         </w:tc>
@@ -1506,7 +2081,7 @@
                 <w:sz w:val="18"/>
                 <w:szCs w:val="18"/>
               </w:rPr>
-              <w:t xml:space="preserve">Accurately explains the lever principle (moment = F × d) and correctly identifies effort arm and load arm in the spanner system. Calculates mechanical advantage for at least two spanner lengths using correct data from investigations. Clearly explains the force-distance trade-off with no misconceptions.</w:t>
+              <w:t xml:space="preserve">All calculations are correct, with formulae stated, steps shown and units given. The meaning of d = 0 and the effect of doubling speed are explained correctly.</w:t>
             </w:r>
           </w:p>
         </w:tc>
@@ -1538,7 +2113,7 @@
                 <w:sz w:val="18"/>
                 <w:szCs w:val="18"/>
               </w:rPr>
-              <w:t xml:space="preserve">Correctly states the lever principle and calculates mechanical advantage for at least one spanner length. Explains the trade-off between force and distance with minor gaps or imprecision in language.</w:t>
+              <w:t xml:space="preserve">Most calculations are correct with formulae and units. There may be a small slip in a step or a unit, or the explanation of zero work or of doubling speed is incomplete.</w:t>
             </w:r>
           </w:p>
         </w:tc>
@@ -1570,7 +2145,7 @@
                 <w:sz w:val="18"/>
                 <w:szCs w:val="18"/>
               </w:rPr>
-              <w:t xml:space="preserve">States that a longer spanner helps but cannot correctly apply moment = F × d or calculate mechanical advantage. Explanation of the force-distance trade-off is missing or contains significant errors.</w:t>
+              <w:t xml:space="preserve">Formulae are missing or wrongly used. Calculations have several errors or no units, and zero work is not explained.</w:t>
             </w:r>
           </w:p>
         </w:tc>
@@ -1604,7 +2179,7 @@
                 <w:sz w:val="18"/>
                 <w:szCs w:val="18"/>
               </w:rPr>
-              <w:t xml:space="preserve">Conservation of Energy &amp; Work</w:t>
+              <w:t xml:space="preserve">Explaining energy transformation and dissipation (friction and heat)</w:t>
             </w:r>
           </w:p>
         </w:tc>
@@ -1636,7 +2211,7 @@
                 <w:sz w:val="18"/>
                 <w:szCs w:val="18"/>
               </w:rPr>
-              <w:t xml:space="preserve">Precisely defines work (W = F × d) and states the conservation of energy principle. Uses a worked numerical example to show work input = useful work output + heat lost to friction. Clearly explains why the machine creates no extra energy. All values are consistent and correctly labelled with units.</w:t>
+              <w:t xml:space="preserve">Clearly explains that friction changes muscular energy into thermal energy, uses W_in = W_out + W_friction, and correctly argues that energy is conserved and not destroyed.</w:t>
             </w:r>
           </w:p>
         </w:tc>
@@ -1668,7 +2243,7 @@
                 <w:sz w:val="18"/>
                 <w:szCs w:val="18"/>
               </w:rPr>
-              <w:t xml:space="preserve">Defines work correctly and states conservation of energy. Provides a mostly correct numerical example with minor arithmetic or unit errors. Explains that energy is not created by the machine but may lack full clarity on the friction loss term.</w:t>
+              <w:t xml:space="preserve">States that friction produces heat and that energy is conserved, but the link to work against friction or the equation is thin or partly missing.</w:t>
             </w:r>
           </w:p>
         </w:tc>
@@ -1700,7 +2275,7 @@
                 <w:sz w:val="18"/>
                 <w:szCs w:val="18"/>
               </w:rPr>
-              <w:t xml:space="preserve">Defines work or energy conservation in general terms only, without applying them numerically to the spanner system. May claim the longer spanner 'creates' extra force or energy, showing a misconception about conservation.</w:t>
+              <w:t xml:space="preserve">Says energy is lost or destroyed, or gives no mechanism for the warm nut.</w:t>
             </w:r>
           </w:p>
         </w:tc>
@@ -1734,7 +2309,7 @@
                 <w:sz w:val="18"/>
                 <w:szCs w:val="18"/>
               </w:rPr>
-              <w:t xml:space="preserve">Energy Dissipation &amp; Friction</w:t>
+              <w:t xml:space="preserve">Explaining machines, MA, VR and efficiency</w:t>
             </w:r>
           </w:p>
         </w:tc>
@@ -1766,7 +2341,7 @@
                 <w:sz w:val="18"/>
                 <w:szCs w:val="18"/>
               </w:rPr>
-              <w:t xml:space="preserve">Explains friction at a surface/molecular level and traces the full energy transformation chain (chemical → kinetic → thermal). Uses conservation of energy to argue convincingly that heat energy is not lost but transformed. Clearly distinguishes 'useful' from 'wasted' energy and explains why thermal energy cannot be easily recovered.</w:t>
+              <w:t xml:space="preserve">Explains that the longer effort arm raises MA and that force is traded for distance. States that no machine creates energy and that efficiency is below 100% because friction makes work out less than work in.</w:t>
             </w:r>
           </w:p>
         </w:tc>
@@ -1798,7 +2373,7 @@
                 <w:sz w:val="18"/>
                 <w:szCs w:val="18"/>
               </w:rPr>
-              <w:t xml:space="preserve">Describes friction and the energy transformation chain correctly at a general level. States that energy is conserved and transformed to heat, but the molecular-level explanation or the reasoning about recoverability of heat is incomplete.</w:t>
+              <w:t xml:space="preserve">Explains the lever advantage correctly but is vague about the force-distance trade or about why efficiency is below 100%.</w:t>
             </w:r>
           </w:p>
         </w:tc>
@@ -1830,7 +2405,7 @@
                 <w:sz w:val="18"/>
                 <w:szCs w:val="18"/>
               </w:rPr>
-              <w:t xml:space="preserve">States that friction produces heat but cannot explain the energy transformation chain or why energy is not truly 'lost.' May describe energy as disappearing rather than transforming, indicating a misconception about conservation.</w:t>
+              <w:t xml:space="preserve">Suggests the machine gives extra energy, or cannot state the MA, VR or efficiency formulae.</w:t>
             </w:r>
           </w:p>
         </w:tc>
@@ -1864,7 +2439,7 @@
                 <w:sz w:val="18"/>
                 <w:szCs w:val="18"/>
               </w:rPr>
-              <w:t xml:space="preserve">Efficiency &amp; Power</w:t>
+              <w:t xml:space="preserve">Integrated explanation of the phenomenon and use of vocabulary</w:t>
             </w:r>
           </w:p>
         </w:tc>
@@ -1896,7 +2471,7 @@
                 <w:sz w:val="18"/>
                 <w:szCs w:val="18"/>
               </w:rPr>
-              <w:t xml:space="preserve">Correctly defines and calculates efficiency (%) using values from the investigation. Defines power (P = W ÷ t) and explains its relevance to the mechanic's experience. Proposes two well-explained, Physics-grounded strategies to improve efficiency (e.g., lubrication, proper jaw fit). Connects improved efficiency to real benefits for Kenyan jua kali workers.</w:t>
+              <w:t xml:space="preserve">A coherent, linked explanation of both puzzles that uses at least four unit terms correctly, with power distinguished as rate of working (P = W/t, watts).</w:t>
             </w:r>
           </w:p>
         </w:tc>
@@ -1928,7 +2503,7 @@
                 <w:sz w:val="18"/>
                 <w:szCs w:val="18"/>
               </w:rPr>
-              <w:t xml:space="preserve">Correctly defines efficiency and power. Calculates efficiency with minor errors. Proposes at least one strategy to improve efficiency with a reasonable Physics explanation. Makes a general connection to Kenyan workplace relevance.</w:t>
+              <w:t xml:space="preserve">A mostly connected explanation using four terms, with minor misuse, or a power answer that is correct but incomplete.</w:t>
             </w:r>
           </w:p>
         </w:tc>
@@ -1960,137 +2535,7 @@
                 <w:sz w:val="18"/>
                 <w:szCs w:val="18"/>
               </w:rPr>
-              <w:t xml:space="preserve">Defines efficiency or power with significant errors, or confuses the two concepts. Cannot calculate efficiency from given data. Strategies to improve efficiency are vague or not connected to Physics principles.</w:t>
-            </w:r>
-          </w:p>
-        </w:tc>
-      </w:tr>
-      <w:tr>
-        <w:tc>
-          <w:tcPr>
-            <w:tcW w:type="dxa" w:w="3000"/>
-            <w:shd w:fill="D5E8F0" w:color="auto" w:val="clear"/>
-            <w:tcMar>
-              <w:top w:type="dxa" w:w="60"/>
-              <w:left w:type="dxa" w:w="120"/>
-              <w:bottom w:type="dxa" w:w="60"/>
-              <w:right w:type="dxa" w:w="120"/>
-            </w:tcMar>
-            <w:vAlign w:val="top"/>
-          </w:tcPr>
-          <w:p>
-            <w:pPr>
-              <w:spacing w:after="40" w:before="0"/>
-              <w:jc w:val="left"/>
-            </w:pPr>
-            <w:r>
-              <w:rPr>
-                <w:rFonts w:ascii="Arial" w:cs="Arial" w:eastAsia="Arial" w:hAnsi="Arial"/>
-                <w:b w:val="false"/>
-                <w:bCs w:val="false"/>
-                <w:i w:val="false"/>
-                <w:iCs w:val="false"/>
-                <w:color w:val="000000"/>
-                <w:sz w:val="18"/>
-                <w:szCs w:val="18"/>
-              </w:rPr>
-              <w:t xml:space="preserve">Synthesis: Answering the Driving Question</w:t>
-            </w:r>
-          </w:p>
-        </w:tc>
-        <w:tc>
-          <w:tcPr>
-            <w:tcW w:type="dxa" w:w="3560"/>
-            <w:shd w:fill="FFFFFF" w:color="auto" w:val="clear"/>
-            <w:tcMar>
-              <w:top w:type="dxa" w:w="60"/>
-              <w:left w:type="dxa" w:w="120"/>
-              <w:bottom w:type="dxa" w:w="60"/>
-              <w:right w:type="dxa" w:w="120"/>
-            </w:tcMar>
-            <w:vAlign w:val="top"/>
-          </w:tcPr>
-          <w:p>
-            <w:pPr>
-              <w:spacing w:after="40" w:before="0"/>
-              <w:jc w:val="left"/>
-            </w:pPr>
-            <w:r>
-              <w:rPr>
-                <w:rFonts w:ascii="Arial" w:cs="Arial" w:eastAsia="Arial" w:hAnsi="Arial"/>
-                <w:b w:val="false"/>
-                <w:bCs w:val="false"/>
-                <w:i w:val="false"/>
-                <w:iCs w:val="false"/>
-                <w:color w:val="000000"/>
-                <w:sz w:val="18"/>
-                <w:szCs w:val="18"/>
-              </w:rPr>
-              <w:t xml:space="preserve">Opening statement directly and completely answers both parts of the driving question. Integrates at least three Physics concepts from the unit, referenced with specific evidence or data. Reflection on real-world implications for Kenyan jua kali workers, engineers, or policymakers is insightful, specific, and scientifically grounded. Writing is clear, well-organised, and uses correct Physics vocabulary throughout.</w:t>
-            </w:r>
-          </w:p>
-        </w:tc>
-        <w:tc>
-          <w:tcPr>
-            <w:tcW w:type="dxa" w:w="3560"/>
-            <w:shd w:fill="F2F2F2" w:color="auto" w:val="clear"/>
-            <w:tcMar>
-              <w:top w:type="dxa" w:w="60"/>
-              <w:left w:type="dxa" w:w="120"/>
-              <w:bottom w:type="dxa" w:w="60"/>
-              <w:right w:type="dxa" w:w="120"/>
-            </w:tcMar>
-            <w:vAlign w:val="top"/>
-          </w:tcPr>
-          <w:p>
-            <w:pPr>
-              <w:spacing w:after="40" w:before="0"/>
-              <w:jc w:val="left"/>
-            </w:pPr>
-            <w:r>
-              <w:rPr>
-                <w:rFonts w:ascii="Arial" w:cs="Arial" w:eastAsia="Arial" w:hAnsi="Arial"/>
-                <w:b w:val="false"/>
-                <w:bCs w:val="false"/>
-                <w:i w:val="false"/>
-                <w:iCs w:val="false"/>
-                <w:color w:val="000000"/>
-                <w:sz w:val="18"/>
-                <w:szCs w:val="18"/>
-              </w:rPr>
-              <w:t xml:space="preserve">Answers both parts of the driving question but one part may lack depth or specificity. References at least two Physics concepts with some connection to evidence. Includes a relevant but general reflection on Kenyan workplace implications. Writing is mostly clear with occasional vocabulary or organisation issues.</w:t>
-            </w:r>
-          </w:p>
-        </w:tc>
-        <w:tc>
-          <w:tcPr>
-            <w:tcW w:type="dxa" w:w="3560"/>
-            <w:shd w:fill="FFFFFF" w:color="auto" w:val="clear"/>
-            <w:tcMar>
-              <w:top w:type="dxa" w:w="60"/>
-              <w:left w:type="dxa" w:w="120"/>
-              <w:bottom w:type="dxa" w:w="60"/>
-              <w:right w:type="dxa" w:w="120"/>
-            </w:tcMar>
-            <w:vAlign w:val="top"/>
-          </w:tcPr>
-          <w:p>
-            <w:pPr>
-              <w:spacing w:after="40" w:before="0"/>
-              <w:jc w:val="left"/>
-            </w:pPr>
-            <w:r>
-              <w:rPr>
-                <w:rFonts w:ascii="Arial" w:cs="Arial" w:eastAsia="Arial" w:hAnsi="Arial"/>
-                <w:b w:val="false"/>
-                <w:bCs w:val="false"/>
-                <w:i w:val="false"/>
-                <w:iCs w:val="false"/>
-                <w:color w:val="000000"/>
-                <w:sz w:val="18"/>
-                <w:szCs w:val="18"/>
-              </w:rPr>
-              <w:t xml:space="preserve">Attempts to answer the driving question but addresses only one part, or gives a superficial answer to both. Physics concepts are named but not meaningfully connected to evidence or the phenomenon. Reflection on real-world implications is absent or not connected to the Physics. Writing is unclear or disorganised.</w:t>
+              <w:t xml:space="preserve">A list of facts that does not link to the mechanic, uses fewer than four terms, or confuses power with work.</w:t>
             </w:r>
           </w:p>
         </w:tc>
@@ -2214,7 +2659,7 @@
         </w:rPr>
         <w:t xml:space="preserve">© 2026 SeaVuria and ARES. This work is licensed under a </w:t>
       </w:r>
-      <w:hyperlink w:history="1" r:id="rIdvtvlzkbvrbdw2818bqqpv">
+      <w:hyperlink w:history="1" r:id="rIdn-flowxtek7thiou4_rqa">
         <w:r>
           <w:rPr>
             <w:rFonts w:ascii="Arial" w:cs="Arial" w:eastAsia="Arial" w:hAnsi="Arial"/>
@@ -2234,7 +2679,7 @@
         </w:rPr>
         <w:t xml:space="preserve"> (</w:t>
       </w:r>
-      <w:hyperlink w:history="1" r:id="rIdwb5oegxixfohcibajrnnn">
+      <w:hyperlink w:history="1" r:id="rIdis1vyu5ex7kpqfo3y4kxe">
         <w:r>
           <w:rPr>
             <w:rFonts w:ascii="Arial" w:cs="Arial" w:eastAsia="Arial" w:hAnsi="Arial"/>
@@ -2254,7 +2699,7 @@
         </w:rPr>
         <w:t xml:space="preserve">). To view a copy of this license, visit </w:t>
       </w:r>
-      <w:hyperlink w:history="1" r:id="rIdcw2qsg1evio_fs5ry7cc-">
+      <w:hyperlink w:history="1" r:id="rId0nr98toaikwbv3uq87aro">
         <w:r>
           <w:rPr>
             <w:rFonts w:ascii="Arial" w:cs="Arial" w:eastAsia="Arial" w:hAnsi="Arial"/>

--- a/data/outputs/v2/Physics/SS1.4_Energy,_Work,_Power_and_Machines/Physics_Energy,_Work,_Power_and_Machines_FinalExplanation.docx
+++ b/data/outputs/v2/Physics/SS1.4_Energy,_Work,_Power_and_Machines/Physics_Energy,_Work,_Power_and_Machines_FinalExplanation.docx
@@ -2659,7 +2659,7 @@
         </w:rPr>
         <w:t xml:space="preserve">© 2026 SeaVuria and ARES. This work is licensed under a </w:t>
       </w:r>
-      <w:hyperlink w:history="1" r:id="rIdn-flowxtek7thiou4_rqa">
+      <w:hyperlink w:history="1" r:id="rIdov2tix3rneibj1nv6vkck">
         <w:r>
           <w:rPr>
             <w:rFonts w:ascii="Arial" w:cs="Arial" w:eastAsia="Arial" w:hAnsi="Arial"/>
@@ -2679,7 +2679,7 @@
         </w:rPr>
         <w:t xml:space="preserve"> (</w:t>
       </w:r>
-      <w:hyperlink w:history="1" r:id="rIdis1vyu5ex7kpqfo3y4kxe">
+      <w:hyperlink w:history="1" r:id="rIdecypgh9sjp7s_tflhotpf">
         <w:r>
           <w:rPr>
             <w:rFonts w:ascii="Arial" w:cs="Arial" w:eastAsia="Arial" w:hAnsi="Arial"/>
@@ -2699,7 +2699,7 @@
         </w:rPr>
         <w:t xml:space="preserve">). To view a copy of this license, visit </w:t>
       </w:r>
-      <w:hyperlink w:history="1" r:id="rId0nr98toaikwbv3uq87aro">
+      <w:hyperlink w:history="1" r:id="rIdg19mn9abigchuycwyd3l0">
         <w:r>
           <w:rPr>
             <w:rFonts w:ascii="Arial" w:cs="Arial" w:eastAsia="Arial" w:hAnsi="Arial"/>

--- a/data/outputs/v2/Physics/SS1.4_Energy,_Work,_Power_and_Machines/Physics_Energy,_Work,_Power_and_Machines_FinalExplanation.docx
+++ b/data/outputs/v2/Physics/SS1.4_Energy,_Work,_Power_and_Machines/Physics_Energy,_Work,_Power_and_Machines_FinalExplanation.docx
@@ -2659,7 +2659,7 @@
         </w:rPr>
         <w:t xml:space="preserve">© 2026 SeaVuria and ARES. This work is licensed under a </w:t>
       </w:r>
-      <w:hyperlink w:history="1" r:id="rIdov2tix3rneibj1nv6vkck">
+      <w:hyperlink w:history="1" r:id="rIdrbjxwk37dlb1rip6kwh7f">
         <w:r>
           <w:rPr>
             <w:rFonts w:ascii="Arial" w:cs="Arial" w:eastAsia="Arial" w:hAnsi="Arial"/>
@@ -2679,7 +2679,7 @@
         </w:rPr>
         <w:t xml:space="preserve"> (</w:t>
       </w:r>
-      <w:hyperlink w:history="1" r:id="rIdecypgh9sjp7s_tflhotpf">
+      <w:hyperlink w:history="1" r:id="rId7fghh4z496ls3skv37d8o">
         <w:r>
           <w:rPr>
             <w:rFonts w:ascii="Arial" w:cs="Arial" w:eastAsia="Arial" w:hAnsi="Arial"/>
@@ -2699,7 +2699,7 @@
         </w:rPr>
         <w:t xml:space="preserve">). To view a copy of this license, visit </w:t>
       </w:r>
-      <w:hyperlink w:history="1" r:id="rIdg19mn9abigchuycwyd3l0">
+      <w:hyperlink w:history="1" r:id="rIdh0po4zdwaxuqdghcg6jyq">
         <w:r>
           <w:rPr>
             <w:rFonts w:ascii="Arial" w:cs="Arial" w:eastAsia="Arial" w:hAnsi="Arial"/>

--- a/data/outputs/v2/Physics/SS1.4_Energy,_Work,_Power_and_Machines/Physics_Energy,_Work,_Power_and_Machines_FinalExplanation.docx
+++ b/data/outputs/v2/Physics/SS1.4_Energy,_Work,_Power_and_Machines/Physics_Energy,_Work,_Power_and_Machines_FinalExplanation.docx
@@ -2659,7 +2659,7 @@
         </w:rPr>
         <w:t xml:space="preserve">© 2026 SeaVuria and ARES. This work is licensed under a </w:t>
       </w:r>
-      <w:hyperlink w:history="1" r:id="rIdrbjxwk37dlb1rip6kwh7f">
+      <w:hyperlink w:history="1" r:id="rIduwpv4lgzztqocb_nz2yto">
         <w:r>
           <w:rPr>
             <w:rFonts w:ascii="Arial" w:cs="Arial" w:eastAsia="Arial" w:hAnsi="Arial"/>
@@ -2679,7 +2679,7 @@
         </w:rPr>
         <w:t xml:space="preserve"> (</w:t>
       </w:r>
-      <w:hyperlink w:history="1" r:id="rId7fghh4z496ls3skv37d8o">
+      <w:hyperlink w:history="1" r:id="rIdokpninl2ga191zibqbtxz">
         <w:r>
           <w:rPr>
             <w:rFonts w:ascii="Arial" w:cs="Arial" w:eastAsia="Arial" w:hAnsi="Arial"/>
@@ -2699,7 +2699,7 @@
         </w:rPr>
         <w:t xml:space="preserve">). To view a copy of this license, visit </w:t>
       </w:r>
-      <w:hyperlink w:history="1" r:id="rIdh0po4zdwaxuqdghcg6jyq">
+      <w:hyperlink w:history="1" r:id="rId0eu6x3wrkds2aioul1wm4">
         <w:r>
           <w:rPr>
             <w:rFonts w:ascii="Arial" w:cs="Arial" w:eastAsia="Arial" w:hAnsi="Arial"/>

--- a/data/outputs/v2/Physics/SS1.4_Energy,_Work,_Power_and_Machines/Physics_Energy,_Work,_Power_and_Machines_FinalExplanation.docx
+++ b/data/outputs/v2/Physics/SS1.4_Energy,_Work,_Power_and_Machines/Physics_Energy,_Work,_Power_and_Machines_FinalExplanation.docx
@@ -95,7 +95,7 @@
                 <w:sz w:val="22"/>
                 <w:szCs w:val="22"/>
               </w:rPr>
-              <w:t xml:space="preserve">FINAL EXPLANATION: PHYSICS GRADE 10 – SUB-STRAND 1.4: ENERGY, WORK, POWER AND MACHINES</w:t>
+              <w:t xml:space="preserve">FINAL EXPLANATION: PHYSICS GRADE 10: 1.4 ENERGY, WORK, POWER AND MACHINES</w:t>
             </w:r>
           </w:p>
         </w:tc>
@@ -422,7 +422,7 @@
                 <w:sz w:val="18"/>
                 <w:szCs w:val="18"/>
               </w:rPr>
-              <w:t xml:space="preserve">This is your Final Explanation for the whole unit. Read the driving question: Why can a jua kali mechanic in Nairobi loosen a wheel nut effortlessly with a long spanner when a short one fails, and where does the energy go when friction makes the nut hot? Answer each section in the space below its prompt. Write in full sentences, show every step of any calculation with units, and use the words and formulae you learned in Lessons 1 to 8. Link every answer back to the mechanic at Gikomba market. Use g = 10 m/s². Work on your own.</w:t>
+              <w:t xml:space="preserve">Final Explanation: How do pulleys reduce the effort needed to lift water, and how does energy transfer in the process? Imagine you are explaining to a friend in Kitui County why Mwende, who is 10 years old, can lift the bucket with the pulley system while her mother, Mama Kavata Mutua, finds the direct lift exhausting. Use what you observed and learned in Lessons 1 to 8. Use g = 10 N/kg everywhere. Show every calculation step, with units, and write full sentences for your explanations. Use the data given in each section. Write your answers in the space under each prompt.</w:t>
             </w:r>
           </w:p>
         </w:tc>
@@ -481,7 +481,7 @@
                 <w:sz w:val="22"/>
                 <w:szCs w:val="22"/>
               </w:rPr>
-              <w:t xml:space="preserve">Section 1: The Mechanic at Gikomba and Energy of Motion and Position</w:t>
+              <w:t xml:space="preserve">Part 1: What the bucket gains</w:t>
             </w:r>
           </w:p>
         </w:tc>
@@ -515,232 +515,45 @@
                 <w:sz w:val="18"/>
                 <w:szCs w:val="18"/>
               </w:rPr>
-              <w:t xml:space="preserve">A jua kali mechanic in Gikomba market, Nairobi, fails to loosen a matatu wheel nut with a short spanner. He then succeeds easily with the spanner extended by a metal pipe. An apprentice notices the nut feels warm after the failed attempts.</w:t>
-            </w:r>
-          </w:p>
-          <w:p>
-            <w:pPr>
-              <w:spacing w:after="40" w:before="0"/>
-              <w:jc w:val="left"/>
-            </w:pPr>
-            <w:r>
-              <w:rPr>
-                <w:rFonts w:ascii="Arial" w:cs="Arial" w:eastAsia="Arial" w:hAnsi="Arial"/>
-                <w:b/>
-                <w:bCs/>
-                <w:i w:val="false"/>
-                <w:iCs w:val="false"/>
-                <w:color w:val="000000"/>
-                <w:sz w:val="18"/>
-                <w:szCs w:val="18"/>
-              </w:rPr>
-              <w:t xml:space="preserve">(a) State the two puzzles (mysteries) this scene raised at the start of the unit. (2 marks)</w:t>
-            </w:r>
-          </w:p>
-          <w:p>
-            <w:pPr>
-              <w:spacing w:after="40" w:before="0"/>
-              <w:jc w:val="left"/>
-            </w:pPr>
-            <w:r>
-              <w:rPr>
-                <w:rFonts w:ascii="Arial" w:cs="Arial" w:eastAsia="Arial" w:hAnsi="Arial"/>
-                <w:b/>
-                <w:bCs/>
-                <w:i w:val="false"/>
-                <w:iCs w:val="false"/>
-                <w:color w:val="000000"/>
-                <w:sz w:val="18"/>
-                <w:szCs w:val="18"/>
-              </w:rPr>
-              <w:t xml:space="preserve">(b) Write the formulae for kinetic energy and gravitational potential energy and name the unit of energy. (3 marks)</w:t>
-            </w:r>
-          </w:p>
-          <w:p>
-            <w:pPr>
-              <w:spacing w:after="40" w:before="0"/>
-              <w:jc w:val="left"/>
-            </w:pPr>
-            <w:r>
-              <w:rPr>
-                <w:rFonts w:ascii="Arial" w:cs="Arial" w:eastAsia="Arial" w:hAnsi="Arial"/>
-                <w:b/>
-                <w:bCs/>
-                <w:i w:val="false"/>
-                <w:iCs w:val="false"/>
-                <w:color w:val="000000"/>
-                <w:sz w:val="18"/>
-                <w:szCs w:val="18"/>
-              </w:rPr>
-              <w:t xml:space="preserve">(c) A 70 kg matatu tout runs at 4 m/s. Calculate his kinetic energy. (2 marks)</w:t>
-            </w:r>
-          </w:p>
-          <w:p>
-            <w:pPr>
-              <w:spacing w:after="40" w:before="0"/>
-              <w:jc w:val="left"/>
-            </w:pPr>
-            <w:r>
-              <w:rPr>
-                <w:rFonts w:ascii="Arial" w:cs="Arial" w:eastAsia="Arial" w:hAnsi="Arial"/>
-                <w:b/>
-                <w:bCs/>
-                <w:i w:val="false"/>
-                <w:iCs w:val="false"/>
-                <w:color w:val="000000"/>
-                <w:sz w:val="18"/>
-                <w:szCs w:val="18"/>
-              </w:rPr>
-              <w:t xml:space="preserve">(d) A 5 kg bag of maize is lifted 2 m onto a grain-store shelf in Kitale. Calculate its gravitational potential energy. (2 marks)</w:t>
-            </w:r>
-          </w:p>
-          <w:p>
-            <w:pPr>
-              <w:spacing w:after="40" w:before="0"/>
-              <w:jc w:val="left"/>
-            </w:pPr>
-            <w:r>
-              <w:rPr>
-                <w:rFonts w:ascii="Arial" w:cs="Arial" w:eastAsia="Arial" w:hAnsi="Arial"/>
-                <w:b/>
-                <w:bCs/>
-                <w:i w:val="false"/>
-                <w:iCs w:val="false"/>
-                <w:color w:val="000000"/>
-                <w:sz w:val="18"/>
-                <w:szCs w:val="18"/>
-              </w:rPr>
-              <w:t xml:space="preserve">(e) If the tout doubled his speed to 8 m/s, what would happen to his kinetic energy? Explain using the formula. (2 marks)</w:t>
-            </w:r>
-          </w:p>
-        </w:tc>
-      </w:tr>
-      <w:tr>
-        <w:trPr>
-          <w:trHeight w:val="4200" w:hRule="atLeast"/>
-        </w:trPr>
-        <w:tc>
-          <w:tcPr>
-            <w:tcW w:type="dxa" w:w="13680"/>
-            <w:shd w:fill="FFFFFF" w:color="auto" w:val="clear"/>
-            <w:tcMar>
-              <w:top w:type="dxa" w:w="60"/>
-              <w:left w:type="dxa" w:w="120"/>
-              <w:bottom w:type="dxa" w:w="60"/>
-              <w:right w:type="dxa" w:w="120"/>
-            </w:tcMar>
-            <w:vAlign w:val="top"/>
-          </w:tcPr>
-          <w:p>
-            <w:pPr>
-              <w:spacing w:after="40" w:before="0"/>
-              <w:jc w:val="left"/>
-            </w:pPr>
-            <w:r>
-              <w:rPr>
-                <w:rFonts w:ascii="Arial" w:cs="Arial" w:eastAsia="Arial" w:hAnsi="Arial"/>
-                <w:b w:val="false"/>
-                <w:bCs w:val="false"/>
-                <w:i/>
-                <w:iCs/>
-                <w:color w:val="808080"/>
-                <w:sz w:val="18"/>
-                <w:szCs w:val="18"/>
-              </w:rPr>
-              <w:t xml:space="preserve">Write your answer here:</w:t>
-            </w:r>
-          </w:p>
-        </w:tc>
-      </w:tr>
-    </w:tbl>
-    <w:p>
-      <w:pPr>
-        <w:spacing w:after="120"/>
-      </w:pPr>
-      <w:r>
-        <w:t xml:space="preserve"/>
-      </w:r>
-    </w:p>
-    <w:tbl>
-      <w:tblPr>
-        <w:tblW w:type="dxa" w:w="13680"/>
-        <w:tblBorders>
-          <w:top w:val="single" w:color="AAAAAA" w:sz="4"/>
-          <w:left w:val="single" w:color="AAAAAA" w:sz="4"/>
-          <w:bottom w:val="single" w:color="AAAAAA" w:sz="4"/>
-          <w:right w:val="single" w:color="AAAAAA" w:sz="4"/>
-          <w:insideH w:val="single" w:color="auto" w:sz="4"/>
-          <w:insideV w:val="single" w:color="auto" w:sz="4"/>
-        </w:tblBorders>
-        <w:tblLayout w:type="fixed"/>
-      </w:tblPr>
-      <w:tblGrid>
-        <w:gridCol w:w="13680"/>
-      </w:tblGrid>
-      <w:tr>
-        <w:tc>
-          <w:tcPr>
-            <w:tcW w:type="dxa" w:w="13680"/>
-            <w:shd w:fill="1F3864" w:color="auto" w:val="clear"/>
-            <w:tcMar>
-              <w:top w:type="dxa" w:w="60"/>
-              <w:left w:type="dxa" w:w="120"/>
-              <w:bottom w:type="dxa" w:w="60"/>
-              <w:right w:type="dxa" w:w="120"/>
-            </w:tcMar>
-            <w:vAlign w:val="top"/>
-          </w:tcPr>
-          <w:p>
-            <w:pPr>
-              <w:spacing w:after="40" w:before="0"/>
-              <w:jc w:val="center"/>
-            </w:pPr>
-            <w:r>
-              <w:rPr>
-                <w:rFonts w:ascii="Arial" w:cs="Arial" w:eastAsia="Arial" w:hAnsi="Arial"/>
-                <w:b/>
-                <w:bCs/>
-                <w:i w:val="false"/>
-                <w:iCs w:val="false"/>
-                <w:color w:val="FFFFFF"/>
-                <w:sz w:val="22"/>
-                <w:szCs w:val="22"/>
-              </w:rPr>
-              <w:t xml:space="preserve">Section 2: Work, Force and Displacement</w:t>
-            </w:r>
-          </w:p>
-        </w:tc>
-      </w:tr>
-      <w:tr>
-        <w:tc>
-          <w:tcPr>
-            <w:tcW w:type="dxa" w:w="13680"/>
-            <w:shd w:fill="D9EEF1" w:color="auto" w:val="clear"/>
-            <w:tcMar>
-              <w:top w:type="dxa" w:w="60"/>
-              <w:left w:type="dxa" w:w="120"/>
-              <w:bottom w:type="dxa" w:w="60"/>
-              <w:right w:type="dxa" w:w="120"/>
-            </w:tcMar>
-            <w:vAlign w:val="top"/>
-          </w:tcPr>
-          <w:p>
-            <w:pPr>
-              <w:spacing w:after="40" w:before="0"/>
-              <w:jc w:val="left"/>
-            </w:pPr>
-            <w:r>
-              <w:rPr>
-                <w:rFonts w:ascii="Arial" w:cs="Arial" w:eastAsia="Arial" w:hAnsi="Arial"/>
-                <w:b/>
-                <w:bCs/>
-                <w:i w:val="false"/>
-                <w:iCs w:val="false"/>
-                <w:color w:val="000000"/>
-                <w:sz w:val="18"/>
-                <w:szCs w:val="18"/>
-              </w:rPr>
-              <w:t xml:space="preserve">In Lesson 3 you looked at the data from the mechanic's two attempts, using W = Fd cosθ as your model of work. In each row, F is the force applied and d is the displacement in the direction of that force (θ = 0°).</w:t>
+              <w:t xml:space="preserve">A 20 kg bucket of water (weight 200 N) is lifted 8 m up a well at a steady speed in 20 s. The water surface is the 0 m level and the top of the well is 8 m above it.</w:t>
+            </w:r>
+          </w:p>
+          <w:p>
+            <w:pPr>
+              <w:spacing w:after="40" w:before="0"/>
+              <w:jc w:val="left"/>
+            </w:pPr>
+            <w:r>
+              <w:rPr>
+                <w:rFonts w:ascii="Arial" w:cs="Arial" w:eastAsia="Arial" w:hAnsi="Arial"/>
+                <w:b/>
+                <w:bCs/>
+                <w:i w:val="false"/>
+                <w:iCs w:val="false"/>
+                <w:color w:val="000000"/>
+                <w:sz w:val="18"/>
+                <w:szCs w:val="18"/>
+              </w:rPr>
+              <w:t xml:space="preserve"/>
+            </w:r>
+          </w:p>
+          <w:p>
+            <w:pPr>
+              <w:spacing w:after="40" w:before="0"/>
+              <w:jc w:val="left"/>
+            </w:pPr>
+            <w:r>
+              <w:rPr>
+                <w:rFonts w:ascii="Arial" w:cs="Arial" w:eastAsia="Arial" w:hAnsi="Arial"/>
+                <w:b/>
+                <w:bCs/>
+                <w:i w:val="false"/>
+                <w:iCs w:val="false"/>
+                <w:color w:val="000000"/>
+                <w:sz w:val="18"/>
+                <w:szCs w:val="18"/>
+              </w:rPr>
+              <w:t xml:space="preserve">Bucket PE table (m = 20 kg):</w:t>
             </w:r>
           </w:p>
           <w:p>
@@ -776,14 +589,13 @@
               <w:tblLayout w:type="fixed"/>
             </w:tblPr>
             <w:tblGrid>
-              <w:gridCol w:w="4440"/>
-              <w:gridCol w:w="4440"/>
-              <w:gridCol w:w="4440"/>
+              <w:gridCol w:w="6660"/>
+              <w:gridCol w:w="6660"/>
             </w:tblGrid>
             <w:tr>
               <w:tc>
                 <w:tcPr>
-                  <w:tcW w:type="dxa" w:w="4440"/>
+                  <w:tcW w:type="dxa" w:w="6660"/>
                   <w:shd w:fill="D5E8F0" w:color="auto" w:val="clear"/>
                   <w:tcMar>
                     <w:top w:type="dxa" w:w="60"/>
@@ -809,13 +621,13 @@
                       <w:sz w:val="18"/>
                       <w:szCs w:val="18"/>
                     </w:rPr>
-                    <w:t xml:space="preserve">Spanner</w:t>
+                    <w:t xml:space="preserve">Height above water (m)</w:t>
                   </w:r>
                 </w:p>
               </w:tc>
               <w:tc>
                 <w:tcPr>
-                  <w:tcW w:type="dxa" w:w="4440"/>
+                  <w:tcW w:type="dxa" w:w="6660"/>
                   <w:shd w:fill="D5E8F0" w:color="auto" w:val="clear"/>
                   <w:tcMar>
                     <w:top w:type="dxa" w:w="60"/>
@@ -841,39 +653,7 @@
                       <w:sz w:val="18"/>
                       <w:szCs w:val="18"/>
                     </w:rPr>
-                    <w:t xml:space="preserve">Force applied (N)</w:t>
-                  </w:r>
-                </w:p>
-              </w:tc>
-              <w:tc>
-                <w:tcPr>
-                  <w:tcW w:type="dxa" w:w="4440"/>
-                  <w:shd w:fill="D5E8F0" w:color="auto" w:val="clear"/>
-                  <w:tcMar>
-                    <w:top w:type="dxa" w:w="60"/>
-                    <w:left w:type="dxa" w:w="120"/>
-                    <w:bottom w:type="dxa" w:w="60"/>
-                    <w:right w:type="dxa" w:w="120"/>
-                  </w:tcMar>
-                  <w:vAlign w:val="top"/>
-                </w:tcPr>
-                <w:p>
-                  <w:pPr>
-                    <w:spacing w:after="40" w:before="0"/>
-                    <w:jc w:val="left"/>
-                  </w:pPr>
-                  <w:r>
-                    <w:rPr>
-                      <w:rFonts w:ascii="Arial" w:cs="Arial" w:eastAsia="Arial" w:hAnsi="Arial"/>
-                      <w:b/>
-                      <w:bCs/>
-                      <w:i w:val="false"/>
-                      <w:iCs w:val="false"/>
-                      <w:color w:val="000000"/>
-                      <w:sz w:val="18"/>
-                      <w:szCs w:val="18"/>
-                    </w:rPr>
-                    <w:t xml:space="preserve">Displacement (m)</w:t>
+                    <w:t xml:space="preserve">PE (J)</w:t>
                   </w:r>
                 </w:p>
               </w:tc>
@@ -881,7 +661,7 @@
             <w:tr>
               <w:tc>
                 <w:tcPr>
-                  <w:tcW w:type="dxa" w:w="4440"/>
+                  <w:tcW w:type="dxa" w:w="6660"/>
                   <w:shd w:fill="FFFFFF" w:color="auto" w:val="clear"/>
                   <w:tcMar>
                     <w:top w:type="dxa" w:w="60"/>
@@ -907,45 +687,13 @@
                       <w:sz w:val="18"/>
                       <w:szCs w:val="18"/>
                     </w:rPr>
-                    <w:t xml:space="preserve">Short</w:t>
+                    <w:t xml:space="preserve">0</w:t>
                   </w:r>
                 </w:p>
               </w:tc>
               <w:tc>
                 <w:tcPr>
-                  <w:tcW w:type="dxa" w:w="4440"/>
-                  <w:shd w:fill="FFFFFF" w:color="auto" w:val="clear"/>
-                  <w:tcMar>
-                    <w:top w:type="dxa" w:w="60"/>
-                    <w:left w:type="dxa" w:w="120"/>
-                    <w:bottom w:type="dxa" w:w="60"/>
-                    <w:right w:type="dxa" w:w="120"/>
-                  </w:tcMar>
-                  <w:vAlign w:val="top"/>
-                </w:tcPr>
-                <w:p>
-                  <w:pPr>
-                    <w:spacing w:after="40" w:before="0"/>
-                    <w:jc w:val="left"/>
-                  </w:pPr>
-                  <w:r>
-                    <w:rPr>
-                      <w:rFonts w:ascii="Arial" w:cs="Arial" w:eastAsia="Arial" w:hAnsi="Arial"/>
-                      <w:b w:val="false"/>
-                      <w:bCs w:val="false"/>
-                      <w:i w:val="false"/>
-                      <w:iCs w:val="false"/>
-                      <w:color w:val="000000"/>
-                      <w:sz w:val="18"/>
-                      <w:szCs w:val="18"/>
-                    </w:rPr>
-                    <w:t xml:space="preserve">250</w:t>
-                  </w:r>
-                </w:p>
-              </w:tc>
-              <w:tc>
-                <w:tcPr>
-                  <w:tcW w:type="dxa" w:w="4440"/>
+                  <w:tcW w:type="dxa" w:w="6660"/>
                   <w:shd w:fill="FFFFFF" w:color="auto" w:val="clear"/>
                   <w:tcMar>
                     <w:top w:type="dxa" w:w="60"/>
@@ -979,7 +727,7 @@
             <w:tr>
               <w:tc>
                 <w:tcPr>
-                  <w:tcW w:type="dxa" w:w="4440"/>
+                  <w:tcW w:type="dxa" w:w="6660"/>
                   <w:shd w:fill="FFFFFF" w:color="auto" w:val="clear"/>
                   <w:tcMar>
                     <w:top w:type="dxa" w:w="60"/>
@@ -1005,13 +753,13 @@
                       <w:sz w:val="18"/>
                       <w:szCs w:val="18"/>
                     </w:rPr>
-                    <w:t xml:space="preserve">Long</w:t>
+                    <w:t xml:space="preserve">2</w:t>
                   </w:r>
                 </w:p>
               </w:tc>
               <w:tc>
                 <w:tcPr>
-                  <w:tcW w:type="dxa" w:w="4440"/>
+                  <w:tcW w:type="dxa" w:w="6660"/>
                   <w:shd w:fill="FFFFFF" w:color="auto" w:val="clear"/>
                   <w:tcMar>
                     <w:top w:type="dxa" w:w="60"/>
@@ -1037,13 +785,15 @@
                       <w:sz w:val="18"/>
                       <w:szCs w:val="18"/>
                     </w:rPr>
-                    <w:t xml:space="preserve">80</w:t>
+                    <w:t xml:space="preserve">400</w:t>
                   </w:r>
                 </w:p>
               </w:tc>
+            </w:tr>
+            <w:tr>
               <w:tc>
                 <w:tcPr>
-                  <w:tcW w:type="dxa" w:w="4440"/>
+                  <w:tcW w:type="dxa" w:w="6660"/>
                   <w:shd w:fill="FFFFFF" w:color="auto" w:val="clear"/>
                   <w:tcMar>
                     <w:top w:type="dxa" w:w="60"/>
@@ -1069,7 +819,171 @@
                       <w:sz w:val="18"/>
                       <w:szCs w:val="18"/>
                     </w:rPr>
-                    <w:t xml:space="preserve">0.45</w:t>
+                    <w:t xml:space="preserve">4</w:t>
+                  </w:r>
+                </w:p>
+              </w:tc>
+              <w:tc>
+                <w:tcPr>
+                  <w:tcW w:type="dxa" w:w="6660"/>
+                  <w:shd w:fill="FFFFFF" w:color="auto" w:val="clear"/>
+                  <w:tcMar>
+                    <w:top w:type="dxa" w:w="60"/>
+                    <w:left w:type="dxa" w:w="120"/>
+                    <w:bottom w:type="dxa" w:w="60"/>
+                    <w:right w:type="dxa" w:w="120"/>
+                  </w:tcMar>
+                  <w:vAlign w:val="top"/>
+                </w:tcPr>
+                <w:p>
+                  <w:pPr>
+                    <w:spacing w:after="40" w:before="0"/>
+                    <w:jc w:val="left"/>
+                  </w:pPr>
+                  <w:r>
+                    <w:rPr>
+                      <w:rFonts w:ascii="Arial" w:cs="Arial" w:eastAsia="Arial" w:hAnsi="Arial"/>
+                      <w:b w:val="false"/>
+                      <w:bCs w:val="false"/>
+                      <w:i w:val="false"/>
+                      <w:iCs w:val="false"/>
+                      <w:color w:val="000000"/>
+                      <w:sz w:val="18"/>
+                      <w:szCs w:val="18"/>
+                    </w:rPr>
+                    <w:t xml:space="preserve">800</w:t>
+                  </w:r>
+                </w:p>
+              </w:tc>
+            </w:tr>
+            <w:tr>
+              <w:tc>
+                <w:tcPr>
+                  <w:tcW w:type="dxa" w:w="6660"/>
+                  <w:shd w:fill="FFFFFF" w:color="auto" w:val="clear"/>
+                  <w:tcMar>
+                    <w:top w:type="dxa" w:w="60"/>
+                    <w:left w:type="dxa" w:w="120"/>
+                    <w:bottom w:type="dxa" w:w="60"/>
+                    <w:right w:type="dxa" w:w="120"/>
+                  </w:tcMar>
+                  <w:vAlign w:val="top"/>
+                </w:tcPr>
+                <w:p>
+                  <w:pPr>
+                    <w:spacing w:after="40" w:before="0"/>
+                    <w:jc w:val="left"/>
+                  </w:pPr>
+                  <w:r>
+                    <w:rPr>
+                      <w:rFonts w:ascii="Arial" w:cs="Arial" w:eastAsia="Arial" w:hAnsi="Arial"/>
+                      <w:b w:val="false"/>
+                      <w:bCs w:val="false"/>
+                      <w:i w:val="false"/>
+                      <w:iCs w:val="false"/>
+                      <w:color w:val="000000"/>
+                      <w:sz w:val="18"/>
+                      <w:szCs w:val="18"/>
+                    </w:rPr>
+                    <w:t xml:space="preserve">6</w:t>
+                  </w:r>
+                </w:p>
+              </w:tc>
+              <w:tc>
+                <w:tcPr>
+                  <w:tcW w:type="dxa" w:w="6660"/>
+                  <w:shd w:fill="FFFFFF" w:color="auto" w:val="clear"/>
+                  <w:tcMar>
+                    <w:top w:type="dxa" w:w="60"/>
+                    <w:left w:type="dxa" w:w="120"/>
+                    <w:bottom w:type="dxa" w:w="60"/>
+                    <w:right w:type="dxa" w:w="120"/>
+                  </w:tcMar>
+                  <w:vAlign w:val="top"/>
+                </w:tcPr>
+                <w:p>
+                  <w:pPr>
+                    <w:spacing w:after="40" w:before="0"/>
+                    <w:jc w:val="left"/>
+                  </w:pPr>
+                  <w:r>
+                    <w:rPr>
+                      <w:rFonts w:ascii="Arial" w:cs="Arial" w:eastAsia="Arial" w:hAnsi="Arial"/>
+                      <w:b w:val="false"/>
+                      <w:bCs w:val="false"/>
+                      <w:i w:val="false"/>
+                      <w:iCs w:val="false"/>
+                      <w:color w:val="000000"/>
+                      <w:sz w:val="18"/>
+                      <w:szCs w:val="18"/>
+                    </w:rPr>
+                    <w:t xml:space="preserve">1200</w:t>
+                  </w:r>
+                </w:p>
+              </w:tc>
+            </w:tr>
+            <w:tr>
+              <w:tc>
+                <w:tcPr>
+                  <w:tcW w:type="dxa" w:w="6660"/>
+                  <w:shd w:fill="FFFFFF" w:color="auto" w:val="clear"/>
+                  <w:tcMar>
+                    <w:top w:type="dxa" w:w="60"/>
+                    <w:left w:type="dxa" w:w="120"/>
+                    <w:bottom w:type="dxa" w:w="60"/>
+                    <w:right w:type="dxa" w:w="120"/>
+                  </w:tcMar>
+                  <w:vAlign w:val="top"/>
+                </w:tcPr>
+                <w:p>
+                  <w:pPr>
+                    <w:spacing w:after="40" w:before="0"/>
+                    <w:jc w:val="left"/>
+                  </w:pPr>
+                  <w:r>
+                    <w:rPr>
+                      <w:rFonts w:ascii="Arial" w:cs="Arial" w:eastAsia="Arial" w:hAnsi="Arial"/>
+                      <w:b w:val="false"/>
+                      <w:bCs w:val="false"/>
+                      <w:i w:val="false"/>
+                      <w:iCs w:val="false"/>
+                      <w:color w:val="000000"/>
+                      <w:sz w:val="18"/>
+                      <w:szCs w:val="18"/>
+                    </w:rPr>
+                    <w:t xml:space="preserve">8</w:t>
+                  </w:r>
+                </w:p>
+              </w:tc>
+              <w:tc>
+                <w:tcPr>
+                  <w:tcW w:type="dxa" w:w="6660"/>
+                  <w:shd w:fill="FFFFFF" w:color="auto" w:val="clear"/>
+                  <w:tcMar>
+                    <w:top w:type="dxa" w:w="60"/>
+                    <w:left w:type="dxa" w:w="120"/>
+                    <w:bottom w:type="dxa" w:w="60"/>
+                    <w:right w:type="dxa" w:w="120"/>
+                  </w:tcMar>
+                  <w:vAlign w:val="top"/>
+                </w:tcPr>
+                <w:p>
+                  <w:pPr>
+                    <w:spacing w:after="40" w:before="0"/>
+                    <w:jc w:val="left"/>
+                  </w:pPr>
+                  <w:r>
+                    <w:rPr>
+                      <w:rFonts w:ascii="Arial" w:cs="Arial" w:eastAsia="Arial" w:hAnsi="Arial"/>
+                      <w:b w:val="false"/>
+                      <w:bCs w:val="false"/>
+                      <w:i w:val="false"/>
+                      <w:iCs w:val="false"/>
+                      <w:color w:val="000000"/>
+                      <w:sz w:val="18"/>
+                      <w:szCs w:val="18"/>
+                    </w:rPr>
+                    <w:t xml:space="preserve">1600</w:t>
                   </w:r>
                 </w:p>
               </w:tc>
@@ -1129,64 +1043,45 @@
                 <w:sz w:val="18"/>
                 <w:szCs w:val="18"/>
               </w:rPr>
-              <w:t xml:space="preserve">(a) Write the formula for work, including the angle. (2 marks)</w:t>
-            </w:r>
-          </w:p>
-          <w:p>
-            <w:pPr>
-              <w:spacing w:after="40" w:before="0"/>
-              <w:jc w:val="left"/>
-            </w:pPr>
-            <w:r>
-              <w:rPr>
-                <w:rFonts w:ascii="Arial" w:cs="Arial" w:eastAsia="Arial" w:hAnsi="Arial"/>
-                <w:b/>
-                <w:bCs/>
-                <w:i w:val="false"/>
-                <w:iCs w:val="false"/>
-                <w:color w:val="000000"/>
-                <w:sz w:val="18"/>
-                <w:szCs w:val="18"/>
-              </w:rPr>
-              <w:t xml:space="preserve">(b) Use the formula to calculate the work for each row of the table. Show your steps. (4 marks)</w:t>
-            </w:r>
-          </w:p>
-          <w:p>
-            <w:pPr>
-              <w:spacing w:after="40" w:before="0"/>
-              <w:jc w:val="left"/>
-            </w:pPr>
-            <w:r>
-              <w:rPr>
-                <w:rFonts w:ascii="Arial" w:cs="Arial" w:eastAsia="Arial" w:hAnsi="Arial"/>
-                <w:b/>
-                <w:bCs/>
-                <w:i w:val="false"/>
-                <w:iCs w:val="false"/>
-                <w:color w:val="000000"/>
-                <w:sz w:val="18"/>
-                <w:szCs w:val="18"/>
-              </w:rPr>
-              <w:t xml:space="preserve">(c) The mechanic pushed hard with the short spanner and got tired. Explain, using the formula, why a scientist says no work was done in the short-spanner row. (2 marks)</w:t>
-            </w:r>
-          </w:p>
-          <w:p>
-            <w:pPr>
-              <w:spacing w:after="40" w:before="0"/>
-              <w:jc w:val="left"/>
-            </w:pPr>
-            <w:r>
-              <w:rPr>
-                <w:rFonts w:ascii="Arial" w:cs="Arial" w:eastAsia="Arial" w:hAnsi="Arial"/>
-                <w:b/>
-                <w:bCs/>
-                <w:i w:val="false"/>
-                <w:iCs w:val="false"/>
-                <w:color w:val="000000"/>
-                <w:sz w:val="18"/>
-                <w:szCs w:val="18"/>
-              </w:rPr>
-              <w:t xml:space="preserve">(d) Name the three kinds of work (by sign) that depend on the angle between force and displacement and give the angle for each. Give one example of each from your lessons. (3 marks)</w:t>
+              <w:t xml:space="preserve">(a) Use PE = mgh to show how the table value for 8 m is found.</w:t>
+            </w:r>
+          </w:p>
+          <w:p>
+            <w:pPr>
+              <w:spacing w:after="40" w:before="0"/>
+              <w:jc w:val="left"/>
+            </w:pPr>
+            <w:r>
+              <w:rPr>
+                <w:rFonts w:ascii="Arial" w:cs="Arial" w:eastAsia="Arial" w:hAnsi="Arial"/>
+                <w:b/>
+                <w:bCs/>
+                <w:i w:val="false"/>
+                <w:iCs w:val="false"/>
+                <w:color w:val="000000"/>
+                <w:sz w:val="18"/>
+                <w:szCs w:val="18"/>
+              </w:rPr>
+              <w:t xml:space="preserve">(b) Mama Kavata lifts the bucket by hand. Mwende lifts it with the pulley system. Compare the energy the bucket gains in the two cases and explain why.</w:t>
+            </w:r>
+          </w:p>
+          <w:p>
+            <w:pPr>
+              <w:spacing w:after="40" w:before="0"/>
+              <w:jc w:val="left"/>
+            </w:pPr>
+            <w:r>
+              <w:rPr>
+                <w:rFonts w:ascii="Arial" w:cs="Arial" w:eastAsia="Arial" w:hAnsi="Arial"/>
+                <w:b/>
+                <w:bCs/>
+                <w:i w:val="false"/>
+                <w:iCs w:val="false"/>
+                <w:color w:val="000000"/>
+                <w:sz w:val="18"/>
+                <w:szCs w:val="18"/>
+              </w:rPr>
+              <w:t xml:space="preserve">(c) The bucket moves at a steady speed. What happens to its kinetic energy, and where does all of the energy gain go?</w:t>
             </w:r>
           </w:p>
           <w:p>
@@ -1301,7 +1196,7 @@
                 <w:sz w:val="22"/>
                 <w:szCs w:val="22"/>
               </w:rPr>
-              <w:t xml:space="preserve">Section 3: Where Does the Energy Go?</w:t>
+              <w:t xml:space="preserve">Part 2: Work, force and distance</w:t>
             </w:r>
           </w:p>
         </w:tc>
@@ -1335,83 +1230,83 @@
                 <w:sz w:val="18"/>
                 <w:szCs w:val="18"/>
               </w:rPr>
-              <w:t xml:space="preserve">The apprentice felt that the wheel nut was warm after the mechanic's attempts with the short spanner.</w:t>
-            </w:r>
-          </w:p>
-          <w:p>
-            <w:pPr>
-              <w:spacing w:after="40" w:before="0"/>
-              <w:jc w:val="left"/>
-            </w:pPr>
-            <w:r>
-              <w:rPr>
-                <w:rFonts w:ascii="Arial" w:cs="Arial" w:eastAsia="Arial" w:hAnsi="Arial"/>
-                <w:b/>
-                <w:bCs/>
-                <w:i w:val="false"/>
-                <w:iCs w:val="false"/>
-                <w:color w:val="000000"/>
-                <w:sz w:val="18"/>
-                <w:szCs w:val="18"/>
-              </w:rPr>
-              <w:t xml:space="preserve">(a) Explain why the nut became warm even though it did not move. Name the energy change that took place. (3 marks)</w:t>
-            </w:r>
-          </w:p>
-          <w:p>
-            <w:pPr>
-              <w:spacing w:after="40" w:before="0"/>
-              <w:jc w:val="left"/>
-            </w:pPr>
-            <w:r>
-              <w:rPr>
-                <w:rFonts w:ascii="Arial" w:cs="Arial" w:eastAsia="Arial" w:hAnsi="Arial"/>
-                <w:b/>
-                <w:bCs/>
-                <w:i w:val="false"/>
-                <w:iCs w:val="false"/>
-                <w:color w:val="000000"/>
-                <w:sz w:val="18"/>
-                <w:szCs w:val="18"/>
-              </w:rPr>
-              <w:t xml:space="preserve">(b) In Lesson 4 you pulled a wooden block over smooth tile and over sandpaper. Write the formula for work done against friction and explain what you found about the warmth of the two surfaces and why. (3 marks)</w:t>
-            </w:r>
-          </w:p>
-          <w:p>
-            <w:pPr>
-              <w:spacing w:after="40" w:before="0"/>
-              <w:jc w:val="left"/>
-            </w:pPr>
-            <w:r>
-              <w:rPr>
-                <w:rFonts w:ascii="Arial" w:cs="Arial" w:eastAsia="Arial" w:hAnsi="Arial"/>
-                <w:b/>
-                <w:bCs/>
-                <w:i w:val="false"/>
-                <w:iCs w:val="false"/>
-                <w:color w:val="000000"/>
-                <w:sz w:val="18"/>
-                <w:szCs w:val="18"/>
-              </w:rPr>
-              <w:t xml:space="preserve">(c) Write an equation showing how total work input, useful work output and work done against friction are related. (1 mark)</w:t>
-            </w:r>
-          </w:p>
-          <w:p>
-            <w:pPr>
-              <w:spacing w:after="40" w:before="0"/>
-              <w:jc w:val="left"/>
-            </w:pPr>
-            <w:r>
-              <w:rPr>
-                <w:rFonts w:ascii="Arial" w:cs="Arial" w:eastAsia="Arial" w:hAnsi="Arial"/>
-                <w:b/>
-                <w:bCs/>
-                <w:i w:val="false"/>
-                <w:iCs w:val="false"/>
-                <w:color w:val="000000"/>
-                <w:sz w:val="18"/>
-                <w:szCs w:val="18"/>
-              </w:rPr>
-              <w:t xml:space="preserve">(d) A classmate says: "The heat means energy was destroyed." Use the Law of Conservation of Energy to explain why this is wrong. (3 marks)</w:t>
+              <w:t xml:space="preserve">Use W = Fd, with F in the direction of motion.</w:t>
+            </w:r>
+          </w:p>
+          <w:p>
+            <w:pPr>
+              <w:spacing w:after="40" w:before="0"/>
+              <w:jc w:val="left"/>
+            </w:pPr>
+            <w:r>
+              <w:rPr>
+                <w:rFonts w:ascii="Arial" w:cs="Arial" w:eastAsia="Arial" w:hAnsi="Arial"/>
+                <w:b/>
+                <w:bCs/>
+                <w:i w:val="false"/>
+                <w:iCs w:val="false"/>
+                <w:color w:val="000000"/>
+                <w:sz w:val="18"/>
+                <w:szCs w:val="18"/>
+              </w:rPr>
+              <w:t xml:space="preserve"/>
+            </w:r>
+          </w:p>
+          <w:p>
+            <w:pPr>
+              <w:spacing w:after="40" w:before="0"/>
+              <w:jc w:val="left"/>
+            </w:pPr>
+            <w:r>
+              <w:rPr>
+                <w:rFonts w:ascii="Arial" w:cs="Arial" w:eastAsia="Arial" w:hAnsi="Arial"/>
+                <w:b/>
+                <w:bCs/>
+                <w:i w:val="false"/>
+                <w:iCs w:val="false"/>
+                <w:color w:val="000000"/>
+                <w:sz w:val="18"/>
+                <w:szCs w:val="18"/>
+              </w:rPr>
+              <w:t xml:space="preserve">(a) Calculate the work Mama Kavata does lifting the bucket directly by hand through 8 m, and her power if the lift takes 20 s.</w:t>
+            </w:r>
+          </w:p>
+          <w:p>
+            <w:pPr>
+              <w:spacing w:after="40" w:before="0"/>
+              <w:jc w:val="left"/>
+            </w:pPr>
+            <w:r>
+              <w:rPr>
+                <w:rFonts w:ascii="Arial" w:cs="Arial" w:eastAsia="Arial" w:hAnsi="Arial"/>
+                <w:b/>
+                <w:bCs/>
+                <w:i w:val="false"/>
+                <w:iCs w:val="false"/>
+                <w:color w:val="000000"/>
+                <w:sz w:val="18"/>
+                <w:szCs w:val="18"/>
+              </w:rPr>
+              <w:t xml:space="preserve">(b) With the pulley system, Mwende pulls the rope with an effort of 125 N and the rope is pulled 16 m while the bucket rises 8 m in 20 s. Calculate the work she does and her input power.</w:t>
+            </w:r>
+          </w:p>
+          <w:p>
+            <w:pPr>
+              <w:spacing w:after="40" w:before="0"/>
+              <w:jc w:val="left"/>
+            </w:pPr>
+            <w:r>
+              <w:rPr>
+                <w:rFonts w:ascii="Arial" w:cs="Arial" w:eastAsia="Arial" w:hAnsi="Arial"/>
+                <w:b/>
+                <w:bCs/>
+                <w:i w:val="false"/>
+                <w:iCs w:val="false"/>
+                <w:color w:val="000000"/>
+                <w:sz w:val="18"/>
+                <w:szCs w:val="18"/>
+              </w:rPr>
+              <w:t xml:space="preserve">(c) Compare the force and the distance in the hand lift and the pulley lift. What does the pulley system change, and what does it not change about the work needed?</w:t>
             </w:r>
           </w:p>
         </w:tc>
@@ -1507,7 +1402,7 @@
                 <w:sz w:val="22"/>
                 <w:szCs w:val="22"/>
               </w:rPr>
-              <w:t xml:space="preserve">Section 4: How the Long Spanner Helps: Machines, MA, VR and Efficiency</w:t>
+              <w:t xml:space="preserve">Part 3: Where the energy comes from and where it goes</w:t>
             </w:r>
           </w:p>
         </w:tc>
@@ -1541,83 +1436,83 @@
                 <w:sz w:val="18"/>
                 <w:szCs w:val="18"/>
               </w:rPr>
-              <w:t xml:space="preserve">The spanner and its pipe extension work as a lever.</w:t>
-            </w:r>
-          </w:p>
-          <w:p>
-            <w:pPr>
-              <w:spacing w:after="40" w:before="0"/>
-              <w:jc w:val="left"/>
-            </w:pPr>
-            <w:r>
-              <w:rPr>
-                <w:rFonts w:ascii="Arial" w:cs="Arial" w:eastAsia="Arial" w:hAnsi="Arial"/>
-                <w:b/>
-                <w:bCs/>
-                <w:i w:val="false"/>
-                <w:iCs w:val="false"/>
-                <w:color w:val="000000"/>
-                <w:sz w:val="18"/>
-                <w:szCs w:val="18"/>
-              </w:rPr>
-              <w:t xml:space="preserve">(a) Write the formulae for mechanical advantage (MA), velocity ratio (VR) and efficiency. (3 marks)</w:t>
-            </w:r>
-          </w:p>
-          <w:p>
-            <w:pPr>
-              <w:spacing w:after="40" w:before="0"/>
-              <w:jc w:val="left"/>
-            </w:pPr>
-            <w:r>
-              <w:rPr>
-                <w:rFonts w:ascii="Arial" w:cs="Arial" w:eastAsia="Arial" w:hAnsi="Arial"/>
-                <w:b/>
-                <w:bCs/>
-                <w:i w:val="false"/>
-                <w:iCs w:val="false"/>
-                <w:color w:val="000000"/>
-                <w:sz w:val="18"/>
-                <w:szCs w:val="18"/>
-              </w:rPr>
-              <w:t xml:space="preserve">(b) Explain how the long spanner changes the effort needed to loosen the nut. Say what happens to the distance the mechanic's hand moves compared with the distance the load moves. (3 marks)</w:t>
-            </w:r>
-          </w:p>
-          <w:p>
-            <w:pPr>
-              <w:spacing w:after="40" w:before="0"/>
-              <w:jc w:val="left"/>
-            </w:pPr>
-            <w:r>
-              <w:rPr>
-                <w:rFonts w:ascii="Arial" w:cs="Arial" w:eastAsia="Arial" w:hAnsi="Arial"/>
-                <w:b/>
-                <w:bCs/>
-                <w:i w:val="false"/>
-                <w:iCs w:val="false"/>
-                <w:color w:val="000000"/>
-                <w:sz w:val="18"/>
-                <w:szCs w:val="18"/>
-              </w:rPr>
-              <w:t xml:space="preserve">(c) A classmate says: "The long spanner gives the mechanic extra energy." Use the idea of work in and work out to say whether you agree. (3 marks)</w:t>
-            </w:r>
-          </w:p>
-          <w:p>
-            <w:pPr>
-              <w:spacing w:after="40" w:before="0"/>
-              <w:jc w:val="left"/>
-            </w:pPr>
-            <w:r>
-              <w:rPr>
-                <w:rFonts w:ascii="Arial" w:cs="Arial" w:eastAsia="Arial" w:hAnsi="Arial"/>
-                <w:b/>
-                <w:bCs/>
-                <w:i w:val="false"/>
-                <w:iCs w:val="false"/>
-                <w:color w:val="000000"/>
-                <w:sz w:val="18"/>
-                <w:szCs w:val="18"/>
-              </w:rPr>
-              <w:t xml:space="preserve">(d) Explain why the efficiency of any real machine, including the spanner, is always below 100%. (2 marks)</w:t>
+              <w:t xml:space="preserve">Use conservation of energy.</w:t>
+            </w:r>
+          </w:p>
+          <w:p>
+            <w:pPr>
+              <w:spacing w:after="40" w:before="0"/>
+              <w:jc w:val="left"/>
+            </w:pPr>
+            <w:r>
+              <w:rPr>
+                <w:rFonts w:ascii="Arial" w:cs="Arial" w:eastAsia="Arial" w:hAnsi="Arial"/>
+                <w:b/>
+                <w:bCs/>
+                <w:i w:val="false"/>
+                <w:iCs w:val="false"/>
+                <w:color w:val="000000"/>
+                <w:sz w:val="18"/>
+                <w:szCs w:val="18"/>
+              </w:rPr>
+              <w:t xml:space="preserve"/>
+            </w:r>
+          </w:p>
+          <w:p>
+            <w:pPr>
+              <w:spacing w:after="40" w:before="0"/>
+              <w:jc w:val="left"/>
+            </w:pPr>
+            <w:r>
+              <w:rPr>
+                <w:rFonts w:ascii="Arial" w:cs="Arial" w:eastAsia="Arial" w:hAnsi="Arial"/>
+                <w:b/>
+                <w:bCs/>
+                <w:i w:val="false"/>
+                <w:iCs w:val="false"/>
+                <w:color w:val="000000"/>
+                <w:sz w:val="18"/>
+                <w:szCs w:val="18"/>
+              </w:rPr>
+              <w:t xml:space="preserve">(a) Where does the energy come from to lift the bucket, and can the pulley create energy? Explain.</w:t>
+            </w:r>
+          </w:p>
+          <w:p>
+            <w:pPr>
+              <w:spacing w:after="40" w:before="0"/>
+              <w:jc w:val="left"/>
+            </w:pPr>
+            <w:r>
+              <w:rPr>
+                <w:rFonts w:ascii="Arial" w:cs="Arial" w:eastAsia="Arial" w:hAnsi="Arial"/>
+                <w:b/>
+                <w:bCs/>
+                <w:i w:val="false"/>
+                <w:iCs w:val="false"/>
+                <w:color w:val="000000"/>
+                <w:sz w:val="18"/>
+                <w:szCs w:val="18"/>
+              </w:rPr>
+              <w:t xml:space="preserve">(b) In the pulley lift, the bucket gains 1600 J of PE but Mwende does 2000 J of work. Calculate the difference and explain where this energy goes. Is it destroyed?</w:t>
+            </w:r>
+          </w:p>
+          <w:p>
+            <w:pPr>
+              <w:spacing w:after="40" w:before="0"/>
+              <w:jc w:val="left"/>
+            </w:pPr>
+            <w:r>
+              <w:rPr>
+                <w:rFonts w:ascii="Arial" w:cs="Arial" w:eastAsia="Arial" w:hAnsi="Arial"/>
+                <w:b/>
+                <w:bCs/>
+                <w:i w:val="false"/>
+                <w:iCs w:val="false"/>
+                <w:color w:val="000000"/>
+                <w:sz w:val="18"/>
+                <w:szCs w:val="18"/>
+              </w:rPr>
+              <w:t xml:space="preserve">(c) In Lesson 4, a real bucket fell from 8 m and hit the water at 11 m/s. Calculate its KE at the water using KE = ½mv², and the energy transferred to the surroundings, given that its PE at the top was 1600 J. How does this help you explain your answer to (b)?</w:t>
             </w:r>
           </w:p>
         </w:tc>
@@ -1713,7 +1608,7 @@
                 <w:sz w:val="22"/>
                 <w:szCs w:val="22"/>
               </w:rPr>
-              <w:t xml:space="preserve">Section 5: The Full Story and Power</w:t>
+              <w:t xml:space="preserve">Part 4: Machines, MA, VR and efficiency</w:t>
             </w:r>
           </w:p>
         </w:tc>
@@ -1747,45 +1642,232 @@
                 <w:sz w:val="18"/>
                 <w:szCs w:val="18"/>
               </w:rPr>
-              <w:t xml:space="preserve">Now put the whole unit together to answer the driving question: Why can the jua kali mechanic loosen the wheel nut effortlessly with a long spanner when a short one fails, and where does the energy go when friction makes the nut hot?</w:t>
-            </w:r>
-          </w:p>
-          <w:p>
-            <w:pPr>
-              <w:spacing w:after="40" w:before="0"/>
-              <w:jc w:val="left"/>
-            </w:pPr>
-            <w:r>
-              <w:rPr>
-                <w:rFonts w:ascii="Arial" w:cs="Arial" w:eastAsia="Arial" w:hAnsi="Arial"/>
-                <w:b/>
-                <w:bCs/>
-                <w:i w:val="false"/>
-                <w:iCs w:val="false"/>
-                <w:color w:val="000000"/>
-                <w:sz w:val="18"/>
-                <w:szCs w:val="18"/>
-              </w:rPr>
-              <w:t xml:space="preserve">Write a clear explanation of about 6 to 8 sentences. Use at least four of these terms correctly: work, mechanical advantage, velocity ratio, friction, thermal energy, efficiency, conservation of energy, power.</w:t>
-            </w:r>
-          </w:p>
-          <w:p>
-            <w:pPr>
-              <w:spacing w:after="40" w:before="0"/>
-              <w:jc w:val="left"/>
-            </w:pPr>
-            <w:r>
-              <w:rPr>
-                <w:rFonts w:ascii="Arial" w:cs="Arial" w:eastAsia="Arial" w:hAnsi="Arial"/>
-                <w:b/>
-                <w:bCs/>
-                <w:i w:val="false"/>
-                <w:iCs w:val="false"/>
-                <w:color w:val="000000"/>
-                <w:sz w:val="18"/>
-                <w:szCs w:val="18"/>
-              </w:rPr>
-              <w:t xml:space="preserve">Then answer: Two mechanics loosen the same nut and do the same work, but one takes less time. Which one has the greater power? Write the formula for power and its unit. (Total: 8 marks for the explanation, 3 marks for power)</w:t>
+              <w:t xml:space="preserve">The pulley system has one fixed pulley and one movable pulley, with 2 rope sections supporting the bucket. The load is 200 N and the actual effort is 125 N. The rope is pulled 16 m while the bucket rises 8 m.</w:t>
+            </w:r>
+          </w:p>
+          <w:p>
+            <w:pPr>
+              <w:spacing w:after="40" w:before="0"/>
+              <w:jc w:val="left"/>
+            </w:pPr>
+            <w:r>
+              <w:rPr>
+                <w:rFonts w:ascii="Arial" w:cs="Arial" w:eastAsia="Arial" w:hAnsi="Arial"/>
+                <w:b/>
+                <w:bCs/>
+                <w:i w:val="false"/>
+                <w:iCs w:val="false"/>
+                <w:color w:val="000000"/>
+                <w:sz w:val="18"/>
+                <w:szCs w:val="18"/>
+              </w:rPr>
+              <w:t xml:space="preserve"/>
+            </w:r>
+          </w:p>
+          <w:p>
+            <w:pPr>
+              <w:spacing w:after="40" w:before="0"/>
+              <w:jc w:val="left"/>
+            </w:pPr>
+            <w:r>
+              <w:rPr>
+                <w:rFonts w:ascii="Arial" w:cs="Arial" w:eastAsia="Arial" w:hAnsi="Arial"/>
+                <w:b/>
+                <w:bCs/>
+                <w:i w:val="false"/>
+                <w:iCs w:val="false"/>
+                <w:color w:val="000000"/>
+                <w:sz w:val="18"/>
+                <w:szCs w:val="18"/>
+              </w:rPr>
+              <w:t xml:space="preserve">(a) Calculate the MA, the VR and the efficiency of the pulley system.</w:t>
+            </w:r>
+          </w:p>
+          <w:p>
+            <w:pPr>
+              <w:spacing w:after="40" w:before="0"/>
+              <w:jc w:val="left"/>
+            </w:pPr>
+            <w:r>
+              <w:rPr>
+                <w:rFonts w:ascii="Arial" w:cs="Arial" w:eastAsia="Arial" w:hAnsi="Arial"/>
+                <w:b/>
+                <w:bCs/>
+                <w:i w:val="false"/>
+                <w:iCs w:val="false"/>
+                <w:color w:val="000000"/>
+                <w:sz w:val="18"/>
+                <w:szCs w:val="18"/>
+              </w:rPr>
+              <w:t xml:space="preserve">(b) Calculate the effort needed if the pulley system had no friction (an ideal pulley system), using the VR.</w:t>
+            </w:r>
+          </w:p>
+          <w:p>
+            <w:pPr>
+              <w:spacing w:after="40" w:before="0"/>
+              <w:jc w:val="left"/>
+            </w:pPr>
+            <w:r>
+              <w:rPr>
+                <w:rFonts w:ascii="Arial" w:cs="Arial" w:eastAsia="Arial" w:hAnsi="Arial"/>
+                <w:b/>
+                <w:bCs/>
+                <w:i w:val="false"/>
+                <w:iCs w:val="false"/>
+                <w:color w:val="000000"/>
+                <w:sz w:val="18"/>
+                <w:szCs w:val="18"/>
+              </w:rPr>
+              <w:t xml:space="preserve">(c) A crowbar lifts a 400 N load with an effort of 125 N. The effort arm is 1.2 m and the load arm is 0.3 m. Calculate its MA, VR and efficiency, and say which is more efficient, the crowbar or the ramp that has an efficiency of 62.5%.</w:t>
+            </w:r>
+          </w:p>
+          <w:p>
+            <w:pPr>
+              <w:spacing w:after="40" w:before="0"/>
+              <w:jc w:val="left"/>
+            </w:pPr>
+            <w:r>
+              <w:rPr>
+                <w:rFonts w:ascii="Arial" w:cs="Arial" w:eastAsia="Arial" w:hAnsi="Arial"/>
+                <w:b/>
+                <w:bCs/>
+                <w:i w:val="false"/>
+                <w:iCs w:val="false"/>
+                <w:color w:val="000000"/>
+                <w:sz w:val="18"/>
+                <w:szCs w:val="18"/>
+              </w:rPr>
+              <w:t xml:space="preserve">(d) A single fixed pulley has VR = 1. What does it do, and why can a child still use it at the well?</w:t>
+            </w:r>
+          </w:p>
+        </w:tc>
+      </w:tr>
+      <w:tr>
+        <w:trPr>
+          <w:trHeight w:val="4200" w:hRule="atLeast"/>
+        </w:trPr>
+        <w:tc>
+          <w:tcPr>
+            <w:tcW w:type="dxa" w:w="13680"/>
+            <w:shd w:fill="FFFFFF" w:color="auto" w:val="clear"/>
+            <w:tcMar>
+              <w:top w:type="dxa" w:w="60"/>
+              <w:left w:type="dxa" w:w="120"/>
+              <w:bottom w:type="dxa" w:w="60"/>
+              <w:right w:type="dxa" w:w="120"/>
+            </w:tcMar>
+            <w:vAlign w:val="top"/>
+          </w:tcPr>
+          <w:p>
+            <w:pPr>
+              <w:spacing w:after="40" w:before="0"/>
+              <w:jc w:val="left"/>
+            </w:pPr>
+            <w:r>
+              <w:rPr>
+                <w:rFonts w:ascii="Arial" w:cs="Arial" w:eastAsia="Arial" w:hAnsi="Arial"/>
+                <w:b w:val="false"/>
+                <w:bCs w:val="false"/>
+                <w:i/>
+                <w:iCs/>
+                <w:color w:val="808080"/>
+                <w:sz w:val="18"/>
+                <w:szCs w:val="18"/>
+              </w:rPr>
+              <w:t xml:space="preserve">Write your answer here:</w:t>
+            </w:r>
+          </w:p>
+        </w:tc>
+      </w:tr>
+    </w:tbl>
+    <w:p>
+      <w:pPr>
+        <w:spacing w:after="120"/>
+      </w:pPr>
+      <w:r>
+        <w:t xml:space="preserve"/>
+      </w:r>
+    </w:p>
+    <w:tbl>
+      <w:tblPr>
+        <w:tblW w:type="dxa" w:w="13680"/>
+        <w:tblBorders>
+          <w:top w:val="single" w:color="AAAAAA" w:sz="4"/>
+          <w:left w:val="single" w:color="AAAAAA" w:sz="4"/>
+          <w:bottom w:val="single" w:color="AAAAAA" w:sz="4"/>
+          <w:right w:val="single" w:color="AAAAAA" w:sz="4"/>
+          <w:insideH w:val="single" w:color="auto" w:sz="4"/>
+          <w:insideV w:val="single" w:color="auto" w:sz="4"/>
+        </w:tblBorders>
+        <w:tblLayout w:type="fixed"/>
+      </w:tblPr>
+      <w:tblGrid>
+        <w:gridCol w:w="13680"/>
+      </w:tblGrid>
+      <w:tr>
+        <w:tc>
+          <w:tcPr>
+            <w:tcW w:type="dxa" w:w="13680"/>
+            <w:shd w:fill="1F3864" w:color="auto" w:val="clear"/>
+            <w:tcMar>
+              <w:top w:type="dxa" w:w="60"/>
+              <w:left w:type="dxa" w:w="120"/>
+              <w:bottom w:type="dxa" w:w="60"/>
+              <w:right w:type="dxa" w:w="120"/>
+            </w:tcMar>
+            <w:vAlign w:val="top"/>
+          </w:tcPr>
+          <w:p>
+            <w:pPr>
+              <w:spacing w:after="40" w:before="0"/>
+              <w:jc w:val="center"/>
+            </w:pPr>
+            <w:r>
+              <w:rPr>
+                <w:rFonts w:ascii="Arial" w:cs="Arial" w:eastAsia="Arial" w:hAnsi="Arial"/>
+                <w:b/>
+                <w:bCs/>
+                <w:i w:val="false"/>
+                <w:iCs w:val="false"/>
+                <w:color w:val="FFFFFF"/>
+                <w:sz w:val="22"/>
+                <w:szCs w:val="22"/>
+              </w:rPr>
+              <w:t xml:space="preserve">Part 5: Final explanation</w:t>
+            </w:r>
+          </w:p>
+        </w:tc>
+      </w:tr>
+      <w:tr>
+        <w:tc>
+          <w:tcPr>
+            <w:tcW w:type="dxa" w:w="13680"/>
+            <w:shd w:fill="D9EEF1" w:color="auto" w:val="clear"/>
+            <w:tcMar>
+              <w:top w:type="dxa" w:w="60"/>
+              <w:left w:type="dxa" w:w="120"/>
+              <w:bottom w:type="dxa" w:w="60"/>
+              <w:right w:type="dxa" w:w="120"/>
+            </w:tcMar>
+            <w:vAlign w:val="top"/>
+          </w:tcPr>
+          <w:p>
+            <w:pPr>
+              <w:spacing w:after="40" w:before="0"/>
+              <w:jc w:val="left"/>
+            </w:pPr>
+            <w:r>
+              <w:rPr>
+                <w:rFonts w:ascii="Arial" w:cs="Arial" w:eastAsia="Arial" w:hAnsi="Arial"/>
+                <w:b/>
+                <w:bCs/>
+                <w:i w:val="false"/>
+                <w:iCs w:val="false"/>
+                <w:color w:val="000000"/>
+                <w:sz w:val="18"/>
+                <w:szCs w:val="18"/>
+              </w:rPr>
+              <w:t xml:space="preserve">Write a complete explanation (6 to 8 sentences) that answers the driving question: How do pulleys reduce the effort needed to lift water, and how does energy transfer in the process? Include: (i) the energy the bucket gains, (ii) the effort and the rope distance in the hand lift and in the pulley lift, (iii) where the energy comes from, (iv) what happens to the energy that does not become PE, and (v) the statement about conservation of energy. Use the numbers from the Kitui well.</w:t>
             </w:r>
           </w:p>
         </w:tc>
@@ -2049,7 +2131,7 @@
                 <w:sz w:val="18"/>
                 <w:szCs w:val="18"/>
               </w:rPr>
-              <w:t xml:space="preserve">Calculations and use of formulae (KE, PE, work)</w:t>
+              <w:t xml:space="preserve">Use of data and calculations</w:t>
             </w:r>
           </w:p>
         </w:tc>
@@ -2081,7 +2163,7 @@
                 <w:sz w:val="18"/>
                 <w:szCs w:val="18"/>
               </w:rPr>
-              <w:t xml:space="preserve">All calculations are correct, with formulae stated, steps shown and units given. The meaning of d = 0 and the effect of doubling speed are explained correctly.</w:t>
+              <w:t xml:space="preserve">All calculations (PE, work, power, KE, MA, VR, efficiency) are correct, use g = 10 N/kg, show steps and give correct units.</w:t>
             </w:r>
           </w:p>
         </w:tc>
@@ -2113,7 +2195,7 @@
                 <w:sz w:val="18"/>
                 <w:szCs w:val="18"/>
               </w:rPr>
-              <w:t xml:space="preserve">Most calculations are correct with formulae and units. There may be a small slip in a step or a unit, or the explanation of zero work or of doubling speed is incomplete.</w:t>
+              <w:t xml:space="preserve">Most calculations are correct with steps; one or two small slips in units or arithmetic.</w:t>
             </w:r>
           </w:p>
         </w:tc>
@@ -2145,7 +2227,7 @@
                 <w:sz w:val="18"/>
                 <w:szCs w:val="18"/>
               </w:rPr>
-              <w:t xml:space="preserve">Formulae are missing or wrongly used. Calculations have several errors or no units, and zero work is not explained.</w:t>
+              <w:t xml:space="preserve">Several calculations are missing, incorrect or have no units or working.</w:t>
             </w:r>
           </w:p>
         </w:tc>
@@ -2179,7 +2261,7 @@
                 <w:sz w:val="18"/>
                 <w:szCs w:val="18"/>
               </w:rPr>
-              <w:t xml:space="preserve">Explaining energy transformation and dissipation (friction and heat)</w:t>
+              <w:t xml:space="preserve">Explaining why the pulley feels easier</w:t>
             </w:r>
           </w:p>
         </w:tc>
@@ -2211,7 +2293,7 @@
                 <w:sz w:val="18"/>
                 <w:szCs w:val="18"/>
               </w:rPr>
-              <w:t xml:space="preserve">Clearly explains that friction changes muscular energy into thermal energy, uses W_in = W_out + W_friction, and correctly argues that energy is conserved and not destroyed.</w:t>
+              <w:t xml:space="preserve">Clearly states a smaller force (125 N vs 200 N) over a longer distance (16 m vs 8 m) and that the work needed is not reduced.</w:t>
             </w:r>
           </w:p>
         </w:tc>
@@ -2243,7 +2325,7 @@
                 <w:sz w:val="18"/>
                 <w:szCs w:val="18"/>
               </w:rPr>
-              <w:t xml:space="preserve">States that friction produces heat and that energy is conserved, but the link to work against friction or the equation is thin or partly missing.</w:t>
+              <w:t xml:space="preserve">States the smaller force and longer distance but is unclear about the work.</w:t>
             </w:r>
           </w:p>
         </w:tc>
@@ -2275,7 +2357,7 @@
                 <w:sz w:val="18"/>
                 <w:szCs w:val="18"/>
               </w:rPr>
-              <w:t xml:space="preserve">Says energy is lost or destroyed, or gives no mechanism for the warm nut.</w:t>
+              <w:t xml:space="preserve">Says the pulley makes lifting easier without describing force and distance, or claims the pulley reduces work or gives energy.</w:t>
             </w:r>
           </w:p>
         </w:tc>
@@ -2309,7 +2391,7 @@
                 <w:sz w:val="18"/>
                 <w:szCs w:val="18"/>
               </w:rPr>
-              <w:t xml:space="preserve">Explaining machines, MA, VR and efficiency</w:t>
+              <w:t xml:space="preserve">Energy source, transfer and conservation</w:t>
             </w:r>
           </w:p>
         </w:tc>
@@ -2341,7 +2423,7 @@
                 <w:sz w:val="18"/>
                 <w:szCs w:val="18"/>
               </w:rPr>
-              <w:t xml:space="preserve">Explains that the longer effort arm raises MA and that force is traded for distance. States that no machine creates energy and that efficiency is below 100% because friction makes work out less than work in.</w:t>
+              <w:t xml:space="preserve">Identifies the chemical energy from food as the source, accounts for 2000 J = 1600 J PE + 400 J heat, and states that energy is conserved and not destroyed.</w:t>
             </w:r>
           </w:p>
         </w:tc>
@@ -2373,7 +2455,7 @@
                 <w:sz w:val="18"/>
                 <w:szCs w:val="18"/>
               </w:rPr>
-              <w:t xml:space="preserve">Explains the lever advantage correctly but is vague about the force-distance trade or about why efficiency is below 100%.</w:t>
+              <w:t xml:space="preserve">Identifies the energy source and the 400 J as heat, but conservation is incompletely stated.</w:t>
             </w:r>
           </w:p>
         </w:tc>
@@ -2405,7 +2487,7 @@
                 <w:sz w:val="18"/>
                 <w:szCs w:val="18"/>
               </w:rPr>
-              <w:t xml:space="preserve">Suggests the machine gives extra energy, or cannot state the MA, VR or efficiency formulae.</w:t>
+              <w:t xml:space="preserve">Does not identify the source, or says the energy is lost or destroyed.</w:t>
             </w:r>
           </w:p>
         </w:tc>
@@ -2439,7 +2521,7 @@
                 <w:sz w:val="18"/>
                 <w:szCs w:val="18"/>
               </w:rPr>
-              <w:t xml:space="preserve">Integrated explanation of the phenomenon and use of vocabulary</w:t>
+              <w:t xml:space="preserve">Machine terms and efficiency</w:t>
             </w:r>
           </w:p>
         </w:tc>
@@ -2471,7 +2553,7 @@
                 <w:sz w:val="18"/>
                 <w:szCs w:val="18"/>
               </w:rPr>
-              <w:t xml:space="preserve">A coherent, linked explanation of both puzzles that uses at least four unit terms correctly, with power distinguished as rate of working (P = W/t, watts).</w:t>
+              <w:t xml:space="preserve">Correctly defines and calculates MA, VR and efficiency, and compares machines and the fixed pulley accurately.</w:t>
             </w:r>
           </w:p>
         </w:tc>
@@ -2503,7 +2585,7 @@
                 <w:sz w:val="18"/>
                 <w:szCs w:val="18"/>
               </w:rPr>
-              <w:t xml:space="preserve">A mostly connected explanation using four terms, with minor misuse, or a power answer that is correct but incomplete.</w:t>
+              <w:t xml:space="preserve">Calculates most of MA, VR and efficiency correctly with minor errors in comparison.</w:t>
             </w:r>
           </w:p>
         </w:tc>
@@ -2535,7 +2617,137 @@
                 <w:sz w:val="18"/>
                 <w:szCs w:val="18"/>
               </w:rPr>
-              <w:t xml:space="preserve">A list of facts that does not link to the mechanic, uses fewer than four terms, or confuses power with work.</w:t>
+              <w:t xml:space="preserve">Confuses MA, VR and efficiency or cannot calculate them.</w:t>
+            </w:r>
+          </w:p>
+        </w:tc>
+      </w:tr>
+      <w:tr>
+        <w:tc>
+          <w:tcPr>
+            <w:tcW w:type="dxa" w:w="3000"/>
+            <w:shd w:fill="D5E8F0" w:color="auto" w:val="clear"/>
+            <w:tcMar>
+              <w:top w:type="dxa" w:w="60"/>
+              <w:left w:type="dxa" w:w="120"/>
+              <w:bottom w:type="dxa" w:w="60"/>
+              <w:right w:type="dxa" w:w="120"/>
+            </w:tcMar>
+            <w:vAlign w:val="top"/>
+          </w:tcPr>
+          <w:p>
+            <w:pPr>
+              <w:spacing w:after="40" w:before="0"/>
+              <w:jc w:val="left"/>
+            </w:pPr>
+            <w:r>
+              <w:rPr>
+                <w:rFonts w:ascii="Arial" w:cs="Arial" w:eastAsia="Arial" w:hAnsi="Arial"/>
+                <w:b w:val="false"/>
+                <w:bCs w:val="false"/>
+                <w:i w:val="false"/>
+                <w:iCs w:val="false"/>
+                <w:color w:val="000000"/>
+                <w:sz w:val="18"/>
+                <w:szCs w:val="18"/>
+              </w:rPr>
+              <w:t xml:space="preserve">Scientific communication</w:t>
+            </w:r>
+          </w:p>
+        </w:tc>
+        <w:tc>
+          <w:tcPr>
+            <w:tcW w:type="dxa" w:w="3560"/>
+            <w:shd w:fill="FFFFFF" w:color="auto" w:val="clear"/>
+            <w:tcMar>
+              <w:top w:type="dxa" w:w="60"/>
+              <w:left w:type="dxa" w:w="120"/>
+              <w:bottom w:type="dxa" w:w="60"/>
+              <w:right w:type="dxa" w:w="120"/>
+            </w:tcMar>
+            <w:vAlign w:val="top"/>
+          </w:tcPr>
+          <w:p>
+            <w:pPr>
+              <w:spacing w:after="40" w:before="0"/>
+              <w:jc w:val="left"/>
+            </w:pPr>
+            <w:r>
+              <w:rPr>
+                <w:rFonts w:ascii="Arial" w:cs="Arial" w:eastAsia="Arial" w:hAnsi="Arial"/>
+                <w:b w:val="false"/>
+                <w:bCs w:val="false"/>
+                <w:i w:val="false"/>
+                <w:iCs w:val="false"/>
+                <w:color w:val="000000"/>
+                <w:sz w:val="18"/>
+                <w:szCs w:val="18"/>
+              </w:rPr>
+              <w:t xml:space="preserve">The explanation is organised, uses scientific terms accurately and refers to the Kitui well data throughout.</w:t>
+            </w:r>
+          </w:p>
+        </w:tc>
+        <w:tc>
+          <w:tcPr>
+            <w:tcW w:type="dxa" w:w="3560"/>
+            <w:shd w:fill="F2F2F2" w:color="auto" w:val="clear"/>
+            <w:tcMar>
+              <w:top w:type="dxa" w:w="60"/>
+              <w:left w:type="dxa" w:w="120"/>
+              <w:bottom w:type="dxa" w:w="60"/>
+              <w:right w:type="dxa" w:w="120"/>
+            </w:tcMar>
+            <w:vAlign w:val="top"/>
+          </w:tcPr>
+          <w:p>
+            <w:pPr>
+              <w:spacing w:after="40" w:before="0"/>
+              <w:jc w:val="left"/>
+            </w:pPr>
+            <w:r>
+              <w:rPr>
+                <w:rFonts w:ascii="Arial" w:cs="Arial" w:eastAsia="Arial" w:hAnsi="Arial"/>
+                <w:b w:val="false"/>
+                <w:bCs w:val="false"/>
+                <w:i w:val="false"/>
+                <w:iCs w:val="false"/>
+                <w:color w:val="000000"/>
+                <w:sz w:val="18"/>
+                <w:szCs w:val="18"/>
+              </w:rPr>
+              <w:t xml:space="preserve">The explanation is mostly clear with some terms used loosely.</w:t>
+            </w:r>
+          </w:p>
+        </w:tc>
+        <w:tc>
+          <w:tcPr>
+            <w:tcW w:type="dxa" w:w="3560"/>
+            <w:shd w:fill="FFFFFF" w:color="auto" w:val="clear"/>
+            <w:tcMar>
+              <w:top w:type="dxa" w:w="60"/>
+              <w:left w:type="dxa" w:w="120"/>
+              <w:bottom w:type="dxa" w:w="60"/>
+              <w:right w:type="dxa" w:w="120"/>
+            </w:tcMar>
+            <w:vAlign w:val="top"/>
+          </w:tcPr>
+          <w:p>
+            <w:pPr>
+              <w:spacing w:after="40" w:before="0"/>
+              <w:jc w:val="left"/>
+            </w:pPr>
+            <w:r>
+              <w:rPr>
+                <w:rFonts w:ascii="Arial" w:cs="Arial" w:eastAsia="Arial" w:hAnsi="Arial"/>
+                <w:b w:val="false"/>
+                <w:bCs w:val="false"/>
+                <w:i w:val="false"/>
+                <w:iCs w:val="false"/>
+                <w:color w:val="000000"/>
+                <w:sz w:val="18"/>
+                <w:szCs w:val="18"/>
+              </w:rPr>
+              <w:t xml:space="preserve">The explanation is disorganised or uses few scientific terms.</w:t>
             </w:r>
           </w:p>
         </w:tc>
@@ -2659,7 +2871,7 @@
         </w:rPr>
         <w:t xml:space="preserve">© 2026 SeaVuria and ARES. This work is licensed under a </w:t>
       </w:r>
-      <w:hyperlink w:history="1" r:id="rIduwpv4lgzztqocb_nz2yto">
+      <w:hyperlink w:history="1" r:id="rIdmvwwumywtavxinoapoonq">
         <w:r>
           <w:rPr>
             <w:rFonts w:ascii="Arial" w:cs="Arial" w:eastAsia="Arial" w:hAnsi="Arial"/>
@@ -2679,7 +2891,7 @@
         </w:rPr>
         <w:t xml:space="preserve"> (</w:t>
       </w:r>
-      <w:hyperlink w:history="1" r:id="rIdokpninl2ga191zibqbtxz">
+      <w:hyperlink w:history="1" r:id="rId2ll4p-i3ueof8kesziiuf">
         <w:r>
           <w:rPr>
             <w:rFonts w:ascii="Arial" w:cs="Arial" w:eastAsia="Arial" w:hAnsi="Arial"/>
@@ -2699,7 +2911,7 @@
         </w:rPr>
         <w:t xml:space="preserve">). To view a copy of this license, visit </w:t>
       </w:r>
-      <w:hyperlink w:history="1" r:id="rId0eu6x3wrkds2aioul1wm4">
+      <w:hyperlink w:history="1" r:id="rId0uakc0harcydr5v9rb5_z">
         <w:r>
           <w:rPr>
             <w:rFonts w:ascii="Arial" w:cs="Arial" w:eastAsia="Arial" w:hAnsi="Arial"/>

--- a/data/outputs/v2/Physics/SS1.4_Energy,_Work,_Power_and_Machines/Physics_Energy,_Work,_Power_and_Machines_FinalExplanation.docx
+++ b/data/outputs/v2/Physics/SS1.4_Energy,_Work,_Power_and_Machines/Physics_Energy,_Work,_Power_and_Machines_FinalExplanation.docx
@@ -4,6 +4,7 @@
   <w:body>
     <w:p>
       <w:pPr>
+        <w:keepNext w:val="false"/>
         <w:spacing w:after="30" w:before="0"/>
         <w:jc w:val="center"/>
       </w:pPr>
@@ -23,6 +24,7 @@
     </w:p>
     <w:p>
       <w:pPr>
+        <w:keepNext w:val="false"/>
         <w:spacing w:after="60" w:before="0"/>
         <w:jc w:val="center"/>
       </w:pPr>
@@ -81,6 +83,7 @@
           </w:tcPr>
           <w:p>
             <w:pPr>
+              <w:keepNext w:val="false"/>
               <w:spacing w:after="40" w:before="0"/>
               <w:jc w:val="center"/>
             </w:pPr>
@@ -116,6 +119,7 @@
           </w:tcPr>
           <w:p>
             <w:pPr>
+              <w:keepNext w:val="false"/>
               <w:spacing w:after="40" w:before="0"/>
               <w:jc w:val="center"/>
             </w:pPr>
@@ -150,6 +154,7 @@
           </w:tcPr>
           <w:p>
             <w:pPr>
+              <w:keepNext w:val="false"/>
               <w:spacing w:after="40" w:before="0"/>
               <w:jc w:val="left"/>
             </w:pPr>
@@ -182,6 +187,7 @@
           </w:tcPr>
           <w:p>
             <w:pPr>
+              <w:keepNext w:val="false"/>
               <w:spacing w:after="40" w:before="0"/>
               <w:jc w:val="left"/>
             </w:pPr>
@@ -216,6 +222,7 @@
           </w:tcPr>
           <w:p>
             <w:pPr>
+              <w:keepNext w:val="false"/>
               <w:spacing w:after="40" w:before="0"/>
               <w:jc w:val="left"/>
             </w:pPr>
@@ -248,6 +255,7 @@
           </w:tcPr>
           <w:p>
             <w:pPr>
+              <w:keepNext w:val="false"/>
               <w:spacing w:after="40" w:before="0"/>
               <w:jc w:val="left"/>
             </w:pPr>
@@ -282,6 +290,7 @@
           </w:tcPr>
           <w:p>
             <w:pPr>
+              <w:keepNext w:val="false"/>
               <w:spacing w:after="40" w:before="0"/>
               <w:jc w:val="left"/>
             </w:pPr>
@@ -314,6 +323,7 @@
           </w:tcPr>
           <w:p>
             <w:pPr>
+              <w:keepNext w:val="false"/>
               <w:spacing w:after="40" w:before="0"/>
               <w:jc w:val="left"/>
             </w:pPr>
@@ -374,6 +384,7 @@
           </w:tcPr>
           <w:p>
             <w:pPr>
+              <w:keepNext w:val="false"/>
               <w:spacing w:after="40" w:before="0"/>
               <w:jc w:val="center"/>
             </w:pPr>
@@ -408,6 +419,7 @@
           </w:tcPr>
           <w:p>
             <w:pPr>
+              <w:keepNext w:val="false"/>
               <w:spacing w:after="40" w:before="0"/>
               <w:jc w:val="left"/>
             </w:pPr>
@@ -467,6 +479,7 @@
           </w:tcPr>
           <w:p>
             <w:pPr>
+              <w:keepNext/>
               <w:spacing w:after="40" w:before="0"/>
               <w:jc w:val="center"/>
             </w:pPr>
@@ -501,6 +514,7 @@
           </w:tcPr>
           <w:p>
             <w:pPr>
+              <w:keepNext/>
               <w:spacing w:after="40" w:before="0"/>
               <w:jc w:val="left"/>
             </w:pPr>
@@ -520,6 +534,7 @@
           </w:p>
           <w:p>
             <w:pPr>
+              <w:keepNext/>
               <w:spacing w:after="40" w:before="0"/>
               <w:jc w:val="left"/>
             </w:pPr>
@@ -539,6 +554,7 @@
           </w:p>
           <w:p>
             <w:pPr>
+              <w:keepNext/>
               <w:spacing w:after="40" w:before="0"/>
               <w:jc w:val="left"/>
             </w:pPr>
@@ -558,6 +574,7 @@
           </w:p>
           <w:p>
             <w:pPr>
+              <w:keepNext/>
               <w:spacing w:after="40" w:before="0"/>
               <w:jc w:val="left"/>
             </w:pPr>
@@ -607,6 +624,7 @@
                 </w:tcPr>
                 <w:p>
                   <w:pPr>
+                    <w:keepNext w:val="false"/>
                     <w:spacing w:after="40" w:before="0"/>
                     <w:jc w:val="left"/>
                   </w:pPr>
@@ -639,6 +657,7 @@
                 </w:tcPr>
                 <w:p>
                   <w:pPr>
+                    <w:keepNext w:val="false"/>
                     <w:spacing w:after="40" w:before="0"/>
                     <w:jc w:val="left"/>
                   </w:pPr>
@@ -673,6 +692,7 @@
                 </w:tcPr>
                 <w:p>
                   <w:pPr>
+                    <w:keepNext w:val="false"/>
                     <w:spacing w:after="40" w:before="0"/>
                     <w:jc w:val="left"/>
                   </w:pPr>
@@ -705,6 +725,7 @@
                 </w:tcPr>
                 <w:p>
                   <w:pPr>
+                    <w:keepNext w:val="false"/>
                     <w:spacing w:after="40" w:before="0"/>
                     <w:jc w:val="left"/>
                   </w:pPr>
@@ -739,6 +760,7 @@
                 </w:tcPr>
                 <w:p>
                   <w:pPr>
+                    <w:keepNext w:val="false"/>
                     <w:spacing w:after="40" w:before="0"/>
                     <w:jc w:val="left"/>
                   </w:pPr>
@@ -771,6 +793,7 @@
                 </w:tcPr>
                 <w:p>
                   <w:pPr>
+                    <w:keepNext w:val="false"/>
                     <w:spacing w:after="40" w:before="0"/>
                     <w:jc w:val="left"/>
                   </w:pPr>
@@ -805,6 +828,7 @@
                 </w:tcPr>
                 <w:p>
                   <w:pPr>
+                    <w:keepNext w:val="false"/>
                     <w:spacing w:after="40" w:before="0"/>
                     <w:jc w:val="left"/>
                   </w:pPr>
@@ -837,6 +861,7 @@
                 </w:tcPr>
                 <w:p>
                   <w:pPr>
+                    <w:keepNext w:val="false"/>
                     <w:spacing w:after="40" w:before="0"/>
                     <w:jc w:val="left"/>
                   </w:pPr>
@@ -871,6 +896,7 @@
                 </w:tcPr>
                 <w:p>
                   <w:pPr>
+                    <w:keepNext w:val="false"/>
                     <w:spacing w:after="40" w:before="0"/>
                     <w:jc w:val="left"/>
                   </w:pPr>
@@ -903,6 +929,7 @@
                 </w:tcPr>
                 <w:p>
                   <w:pPr>
+                    <w:keepNext w:val="false"/>
                     <w:spacing w:after="40" w:before="0"/>
                     <w:jc w:val="left"/>
                   </w:pPr>
@@ -937,6 +964,7 @@
                 </w:tcPr>
                 <w:p>
                   <w:pPr>
+                    <w:keepNext w:val="false"/>
                     <w:spacing w:after="40" w:before="0"/>
                     <w:jc w:val="left"/>
                   </w:pPr>
@@ -969,6 +997,7 @@
                 </w:tcPr>
                 <w:p>
                   <w:pPr>
+                    <w:keepNext w:val="false"/>
                     <w:spacing w:after="40" w:before="0"/>
                     <w:jc w:val="left"/>
                   </w:pPr>
@@ -991,6 +1020,7 @@
           </w:tbl>
           <w:p>
             <w:pPr>
+              <w:keepNext w:val="false"/>
               <w:spacing w:after="60" w:before="0"/>
               <w:jc w:val="left"/>
             </w:pPr>
@@ -1010,6 +1040,7 @@
           </w:p>
           <w:p>
             <w:pPr>
+              <w:keepNext/>
               <w:spacing w:after="40" w:before="0"/>
               <w:jc w:val="left"/>
             </w:pPr>
@@ -1029,6 +1060,7 @@
           </w:p>
           <w:p>
             <w:pPr>
+              <w:keepNext/>
               <w:spacing w:after="40" w:before="0"/>
               <w:jc w:val="left"/>
             </w:pPr>
@@ -1048,6 +1080,7 @@
           </w:p>
           <w:p>
             <w:pPr>
+              <w:keepNext/>
               <w:spacing w:after="40" w:before="0"/>
               <w:jc w:val="left"/>
             </w:pPr>
@@ -1067,6 +1100,7 @@
           </w:p>
           <w:p>
             <w:pPr>
+              <w:keepNext/>
               <w:spacing w:after="40" w:before="0"/>
               <w:jc w:val="left"/>
             </w:pPr>
@@ -1086,6 +1120,7 @@
           </w:p>
           <w:p>
             <w:pPr>
+              <w:keepNext w:val="false"/>
               <w:spacing w:after="60" w:before="0"/>
               <w:jc w:val="left"/>
             </w:pPr>
@@ -1123,6 +1158,7 @@
           </w:tcPr>
           <w:p>
             <w:pPr>
+              <w:keepNext w:val="false"/>
               <w:spacing w:after="40" w:before="0"/>
               <w:jc w:val="left"/>
             </w:pPr>
@@ -1182,6 +1218,7 @@
           </w:tcPr>
           <w:p>
             <w:pPr>
+              <w:keepNext/>
               <w:spacing w:after="40" w:before="0"/>
               <w:jc w:val="center"/>
             </w:pPr>
@@ -1216,6 +1253,7 @@
           </w:tcPr>
           <w:p>
             <w:pPr>
+              <w:keepNext/>
               <w:spacing w:after="40" w:before="0"/>
               <w:jc w:val="left"/>
             </w:pPr>
@@ -1235,6 +1273,7 @@
           </w:p>
           <w:p>
             <w:pPr>
+              <w:keepNext/>
               <w:spacing w:after="40" w:before="0"/>
               <w:jc w:val="left"/>
             </w:pPr>
@@ -1254,6 +1293,7 @@
           </w:p>
           <w:p>
             <w:pPr>
+              <w:keepNext/>
               <w:spacing w:after="40" w:before="0"/>
               <w:jc w:val="left"/>
             </w:pPr>
@@ -1273,6 +1313,7 @@
           </w:p>
           <w:p>
             <w:pPr>
+              <w:keepNext/>
               <w:spacing w:after="40" w:before="0"/>
               <w:jc w:val="left"/>
             </w:pPr>
@@ -1292,6 +1333,7 @@
           </w:p>
           <w:p>
             <w:pPr>
+              <w:keepNext/>
               <w:spacing w:after="40" w:before="0"/>
               <w:jc w:val="left"/>
             </w:pPr>
@@ -1329,6 +1371,7 @@
           </w:tcPr>
           <w:p>
             <w:pPr>
+              <w:keepNext w:val="false"/>
               <w:spacing w:after="40" w:before="0"/>
               <w:jc w:val="left"/>
             </w:pPr>
@@ -1388,6 +1431,7 @@
           </w:tcPr>
           <w:p>
             <w:pPr>
+              <w:keepNext/>
               <w:spacing w:after="40" w:before="0"/>
               <w:jc w:val="center"/>
             </w:pPr>
@@ -1422,6 +1466,7 @@
           </w:tcPr>
           <w:p>
             <w:pPr>
+              <w:keepNext/>
               <w:spacing w:after="40" w:before="0"/>
               <w:jc w:val="left"/>
             </w:pPr>
@@ -1441,6 +1486,7 @@
           </w:p>
           <w:p>
             <w:pPr>
+              <w:keepNext/>
               <w:spacing w:after="40" w:before="0"/>
               <w:jc w:val="left"/>
             </w:pPr>
@@ -1460,6 +1506,7 @@
           </w:p>
           <w:p>
             <w:pPr>
+              <w:keepNext/>
               <w:spacing w:after="40" w:before="0"/>
               <w:jc w:val="left"/>
             </w:pPr>
@@ -1479,6 +1526,7 @@
           </w:p>
           <w:p>
             <w:pPr>
+              <w:keepNext/>
               <w:spacing w:after="40" w:before="0"/>
               <w:jc w:val="left"/>
             </w:pPr>
@@ -1498,6 +1546,7 @@
           </w:p>
           <w:p>
             <w:pPr>
+              <w:keepNext/>
               <w:spacing w:after="40" w:before="0"/>
               <w:jc w:val="left"/>
             </w:pPr>
@@ -1535,6 +1584,7 @@
           </w:tcPr>
           <w:p>
             <w:pPr>
+              <w:keepNext w:val="false"/>
               <w:spacing w:after="40" w:before="0"/>
               <w:jc w:val="left"/>
             </w:pPr>
@@ -1594,6 +1644,7 @@
           </w:tcPr>
           <w:p>
             <w:pPr>
+              <w:keepNext/>
               <w:spacing w:after="40" w:before="0"/>
               <w:jc w:val="center"/>
             </w:pPr>
@@ -1628,6 +1679,7 @@
           </w:tcPr>
           <w:p>
             <w:pPr>
+              <w:keepNext/>
               <w:spacing w:after="40" w:before="0"/>
               <w:jc w:val="left"/>
             </w:pPr>
@@ -1647,6 +1699,7 @@
           </w:p>
           <w:p>
             <w:pPr>
+              <w:keepNext/>
               <w:spacing w:after="40" w:before="0"/>
               <w:jc w:val="left"/>
             </w:pPr>
@@ -1666,6 +1719,7 @@
           </w:p>
           <w:p>
             <w:pPr>
+              <w:keepNext/>
               <w:spacing w:after="40" w:before="0"/>
               <w:jc w:val="left"/>
             </w:pPr>
@@ -1685,6 +1739,7 @@
           </w:p>
           <w:p>
             <w:pPr>
+              <w:keepNext/>
               <w:spacing w:after="40" w:before="0"/>
               <w:jc w:val="left"/>
             </w:pPr>
@@ -1704,6 +1759,7 @@
           </w:p>
           <w:p>
             <w:pPr>
+              <w:keepNext/>
               <w:spacing w:after="40" w:before="0"/>
               <w:jc w:val="left"/>
             </w:pPr>
@@ -1723,6 +1779,7 @@
           </w:p>
           <w:p>
             <w:pPr>
+              <w:keepNext/>
               <w:spacing w:after="40" w:before="0"/>
               <w:jc w:val="left"/>
             </w:pPr>
@@ -1760,6 +1817,7 @@
           </w:tcPr>
           <w:p>
             <w:pPr>
+              <w:keepNext w:val="false"/>
               <w:spacing w:after="40" w:before="0"/>
               <w:jc w:val="left"/>
             </w:pPr>
@@ -1819,6 +1877,7 @@
           </w:tcPr>
           <w:p>
             <w:pPr>
+              <w:keepNext/>
               <w:spacing w:after="40" w:before="0"/>
               <w:jc w:val="center"/>
             </w:pPr>
@@ -1853,6 +1912,7 @@
           </w:tcPr>
           <w:p>
             <w:pPr>
+              <w:keepNext/>
               <w:spacing w:after="40" w:before="0"/>
               <w:jc w:val="left"/>
             </w:pPr>
@@ -1890,6 +1950,7 @@
           </w:tcPr>
           <w:p>
             <w:pPr>
+              <w:keepNext w:val="false"/>
               <w:spacing w:after="40" w:before="0"/>
               <w:jc w:val="left"/>
             </w:pPr>
@@ -1953,6 +2014,7 @@
           </w:tcPr>
           <w:p>
             <w:pPr>
+              <w:keepNext w:val="false"/>
               <w:spacing w:after="40" w:before="0"/>
               <w:jc w:val="center"/>
             </w:pPr>
@@ -1987,6 +2049,7 @@
           </w:tcPr>
           <w:p>
             <w:pPr>
+              <w:keepNext w:val="false"/>
               <w:spacing w:after="40" w:before="0"/>
               <w:jc w:val="left"/>
             </w:pPr>
@@ -2019,6 +2082,7 @@
           </w:tcPr>
           <w:p>
             <w:pPr>
+              <w:keepNext w:val="false"/>
               <w:spacing w:after="40" w:before="0"/>
               <w:jc w:val="left"/>
             </w:pPr>
@@ -2051,6 +2115,7 @@
           </w:tcPr>
           <w:p>
             <w:pPr>
+              <w:keepNext w:val="false"/>
               <w:spacing w:after="40" w:before="0"/>
               <w:jc w:val="left"/>
             </w:pPr>
@@ -2083,6 +2148,7 @@
           </w:tcPr>
           <w:p>
             <w:pPr>
+              <w:keepNext w:val="false"/>
               <w:spacing w:after="40" w:before="0"/>
               <w:jc w:val="left"/>
             </w:pPr>
@@ -2117,6 +2183,7 @@
           </w:tcPr>
           <w:p>
             <w:pPr>
+              <w:keepNext w:val="false"/>
               <w:spacing w:after="40" w:before="0"/>
               <w:jc w:val="left"/>
             </w:pPr>
@@ -2149,6 +2216,7 @@
           </w:tcPr>
           <w:p>
             <w:pPr>
+              <w:keepNext w:val="false"/>
               <w:spacing w:after="40" w:before="0"/>
               <w:jc w:val="left"/>
             </w:pPr>
@@ -2181,6 +2249,7 @@
           </w:tcPr>
           <w:p>
             <w:pPr>
+              <w:keepNext w:val="false"/>
               <w:spacing w:after="40" w:before="0"/>
               <w:jc w:val="left"/>
             </w:pPr>
@@ -2213,6 +2282,7 @@
           </w:tcPr>
           <w:p>
             <w:pPr>
+              <w:keepNext w:val="false"/>
               <w:spacing w:after="40" w:before="0"/>
               <w:jc w:val="left"/>
             </w:pPr>
@@ -2247,6 +2317,7 @@
           </w:tcPr>
           <w:p>
             <w:pPr>
+              <w:keepNext w:val="false"/>
               <w:spacing w:after="40" w:before="0"/>
               <w:jc w:val="left"/>
             </w:pPr>
@@ -2279,6 +2350,7 @@
           </w:tcPr>
           <w:p>
             <w:pPr>
+              <w:keepNext w:val="false"/>
               <w:spacing w:after="40" w:before="0"/>
               <w:jc w:val="left"/>
             </w:pPr>
@@ -2311,6 +2383,7 @@
           </w:tcPr>
           <w:p>
             <w:pPr>
+              <w:keepNext w:val="false"/>
               <w:spacing w:after="40" w:before="0"/>
               <w:jc w:val="left"/>
             </w:pPr>
@@ -2343,6 +2416,7 @@
           </w:tcPr>
           <w:p>
             <w:pPr>
+              <w:keepNext w:val="false"/>
               <w:spacing w:after="40" w:before="0"/>
               <w:jc w:val="left"/>
             </w:pPr>
@@ -2377,6 +2451,7 @@
           </w:tcPr>
           <w:p>
             <w:pPr>
+              <w:keepNext w:val="false"/>
               <w:spacing w:after="40" w:before="0"/>
               <w:jc w:val="left"/>
             </w:pPr>
@@ -2409,6 +2484,7 @@
           </w:tcPr>
           <w:p>
             <w:pPr>
+              <w:keepNext w:val="false"/>
               <w:spacing w:after="40" w:before="0"/>
               <w:jc w:val="left"/>
             </w:pPr>
@@ -2441,6 +2517,7 @@
           </w:tcPr>
           <w:p>
             <w:pPr>
+              <w:keepNext w:val="false"/>
               <w:spacing w:after="40" w:before="0"/>
               <w:jc w:val="left"/>
             </w:pPr>
@@ -2473,6 +2550,7 @@
           </w:tcPr>
           <w:p>
             <w:pPr>
+              <w:keepNext w:val="false"/>
               <w:spacing w:after="40" w:before="0"/>
               <w:jc w:val="left"/>
             </w:pPr>
@@ -2507,6 +2585,7 @@
           </w:tcPr>
           <w:p>
             <w:pPr>
+              <w:keepNext w:val="false"/>
               <w:spacing w:after="40" w:before="0"/>
               <w:jc w:val="left"/>
             </w:pPr>
@@ -2539,6 +2618,7 @@
           </w:tcPr>
           <w:p>
             <w:pPr>
+              <w:keepNext w:val="false"/>
               <w:spacing w:after="40" w:before="0"/>
               <w:jc w:val="left"/>
             </w:pPr>
@@ -2571,6 +2651,7 @@
           </w:tcPr>
           <w:p>
             <w:pPr>
+              <w:keepNext w:val="false"/>
               <w:spacing w:after="40" w:before="0"/>
               <w:jc w:val="left"/>
             </w:pPr>
@@ -2603,6 +2684,7 @@
           </w:tcPr>
           <w:p>
             <w:pPr>
+              <w:keepNext w:val="false"/>
               <w:spacing w:after="40" w:before="0"/>
               <w:jc w:val="left"/>
             </w:pPr>
@@ -2637,6 +2719,7 @@
           </w:tcPr>
           <w:p>
             <w:pPr>
+              <w:keepNext w:val="false"/>
               <w:spacing w:after="40" w:before="0"/>
               <w:jc w:val="left"/>
             </w:pPr>
@@ -2669,6 +2752,7 @@
           </w:tcPr>
           <w:p>
             <w:pPr>
+              <w:keepNext w:val="false"/>
               <w:spacing w:after="40" w:before="0"/>
               <w:jc w:val="left"/>
             </w:pPr>
@@ -2701,6 +2785,7 @@
           </w:tcPr>
           <w:p>
             <w:pPr>
+              <w:keepNext w:val="false"/>
               <w:spacing w:after="40" w:before="0"/>
               <w:jc w:val="left"/>
             </w:pPr>
@@ -2733,6 +2818,7 @@
           </w:tcPr>
           <w:p>
             <w:pPr>
+              <w:keepNext w:val="false"/>
               <w:spacing w:after="40" w:before="0"/>
               <w:jc w:val="left"/>
             </w:pPr>
@@ -2871,7 +2957,7 @@
         </w:rPr>
         <w:t xml:space="preserve">© 2026 SeaVuria and ARES. This work is licensed under a </w:t>
       </w:r>
-      <w:hyperlink w:history="1" r:id="rIdmvwwumywtavxinoapoonq">
+      <w:hyperlink w:history="1" r:id="rIdbrw5otnn-2wjkejpc2nrv">
         <w:r>
           <w:rPr>
             <w:rFonts w:ascii="Arial" w:cs="Arial" w:eastAsia="Arial" w:hAnsi="Arial"/>
@@ -2891,7 +2977,7 @@
         </w:rPr>
         <w:t xml:space="preserve"> (</w:t>
       </w:r>
-      <w:hyperlink w:history="1" r:id="rId2ll4p-i3ueof8kesziiuf">
+      <w:hyperlink w:history="1" r:id="rId2plnpllsdewpvnukapytb">
         <w:r>
           <w:rPr>
             <w:rFonts w:ascii="Arial" w:cs="Arial" w:eastAsia="Arial" w:hAnsi="Arial"/>
@@ -2911,7 +2997,7 @@
         </w:rPr>
         <w:t xml:space="preserve">). To view a copy of this license, visit </w:t>
       </w:r>
-      <w:hyperlink w:history="1" r:id="rId0uakc0harcydr5v9rb5_z">
+      <w:hyperlink w:history="1" r:id="rIdtil2cceesxzwvuin6a-dg">
         <w:r>
           <w:rPr>
             <w:rFonts w:ascii="Arial" w:cs="Arial" w:eastAsia="Arial" w:hAnsi="Arial"/>

--- a/data/outputs/v2/Physics/SS1.4_Energy,_Work,_Power_and_Machines/Physics_Energy,_Work,_Power_and_Machines_FinalExplanation.docx
+++ b/data/outputs/v2/Physics/SS1.4_Energy,_Work,_Power_and_Machines/Physics_Energy,_Work,_Power_and_Machines_FinalExplanation.docx
@@ -2957,7 +2957,7 @@
         </w:rPr>
         <w:t xml:space="preserve">© 2026 SeaVuria and ARES. This work is licensed under a </w:t>
       </w:r>
-      <w:hyperlink w:history="1" r:id="rIdbrw5otnn-2wjkejpc2nrv">
+      <w:hyperlink w:history="1" r:id="rId4soirylgwh1wvbhom19hj">
         <w:r>
           <w:rPr>
             <w:rFonts w:ascii="Arial" w:cs="Arial" w:eastAsia="Arial" w:hAnsi="Arial"/>
@@ -2977,7 +2977,7 @@
         </w:rPr>
         <w:t xml:space="preserve"> (</w:t>
       </w:r>
-      <w:hyperlink w:history="1" r:id="rId2plnpllsdewpvnukapytb">
+      <w:hyperlink w:history="1" r:id="rIdl5n2gzx_o7_vq2zzrgllc">
         <w:r>
           <w:rPr>
             <w:rFonts w:ascii="Arial" w:cs="Arial" w:eastAsia="Arial" w:hAnsi="Arial"/>
@@ -2997,7 +2997,7 @@
         </w:rPr>
         <w:t xml:space="preserve">). To view a copy of this license, visit </w:t>
       </w:r>
-      <w:hyperlink w:history="1" r:id="rIdtil2cceesxzwvuin6a-dg">
+      <w:hyperlink w:history="1" r:id="rIdrxa8xnfgepnmberikwem8">
         <w:r>
           <w:rPr>
             <w:rFonts w:ascii="Arial" w:cs="Arial" w:eastAsia="Arial" w:hAnsi="Arial"/>
